--- a/out/04_Legal/SNX-LEG-SOP-02 Contract Review & Legal Approval (Rev00 DRAFT).docx
+++ b/out/04_Legal/SNX-LEG-SOP-02 Contract Review & Legal Approval (Rev00 DRAFT).docx
@@ -2565,7 +2565,7 @@
           <w:sz w:val="24"/>
           <w:szCs w:val="24"/>
         </w:rPr>
-        <w:t xml:space="preserve">Di luar scope SOP ini: keputusan bisnis, komersial, keuangan, dan keamanan informasi, yang tetap milik pihak berwenang di bidangnya; isi pekerjaan dokumen korporasi dan perizinan serta penanganan somasi, klaim, dan sengketa (SNX-LEG-SOP-01); retensi arsip legal (SNX-LEG-SOP-03). Target respons dokumen korporasi dan perizinan tetap dimuat di bagian 8 karena tabel target waktu sumber memuatnya.</w:t>
+        <w:t xml:space="preserve">Di luar scope SOP ini: keputusan bisnis, komersial, keuangan, dan keamanan informasi, yang tetap milik pihak berwenang di bidangnya; isi pekerjaan dokumen korporasi dan perizinan serta penanganan somasi, klaim, dan sengketa (SNX-LEG-SOP-01); retensi arsip legal (SNX-LEG-SOP-03). Target respons dokumen korporasi dan perizinan tetap dimuat di bagian 8.</w:t>
       </w:r>
     </w:p>
     <w:p>
@@ -4121,7 +4121,7 @@
           <w:sz w:val="24"/>
           <w:szCs w:val="24"/>
         </w:rPr>
-        <w:t xml:space="preserve">4.19 Dokumen sumber memakai kalimat pasif untuk beberapa langkah. Pelaku yang SOP ini tetapkan untuk langkah itu berstatus (USULAN): butir 4.6 dan 4.11, 6.4 langkah 9, 6.7 langkah 3 dan 8, serta 6.10 langkah 3 dan 6. Line Manager Legal sebagai pemilik rekaman di bagian 11 juga berstatus (USULAN).</w:t>
+        <w:t xml:space="preserve">4.19 Pelaku pada butir 4.6 dan 4.11, 6.4 langkah 9, 6.7 langkah 3 dan 8, serta 6.10 langkah 3 dan 6 berstatus (USULAN). Line Manager Legal sebagai pemilik rekaman di bagian 11, sama dengan SNX-LEG-SOP-03, juga berstatus (USULAN).</w:t>
       </w:r>
     </w:p>
     <w:p>
@@ -4497,7 +4497,7 @@
                 <w:sz w:val="24"/>
                 <w:szCs w:val="24"/>
               </w:rPr>
-              <w:t>Mencatat permintaan di register permintaan Legal, memeriksa kelengkapan dan pihak lawan, menyusun atau me-review kontrak, menyiapkan redline dan ringkasan risiko, mengelola versi, memeriksa dokumen sebelum penandatanganan, mengarsipkan kontrak, memperbarui register kontrak, dan memantau kontrak berjalan (butir 6.1 sampai 6.10). Dipetakan ke jabatan Legal &amp; Compliance (JA-09) di SNX-HR-ORG-01, menunggu konfirmasi (K-13) (USULAN).</w:t>
+              <w:t>Mencatat permintaan di register permintaan Legal, memeriksa kelengkapan dan pihak lawan, menyusun atau me-review kontrak, menyiapkan redline dan ringkasan risiko, mengelola versi, memeriksa dokumen sebelum penandatanganan, mengarsipkan kontrak, memperbarui register kontrak, dan memantau kontrak berjalan (butir 6.1 sampai 6.10). Peran ini dipetakan ke jabatan Legal &amp; Compliance (JA-09) di SNX-HR-ORG-01, menunggu konfirmasi (K-13) (USULAN).</w:t>
             </w:r>
           </w:p>
         </w:tc>
@@ -4591,7 +4591,7 @@
                 <w:sz w:val="24"/>
                 <w:szCs w:val="24"/>
               </w:rPr>
-              <w:t>Pemilik SOP. Menetapkan penugasan, prioritas, dan target penyelesaian; menentukan tindak lanjut temuan material; me-review hasil kerja Staff Legal; mengevaluasi risiko dan eskalasi; memberi Persetujuan Legal; meminta konfirmasi kewenangan dari Pejabat Berwenang; memantau penerapan SOP ini (butir 6.1 sampai 6.7, dan bagian 10). Dipetakan ke jabatan Legal &amp; Compliance (JA-08) di SNX-HR-ORG-01, menunggu konfirmasi (K-13) (USULAN).</w:t>
+              <w:t>Pemilik SOP. Menetapkan penugasan, prioritas, dan target penyelesaian; menentukan tindak lanjut temuan material; me-review hasil kerja Staff Legal; mengevaluasi risiko dan eskalasi; memberi Persetujuan Legal; meminta konfirmasi kewenangan dari Pejabat Berwenang; memantau penerapan SOP ini (butir 6.1 sampai 6.7, dan bagian 10). Peran ini dipetakan ke jabatan Legal &amp; Compliance (JA-08) di SNX-HR-ORG-01, menunggu konfirmasi (K-13) (USULAN).</w:t>
             </w:r>
           </w:p>
         </w:tc>
@@ -14471,7 +14471,7 @@
                 <w:sz w:val="24"/>
                 <w:szCs w:val="24"/>
               </w:rPr>
-              <w:t>Legal Operational. Sumber dokumennya, SOP Divisi Legal, memuat korporasi, perizinan, somasi, klaim, dan sengketa yang di luar scope SOP ini.</w:t>
+              <w:t>Legal Operational. Memuat korporasi, perizinan, somasi, klaim, dan sengketa, yang di luar scope SOP ini.</w:t>
             </w:r>
           </w:p>
         </w:tc>
@@ -14569,7 +14569,7 @@
                 <w:sz w:val="24"/>
                 <w:szCs w:val="24"/>
               </w:rPr>
-              <w:t>Struktur Organisasi SINUX; sumber nama peran. Line Manager Legal dan Staff Legal dipetakan ke JA-08 dan JA-09, menunggu konfirmasi (K-13).</w:t>
+              <w:t>Struktur Organisasi SINUX; sumber nama peran. Peran Line Manager Legal dan Staff Legal dipetakan ke jabatan Legal &amp; Compliance (JA-08 dan JA-09) (USULAN, butir K-13).</w:t>
             </w:r>
           </w:p>
         </w:tc>
@@ -14618,7 +14618,7 @@
                 <w:sz w:val="24"/>
                 <w:szCs w:val="24"/>
               </w:rPr>
-              <w:t>Job Analysis dan Uraian Jabatan; memuat uraian jabatan Legal &amp; Compliance (JA-08 dan JA-09). Sumber SOP ini menyebutnya Jobdesc Line Manager Legal dan Jobdesc Legal Staff.</w:t>
+              <w:t>Job Analysis dan Uraian Jabatan; memuat uraian jabatan Legal &amp; Compliance (JA-08 dan JA-09), tempat peran Line Manager Legal dan Staff Legal dipetakan.</w:t>
             </w:r>
           </w:p>
         </w:tc>
@@ -14716,7 +14716,7 @@
                 <w:sz w:val="24"/>
                 <w:szCs w:val="24"/>
               </w:rPr>
-              <w:t>Customer Contract Review Checklist; checklist review untuk kontrak pelanggan (USULAN). Sumber SOP ini menyebutnya Contract Review Checklist.</w:t>
+              <w:t>Customer Contract Review Checklist; dipakai sebagai checklist review untuk kontrak pelanggan (USULAN).</w:t>
             </w:r>
           </w:p>
         </w:tc>
@@ -15639,7 +15639,7 @@
           <w:sz w:val="24"/>
           <w:szCs w:val="24"/>
         </w:rPr>
-        <w:t xml:space="preserve">Status daftar klausul: Klausul di bawah berstatus (USULAN, dikonfirmasi konsultan).</w:t>
+        <w:t xml:space="preserve">Status daftar klausul: Klausul di bawah berstatus (USULAN, perlu konfirmasi konsultan).</w:t>
       </w:r>
     </w:p>
     <w:p>

--- a/out/04_Legal/SNX-LEG-SOP-02 Contract Review & Legal Approval (Rev00 DRAFT).docx
+++ b/out/04_Legal/SNX-LEG-SOP-02 Contract Review & Legal Approval (Rev00 DRAFT).docx
@@ -1801,7 +1801,7 @@
           </w:tcPr>
           <w:p>
             <w:r>
-              <w:t>Staff Legal</w:t>
+              <w:t>Alif Altamziz / Staff Legal</w:t>
             </w:r>
           </w:p>
         </w:tc>
@@ -1903,7 +1903,7 @@
           </w:tcPr>
           <w:p>
             <w:r>
-              <w:t>Line Manager Legal</w:t>
+              <w:t>Ester Febe Utomo / Line Manager Legal</w:t>
             </w:r>
           </w:p>
         </w:tc>
@@ -2406,7 +2406,7 @@
           <w:sz w:val="24"/>
           <w:szCs w:val="24"/>
         </w:rPr>
-        <w:t xml:space="preserve">SOP ini menetapkan cara Divisi Legal PT Strategi Integrasi Nusantara (SINUX) me-review, merevisi, dan menyetujui kontrak sebelum kontrak itu ditandatangani.</w:t>
+        <w:t xml:space="preserve">SOP ini menetapkan cara Departemen Legal PT Strategi Integrasi Nusantara (SINUX) me-review, merevisi, dan menyetujui kontrak sebelum kontrak itu ditandatangani.</w:t>
       </w:r>
     </w:p>
     <w:p>
@@ -3435,7 +3435,7 @@
                 <w:sz w:val="24"/>
                 <w:szCs w:val="24"/>
               </w:rPr>
-              <w:t>Daftar permintaan penyusunan atau review kontrak yang diterima Divisi Legal, masing-masing dengan nomor referensi.</w:t>
+              <w:t>Daftar permintaan penyusunan atau review kontrak yang diterima Departemen Legal, masing-masing dengan nomor referensi.</w:t>
             </w:r>
           </w:p>
         </w:tc>
@@ -3484,7 +3484,7 @@
                 <w:sz w:val="24"/>
                 <w:szCs w:val="24"/>
               </w:rPr>
-              <w:t>Peninjauan kontrak oleh Divisi Legal untuk menilai kelengkapan, ketepatan redaksi, kesesuaian hukum, pembagian hak dan kewajiban, serta risiko yang mungkin timbul.</w:t>
+              <w:t>Peninjauan kontrak oleh Departemen Legal untuk menilai kelengkapan, ketepatan redaksi, kesesuaian hukum, pembagian hak dan kewajiban, serta risiko yang mungkin timbul.</w:t>
             </w:r>
           </w:p>
         </w:tc>
@@ -4497,7 +4497,7 @@
                 <w:sz w:val="24"/>
                 <w:szCs w:val="24"/>
               </w:rPr>
-              <w:t>Mencatat permintaan di register permintaan Legal, memeriksa kelengkapan dan pihak lawan, menyusun atau me-review kontrak, menyiapkan redline dan ringkasan risiko, mengelola versi, memeriksa dokumen sebelum penandatanganan, mengarsipkan kontrak, memperbarui register kontrak, dan memantau kontrak berjalan (butir 6.1 sampai 6.10). Peran ini dipetakan ke jabatan Legal &amp; Compliance (JA-09) di SNX-HR-ORG-01, menunggu konfirmasi (K-13) (USULAN).</w:t>
+              <w:t>Mencatat permintaan di register permintaan Legal, memeriksa kelengkapan dan pihak lawan, menyusun atau me-review kontrak, menyiapkan redline dan ringkasan risiko, mengelola versi, memeriksa dokumen sebelum penandatanganan, mengarsipkan kontrak, memperbarui register kontrak, dan memantau kontrak berjalan (butir 6.1 sampai 6.10). Peran ini dipetakan ke jabatan Legal &amp; Compliance (JA-09) di SNX-HR-ORG-01.</w:t>
             </w:r>
           </w:p>
         </w:tc>
@@ -4591,7 +4591,7 @@
                 <w:sz w:val="24"/>
                 <w:szCs w:val="24"/>
               </w:rPr>
-              <w:t>Pemilik SOP. Menetapkan penugasan, prioritas, dan target penyelesaian; menentukan tindak lanjut temuan material; me-review hasil kerja Staff Legal; mengevaluasi risiko dan eskalasi; memberi Persetujuan Legal; meminta konfirmasi kewenangan dari Pejabat Berwenang; memantau penerapan SOP ini (butir 6.1 sampai 6.7, dan bagian 10). Peran ini dipetakan ke jabatan Legal &amp; Compliance (JA-08) di SNX-HR-ORG-01, menunggu konfirmasi (K-13) (USULAN).</w:t>
+              <w:t>Pemilik SOP. Menetapkan penugasan, prioritas, dan target penyelesaian; menentukan tindak lanjut temuan material; me-review hasil kerja Staff Legal; mengevaluasi risiko dan eskalasi; memberi Persetujuan Legal; meminta konfirmasi kewenangan dari Pejabat Berwenang; memantau penerapan SOP ini (butir 6.1 sampai 6.7, dan bagian 10). Peran ini dipetakan ke jabatan Legal &amp; Compliance (JA-08) di SNX-HR-ORG-01.</w:t>
             </w:r>
           </w:p>
         </w:tc>
@@ -12660,7 +12660,7 @@
           <w:sz w:val="24"/>
           <w:szCs w:val="24"/>
         </w:rPr>
-        <w:t xml:space="preserve">Gambar 1. Alur review dan persetujuan kontrak oleh Divisi Legal, dari permintaan sampai pemantauan kontrak berjalan.</w:t>
+        <w:t xml:space="preserve">Gambar 1. Alur review dan persetujuan kontrak oleh Departemen Legal, dari permintaan sampai pemantauan kontrak berjalan.</w:t>
       </w:r>
     </w:p>
     <w:p>
@@ -14569,7 +14569,7 @@
                 <w:sz w:val="24"/>
                 <w:szCs w:val="24"/>
               </w:rPr>
-              <w:t>Struktur Organisasi SINUX; sumber nama peran. Peran Line Manager Legal dan Staff Legal dipetakan ke jabatan Legal &amp; Compliance (JA-08 dan JA-09) (USULAN, butir K-13).</w:t>
+              <w:t>Struktur Organisasi SINUX; sumber nama peran. Peran Line Manager Legal dan Staff Legal dipetakan ke jabatan Legal &amp; Compliance (JA-08 dan JA-09).</w:t>
             </w:r>
           </w:p>
         </w:tc>
@@ -14863,7 +14863,7 @@
                 <w:sz w:val="24"/>
                 <w:szCs w:val="24"/>
               </w:rPr>
-              <w:t>Template kontrak SINUX (NDA, PKS, addendum); belum disusun menurut SOP Divisi Legal.</w:t>
+              <w:t>Template kontrak SINUX (NDA, PKS, addendum); belum disusun menurut SOP Departemen Legal.</w:t>
             </w:r>
           </w:p>
         </w:tc>
@@ -14912,7 +14912,7 @@
                 <w:sz w:val="24"/>
                 <w:szCs w:val="24"/>
               </w:rPr>
-              <w:t>Format register permintaan Legal dan register kontrak; belum disusun menurut SOP Divisi Legal.</w:t>
+              <w:t>Format register permintaan Legal dan register kontrak; belum disusun menurut SOP Departemen Legal.</w:t>
             </w:r>
           </w:p>
         </w:tc>

--- a/out/04_Legal/SNX-LEG-SOP-02 Contract Review & Legal Approval (Rev00 DRAFT).docx
+++ b/out/04_Legal/SNX-LEG-SOP-02 Contract Review & Legal Approval (Rev00 DRAFT).docx
@@ -14863,7 +14863,7 @@
                 <w:sz w:val="24"/>
                 <w:szCs w:val="24"/>
               </w:rPr>
-              <w:t>Template kontrak SINUX (NDA, PKS, addendum); belum disusun menurut SOP Departemen Legal.</w:t>
+              <w:t>Template kontrak SINUX (NDA, PKS, addendum); belum disusun, sesuai SNX-LEG-SOP-01 bagian 2 (Scope).</w:t>
             </w:r>
           </w:p>
         </w:tc>
@@ -14912,7 +14912,7 @@
                 <w:sz w:val="24"/>
                 <w:szCs w:val="24"/>
               </w:rPr>
-              <w:t>Format register permintaan Legal dan register kontrak; belum disusun menurut SOP Departemen Legal.</w:t>
+              <w:t>Format register kontrak; belum disusun, sesuai SNX-LEG-SOP-01 bagian 2 (Scope). Format register permintaan Legal; belum disusun.</w:t>
             </w:r>
           </w:p>
         </w:tc>

--- a/out/04_Legal/SNX-LEG-SOP-02 Contract Review & Legal Approval (Rev00 DRAFT).docx
+++ b/out/04_Legal/SNX-LEG-SOP-02 Contract Review & Legal Approval (Rev00 DRAFT).docx
@@ -217,6 +217,7 @@
     <w:p>
       <w:pPr>
         <w:pStyle w:val="Heading1"/>
+        <w:keepNext/>
         <w:widowControl w:val="0"/>
         <w:spacing w:line="240" w:lineRule="auto"/>
         <w:ind w:right="407" w:firstLine="0"/>
@@ -511,6 +512,10 @@
         <w:gridCol w:w="5850"/>
       </w:tblGrid>
       <w:tr>
+        <w:trPr>
+          <w:cantSplit/>
+          <w:tblHeader/>
+        </w:trPr>
         <w:tc>
           <w:tcPr>
             <w:tcW w:w="3150" w:type="dxa"/>
@@ -523,6 +528,7 @@
           </w:tcPr>
           <w:p>
             <w:pPr>
+              <w:keepNext/>
               <w:widowControl w:val="0"/>
               <w:pBdr>
                 <w:top w:val="nil"/>
@@ -563,6 +569,7 @@
           </w:tcPr>
           <w:p>
             <w:pPr>
+              <w:keepNext/>
               <w:widowControl w:val="0"/>
               <w:pBdr>
                 <w:top w:val="nil"/>
@@ -593,6 +600,9 @@
         </w:tc>
       </w:tr>
       <w:tr>
+        <w:trPr>
+          <w:cantSplit/>
+        </w:trPr>
         <w:tc>
           <w:tcPr>
             <w:tcW w:w="3150" w:type="dxa"/>
@@ -646,6 +656,9 @@
         </w:tc>
       </w:tr>
       <w:tr>
+        <w:trPr>
+          <w:cantSplit/>
+        </w:trPr>
         <w:tc>
           <w:tcPr>
             <w:tcW w:w="3150" w:type="dxa"/>
@@ -699,6 +712,9 @@
         </w:tc>
       </w:tr>
       <w:tr>
+        <w:trPr>
+          <w:cantSplit/>
+        </w:trPr>
         <w:tc>
           <w:tcPr>
             <w:tcW w:w="3150" w:type="dxa"/>
@@ -750,6 +766,9 @@
         </w:tc>
       </w:tr>
       <w:tr>
+        <w:trPr>
+          <w:cantSplit/>
+        </w:trPr>
         <w:tc>
           <w:tcPr>
             <w:tcW w:w="3150" w:type="dxa"/>
@@ -810,6 +829,9 @@
         </w:tc>
       </w:tr>
       <w:tr>
+        <w:trPr>
+          <w:cantSplit/>
+        </w:trPr>
         <w:tc>
           <w:tcPr>
             <w:tcW w:w="3150" w:type="dxa"/>
@@ -861,6 +883,9 @@
         </w:tc>
       </w:tr>
       <w:tr>
+        <w:trPr>
+          <w:cantSplit/>
+        </w:trPr>
         <w:tc>
           <w:tcPr>
             <w:tcW w:w="3150" w:type="dxa"/>
@@ -914,6 +939,9 @@
         </w:tc>
       </w:tr>
       <w:tr>
+        <w:trPr>
+          <w:cantSplit/>
+        </w:trPr>
         <w:tc>
           <w:tcPr>
             <w:tcW w:w="3150" w:type="dxa"/>
@@ -967,6 +995,9 @@
         </w:tc>
       </w:tr>
       <w:tr>
+        <w:trPr>
+          <w:cantSplit/>
+        </w:trPr>
         <w:tc>
           <w:tcPr>
             <w:tcW w:w="3150" w:type="dxa"/>
@@ -1020,6 +1051,9 @@
         </w:tc>
       </w:tr>
       <w:tr>
+        <w:trPr>
+          <w:cantSplit/>
+        </w:trPr>
         <w:tc>
           <w:tcPr>
             <w:tcW w:w="3150" w:type="dxa"/>
@@ -1073,6 +1107,9 @@
         </w:tc>
       </w:tr>
       <w:tr>
+        <w:trPr>
+          <w:cantSplit/>
+        </w:trPr>
         <w:tc>
           <w:tcPr>
             <w:tcW w:w="3150" w:type="dxa"/>
@@ -1126,6 +1163,9 @@
         </w:tc>
       </w:tr>
       <w:tr>
+        <w:trPr>
+          <w:cantSplit/>
+        </w:trPr>
         <w:tc>
           <w:tcPr>
             <w:tcW w:w="3150" w:type="dxa"/>
@@ -1207,6 +1247,7 @@
     <w:p>
       <w:pPr>
         <w:pStyle w:val="Heading1"/>
+        <w:keepNext/>
         <w:widowControl w:val="0"/>
         <w:spacing w:before="816" w:line="240" w:lineRule="auto"/>
         <w:ind w:right="407"/>
@@ -1243,6 +1284,10 @@
         <w:gridCol w:w="3010"/>
       </w:tblGrid>
       <w:tr>
+        <w:trPr>
+          <w:cantSplit/>
+          <w:tblHeader/>
+        </w:trPr>
         <w:tc>
           <w:tcPr>
             <w:tcW w:w="3009" w:type="dxa"/>
@@ -1255,6 +1300,7 @@
           </w:tcPr>
           <w:p>
             <w:pPr>
+              <w:keepNext/>
               <w:widowControl w:val="0"/>
               <w:spacing w:line="240" w:lineRule="auto"/>
               <w:jc w:val="center"/>
@@ -1288,6 +1334,7 @@
           </w:tcPr>
           <w:p>
             <w:pPr>
+              <w:keepNext/>
               <w:widowControl w:val="0"/>
               <w:spacing w:line="240" w:lineRule="auto"/>
               <w:jc w:val="center"/>
@@ -1321,6 +1368,7 @@
           </w:tcPr>
           <w:p>
             <w:pPr>
+              <w:keepNext/>
               <w:widowControl w:val="0"/>
               <w:spacing w:line="240" w:lineRule="auto"/>
               <w:jc w:val="center"/>
@@ -1344,6 +1392,9 @@
         </w:tc>
       </w:tr>
       <w:tr>
+        <w:trPr>
+          <w:cantSplit/>
+        </w:trPr>
         <w:tc>
           <w:tcPr>
             <w:tcW w:w="3009" w:type="dxa"/>
@@ -1392,6 +1443,9 @@
         </w:tc>
       </w:tr>
       <w:tr>
+        <w:trPr>
+          <w:cantSplit/>
+        </w:trPr>
         <w:tc>
           <w:tcPr>
             <w:tcW w:w="3009" w:type="dxa"/>
@@ -1463,6 +1517,9 @@
         </w:tc>
       </w:tr>
       <w:tr>
+        <w:trPr>
+          <w:cantSplit/>
+        </w:trPr>
         <w:tc>
           <w:tcPr>
             <w:tcW w:w="3009" w:type="dxa"/>
@@ -1537,6 +1594,7 @@
     <w:p>
       <w:pPr>
         <w:pStyle w:val="Heading1"/>
+        <w:keepNext/>
         <w:widowControl w:val="0"/>
         <w:spacing w:before="816" w:line="240" w:lineRule="auto"/>
         <w:ind w:right="407"/>
@@ -1578,6 +1636,10 @@
         <w:gridCol w:w="2235"/>
       </w:tblGrid>
       <w:tr>
+        <w:trPr>
+          <w:cantSplit/>
+          <w:tblHeader/>
+        </w:trPr>
         <w:tc>
           <w:tcPr>
             <w:tcW w:w="810" w:type="dxa"/>
@@ -1590,6 +1652,7 @@
           </w:tcPr>
           <w:p>
             <w:pPr>
+              <w:keepNext/>
               <w:widowControl w:val="0"/>
               <w:pBdr>
                 <w:top w:val="nil"/>
@@ -1630,6 +1693,7 @@
           </w:tcPr>
           <w:p>
             <w:pPr>
+              <w:keepNext/>
               <w:widowControl w:val="0"/>
               <w:spacing w:line="240" w:lineRule="auto"/>
               <w:jc w:val="center"/>
@@ -1663,6 +1727,7 @@
           </w:tcPr>
           <w:p>
             <w:pPr>
+              <w:keepNext/>
               <w:widowControl w:val="0"/>
               <w:pBdr>
                 <w:top w:val="nil"/>
@@ -1703,6 +1768,7 @@
           </w:tcPr>
           <w:p>
             <w:pPr>
+              <w:keepNext/>
               <w:widowControl w:val="0"/>
               <w:pBdr>
                 <w:top w:val="nil"/>
@@ -1733,6 +1799,9 @@
         </w:tc>
       </w:tr>
       <w:tr>
+        <w:trPr>
+          <w:cantSplit/>
+        </w:trPr>
         <w:tc>
           <w:tcPr>
             <w:tcW w:w="810" w:type="dxa"/>
@@ -1835,6 +1904,9 @@
         </w:tc>
       </w:tr>
       <w:tr>
+        <w:trPr>
+          <w:cantSplit/>
+        </w:trPr>
         <w:tc>
           <w:tcPr>
             <w:tcW w:w="810" w:type="dxa"/>
@@ -1937,6 +2009,9 @@
         </w:tc>
       </w:tr>
       <w:tr>
+        <w:trPr>
+          <w:cantSplit/>
+        </w:trPr>
         <w:tc>
           <w:tcPr>
             <w:tcW w:w="810" w:type="dxa"/>
@@ -2430,7 +2505,7 @@
           <w:sz w:val="24"/>
           <w:szCs w:val="24"/>
         </w:rPr>
-        <w:t xml:space="preserve">Hasil yang dijaga: tidak ada kontrak yang ditandatangani sebelum di-review Legal dan disetujui menurut kewenangan, serta risiko hukum dan komersial beserta keputusan atasnya dapat ditelusuri dari pencatatan dan arsip.</w:t>
+        <w:t xml:space="preserve">Hasil yang dijaga: tidak ada kontrak yang ditandatangani sebelum di-review Legal dan disetujui sesuai kewenangan. Risiko hukum dan komersial beserta keputusan atasnya dapat ditelusuri dari catatan dan arsip.</w:t>
       </w:r>
     </w:p>
     <w:p>
@@ -2493,7 +2568,7 @@
           <w:sz w:val="24"/>
           <w:szCs w:val="24"/>
         </w:rPr>
-        <w:t xml:space="preserve">Proses yang tercakup: penerimaan dan pencatatan permintaan; pemeriksaan kelengkapan; pemeriksaan awal pihak lawan; penyusunan dan review kontrak; identifikasi dan klasifikasi risiko; review dan Persetujuan Legal; negosiasi dan pengendalian perubahan dokumen; persetujuan bisnis dan persetujuan menurut DoA; pemeriksaan akhir dan penandatanganan; pencatatan dan pengarsipan kontrak yang sudah ditandatangani; pemantauan kontrak berjalan.</w:t>
+        <w:t xml:space="preserve">Proses yang tercakup: penerimaan dan pencatatan permintaan; pemeriksaan kelengkapan; pemeriksaan awal pihak lawan; penyusunan dan review (tinjauan) kontrak; identifikasi dan klasifikasi risiko; review dan Persetujuan Legal; negosiasi dan pengendalian perubahan dokumen; persetujuan bisnis dan persetujuan menurut DoA; pemeriksaan akhir dan penandatanganan; pencatatan dan pengarsipan kontrak yang sudah ditandatangani; pemantauan kontrak berjalan.</w:t>
       </w:r>
     </w:p>
     <w:p>
@@ -2541,7 +2616,7 @@
           <w:sz w:val="24"/>
           <w:szCs w:val="24"/>
         </w:rPr>
-        <w:t xml:space="preserve">Sistem yang dipakai: GLPI (SINUX Service Hub) untuk tiket permintaan (USULAN), register permintaan Legal, register kontrak, dan repositori resmi SINUX. Lokasi register dan repositori belum ditetapkan.</w:t>
+        <w:t xml:space="preserve">Sistem yang dipakai: GLPI (SINUX Service Hub) untuk ticket permintaan (USULAN), register permintaan Legal, register kontrak, dan repositori resmi SINUX. Lokasi register dan repositori belum ditetapkan.</w:t>
       </w:r>
     </w:p>
     <w:p>
@@ -2565,12 +2640,13 @@
           <w:sz w:val="24"/>
           <w:szCs w:val="24"/>
         </w:rPr>
-        <w:t xml:space="preserve">Di luar scope SOP ini: keputusan bisnis, komersial, keuangan, dan keamanan informasi, yang tetap milik pihak berwenang di bidangnya; isi pekerjaan dokumen korporasi dan perizinan serta penanganan somasi, klaim, dan sengketa (SNX-LEG-SOP-01); retensi arsip legal (SNX-LEG-SOP-03). Target respons dokumen korporasi dan perizinan tetap dimuat di bagian 8.</w:t>
+        <w:t xml:space="preserve">Di luar scope SOP ini: keputusan bisnis, komersial, keuangan, dan keamanan informasi, yang tetap milik pihak berwenang di bidangnya; isi pekerjaan dokumen korporasi dan perizinan serta penanganan somasi, klaim, dan sengketa (SNX-LEG-SOP-01); retensi arsip legal (SNX-LEG-SOP-03). Target respons dokumen korporasi dan perizinan tetap ditetapkan SOP ini (bagian 8).</w:t>
       </w:r>
     </w:p>
     <w:p>
       <w:pPr>
         <w:pStyle w:val="Heading1"/>
+        <w:keepNext/>
         <w:numPr>
           <w:ilvl w:val="0"/>
           <w:numId w:val="7"/>
@@ -2605,6 +2681,8 @@
       </w:tblGrid>
       <w:tr>
         <w:trPr>
+          <w:cantSplit/>
+          <w:tblHeader/>
           <w:jc w:val="center"/>
         </w:trPr>
         <w:tc>
@@ -2614,6 +2692,7 @@
           </w:tcPr>
           <w:p>
             <w:pPr>
+              <w:keepNext/>
               <w:jc w:val="center"/>
               <w:rPr>
                 <w:sz w:val="24"/>
@@ -2638,6 +2717,7 @@
           </w:tcPr>
           <w:p>
             <w:pPr>
+              <w:keepNext/>
               <w:jc w:val="center"/>
               <w:rPr>
                 <w:sz w:val="24"/>
@@ -2658,6 +2738,7 @@
       </w:tr>
       <w:tr>
         <w:trPr>
+          <w:cantSplit/>
           <w:jc w:val="center"/>
         </w:trPr>
         <w:tc>
@@ -2707,6 +2788,7 @@
       </w:tr>
       <w:tr>
         <w:trPr>
+          <w:cantSplit/>
           <w:jc w:val="center"/>
         </w:trPr>
         <w:tc>
@@ -2756,6 +2838,7 @@
       </w:tr>
       <w:tr>
         <w:trPr>
+          <w:cantSplit/>
           <w:jc w:val="center"/>
         </w:trPr>
         <w:tc>
@@ -2798,13 +2881,14 @@
                 <w:sz w:val="24"/>
                 <w:szCs w:val="24"/>
               </w:rPr>
-              <w:t>Delegasi wewenang: pembagian wewenang menyetujui transaksi dan menandatangani kontrak menurut jenis dan nilai transaksi. Dokumen yang memuatnya disebut matriks DoA.</w:t>
+              <w:t>Delegation of Authority (delegasi wewenang): pembagian wewenang menyetujui transaksi dan menandatangani kontrak berdasarkan jenis dan nilai transaksi. Dokumen yang memuatnya disebut matriks DoA.</w:t>
             </w:r>
           </w:p>
         </w:tc>
       </w:tr>
       <w:tr>
         <w:trPr>
+          <w:cantSplit/>
           <w:jc w:val="center"/>
         </w:trPr>
         <w:tc>
@@ -2847,13 +2931,14 @@
                 <w:sz w:val="24"/>
                 <w:szCs w:val="24"/>
               </w:rPr>
-              <w:t>Sistem tiket SINUX untuk fungsi non-Operation (generalist). Nama lainnya SINUX Service Hub.</w:t>
+              <w:t>Sistem ticket SINUX untuk fungsi non-Operation (generalist). Nama lainnya SINUX Service Hub.</w:t>
             </w:r>
           </w:p>
         </w:tc>
       </w:tr>
       <w:tr>
         <w:trPr>
+          <w:cantSplit/>
           <w:jc w:val="center"/>
         </w:trPr>
         <w:tc>
@@ -2903,6 +2988,7 @@
       </w:tr>
       <w:tr>
         <w:trPr>
+          <w:cantSplit/>
           <w:jc w:val="center"/>
         </w:trPr>
         <w:tc>
@@ -2952,6 +3038,7 @@
       </w:tr>
       <w:tr>
         <w:trPr>
+          <w:cantSplit/>
           <w:jc w:val="center"/>
         </w:trPr>
         <w:tc>
@@ -2994,13 +3081,14 @@
                 <w:sz w:val="24"/>
                 <w:szCs w:val="24"/>
               </w:rPr>
-              <w:t>Pejabat yang memberi persetujuan transaksi atau menandatangani kontrak atas nama SINUX menurut DoA, anggaran dasar, surat kuasa, atau dasar kewenangan lain yang sah.</w:t>
+              <w:t>Pejabat yang memberi persetujuan transaksi atau menandatangani kontrak atas nama SINUX berdasarkan DoA, anggaran dasar, surat kuasa, atau dasar kewenangan lain yang sah.</w:t>
             </w:r>
           </w:p>
         </w:tc>
       </w:tr>
       <w:tr>
         <w:trPr>
+          <w:cantSplit/>
           <w:jc w:val="center"/>
         </w:trPr>
         <w:tc>
@@ -3050,6 +3138,7 @@
       </w:tr>
       <w:tr>
         <w:trPr>
+          <w:cantSplit/>
           <w:jc w:val="center"/>
         </w:trPr>
         <w:tc>
@@ -3099,6 +3188,7 @@
       </w:tr>
       <w:tr>
         <w:trPr>
+          <w:cantSplit/>
           <w:jc w:val="center"/>
         </w:trPr>
         <w:tc>
@@ -3148,6 +3238,7 @@
       </w:tr>
       <w:tr>
         <w:trPr>
+          <w:cantSplit/>
           <w:jc w:val="center"/>
         </w:trPr>
         <w:tc>
@@ -3197,6 +3288,7 @@
       </w:tr>
       <w:tr>
         <w:trPr>
+          <w:cantSplit/>
           <w:jc w:val="center"/>
         </w:trPr>
         <w:tc>
@@ -3246,6 +3338,7 @@
       </w:tr>
       <w:tr>
         <w:trPr>
+          <w:cantSplit/>
           <w:jc w:val="center"/>
         </w:trPr>
         <w:tc>
@@ -3295,6 +3388,7 @@
       </w:tr>
       <w:tr>
         <w:trPr>
+          <w:cantSplit/>
           <w:jc w:val="center"/>
         </w:trPr>
         <w:tc>
@@ -3344,6 +3438,7 @@
       </w:tr>
       <w:tr>
         <w:trPr>
+          <w:cantSplit/>
           <w:jc w:val="center"/>
         </w:trPr>
         <w:tc>
@@ -3386,13 +3481,14 @@
                 <w:sz w:val="24"/>
                 <w:szCs w:val="24"/>
               </w:rPr>
-              <w:t>Daftar kontrak SINUX beserta informasi pokoknya. Isi minimalnya ada di butir 6.9.</w:t>
+              <w:t>Daftar kontrak SINUX beserta informasi pokok minimal sesuai butir 6.9.</w:t>
             </w:r>
           </w:p>
         </w:tc>
       </w:tr>
       <w:tr>
         <w:trPr>
+          <w:cantSplit/>
           <w:jc w:val="center"/>
         </w:trPr>
         <w:tc>
@@ -3442,6 +3538,7 @@
       </w:tr>
       <w:tr>
         <w:trPr>
+          <w:cantSplit/>
           <w:jc w:val="center"/>
         </w:trPr>
         <w:tc>
@@ -3484,13 +3581,14 @@
                 <w:sz w:val="24"/>
                 <w:szCs w:val="24"/>
               </w:rPr>
-              <w:t>Peninjauan kontrak oleh Departemen Legal untuk menilai kelengkapan, ketepatan redaksi, kesesuaian hukum, pembagian hak dan kewajiban, serta risiko yang mungkin timbul.</w:t>
+              <w:t>Pemeriksaan kontrak oleh Departemen Legal untuk menilai kelengkapan, ketepatan redaksi, kesesuaian hukum, pembagian hak dan kewajiban, serta risiko yang mungkin timbul.</w:t>
             </w:r>
           </w:p>
         </w:tc>
       </w:tr>
       <w:tr>
         <w:trPr>
+          <w:cantSplit/>
           <w:jc w:val="center"/>
         </w:trPr>
         <w:tc>
@@ -3540,6 +3638,7 @@
       </w:tr>
       <w:tr>
         <w:trPr>
+          <w:cantSplit/>
           <w:jc w:val="center"/>
         </w:trPr>
         <w:tc>
@@ -3589,6 +3688,7 @@
       </w:tr>
       <w:tr>
         <w:trPr>
+          <w:cantSplit/>
           <w:jc w:val="center"/>
         </w:trPr>
         <w:tc>
@@ -3809,7 +3909,7 @@
           <w:sz w:val="24"/>
           <w:szCs w:val="24"/>
         </w:rPr>
-        <w:t xml:space="preserve">4.6 Line Manager Legal menyesuaikan target bila kontrak kompleks, risikonya tinggi, diperlukan pendapat Unit Kerja Terkait, atau jawaban Pemohon atau pihak lawan terlambat. Line Manager Legal mengomunikasikan perubahan target beserta alasannya kepada Pemohon.</w:t>
+        <w:t xml:space="preserve">4.6 Line Manager Legal menyesuaikan target jika kontrak kompleks, risikonya tinggi, diperlukan pendapat Unit Kerja Terkait, atau jawaban Pemohon atau pihak lawan terlambat. Line Manager Legal mengomunikasikan perubahan target beserta alasannya kepada Pemohon.</w:t>
       </w:r>
     </w:p>
     <w:p>
@@ -3929,7 +4029,7 @@
           <w:sz w:val="24"/>
           <w:szCs w:val="24"/>
         </w:rPr>
-        <w:t xml:space="preserve">4.11 Klasifikasi risiko adalah penilaian awal. Line Manager Legal meninjaunya sesuai konteks transaksi saat me-review hasil kerja Staff Legal, dan sesuai metodologi risiko SINUX bila metodologi itu sudah ditetapkan.</w:t>
+        <w:t xml:space="preserve">4.11 Klasifikasi risiko adalah penilaian awal. Line Manager Legal meninjaunya sesuai konteks transaksi saat me-review hasil kerja Staff Legal, dan sesuai metodologi risiko SINUX jika metodologi itu sudah ditetapkan.</w:t>
       </w:r>
     </w:p>
     <w:p>
@@ -3977,7 +4077,7 @@
           <w:sz w:val="24"/>
           <w:szCs w:val="24"/>
         </w:rPr>
-        <w:t xml:space="preserve">4.13 Persetujuan Legal dapat ditelusuri lewat catatan tertulis, komentar pada dokumen, email resmi, atau media persetujuan internal yang ditetapkan.</w:t>
+        <w:t xml:space="preserve">4.13 Persetujuan Legal dapat ditelusuri melalui catatan tertulis, komentar pada dokumen, email resmi, atau media persetujuan internal yang ditetapkan.</w:t>
       </w:r>
     </w:p>
     <w:p>
@@ -4001,7 +4101,7 @@
           <w:sz w:val="24"/>
           <w:szCs w:val="24"/>
         </w:rPr>
-        <w:t xml:space="preserve">4.14 Perubahan material sesudah Persetujuan Legal, termasuk perubahan pada versi final sesudah persetujuan, membuat kontrak di-review ulang sesuai tingkat materialitasnya sebelum persetujuan final atau penandatanganan.</w:t>
+        <w:t xml:space="preserve">4.14 Perubahan material setelah Persetujuan Legal, termasuk perubahan pada versi final setelah persetujuan, mengharuskan kontrak di-review ulang sesuai tingkat materialitasnya sebelum persetujuan final atau penandatanganan.</w:t>
       </w:r>
     </w:p>
     <w:p>
@@ -4073,7 +4173,7 @@
           <w:sz w:val="24"/>
           <w:szCs w:val="24"/>
         </w:rPr>
-        <w:t xml:space="preserve">4.17 Akses ke kontrak diberikan berdasarkan kebutuhan kerja dan klasifikasi kerahasiaan dokumen menurut SNX-ISMS-PRO-01. Tingkat klasifikasi tiap jenis kontrak belum ditetapkan.</w:t>
+        <w:t xml:space="preserve">4.17 Akses ke kontrak diberikan berdasarkan kebutuhan kerja dan klasifikasi kerahasiaan dokumen sesuai SNX-ISMS-PRO-01. Tingkat klasifikasi tiap jenis kontrak belum ditetapkan.</w:t>
       </w:r>
     </w:p>
     <w:p>
@@ -4121,12 +4221,13 @@
           <w:sz w:val="24"/>
           <w:szCs w:val="24"/>
         </w:rPr>
-        <w:t xml:space="preserve">4.19 Pelaku pada butir 4.6 dan 4.11, 6.4 langkah 9, 6.7 langkah 3 dan 8, serta 6.10 langkah 3 dan 6 berstatus (USULAN). Line Manager Legal sebagai pemilik rekaman di bagian 11, sama dengan SNX-LEG-SOP-03, juga berstatus (USULAN).</w:t>
+        <w:t xml:space="preserve">4.19 Pelaku pada butir 4.6 dan 4.11, 6.4 langkah 9, 6.7 langkah 3 dan 8, serta 6.10 langkah 3 dan 6 belum diputus, begitu pula Line Manager Legal sebagai pemilik record (rekaman) di bagian 11, sama dengan SNX-LEG-SOP-03 (USULAN).</w:t>
       </w:r>
     </w:p>
     <w:p>
       <w:pPr>
         <w:pStyle w:val="Heading1"/>
+        <w:keepNext/>
         <w:numPr>
           <w:ilvl w:val="0"/>
           <w:numId w:val="7"/>
@@ -4154,6 +4255,8 @@
       </w:tblGrid>
       <w:tr>
         <w:trPr>
+          <w:cantSplit/>
+          <w:tblHeader/>
           <w:jc w:val="center"/>
         </w:trPr>
         <w:tc>
@@ -4170,6 +4273,7 @@
           </w:tcPr>
           <w:p>
             <w:pPr>
+              <w:keepNext/>
               <w:jc w:val="center"/>
               <w:rPr>
                 <w:sz w:val="24"/>
@@ -4201,6 +4305,7 @@
           </w:tcPr>
           <w:p>
             <w:pPr>
+              <w:keepNext/>
               <w:jc w:val="center"/>
               <w:rPr>
                 <w:sz w:val="24"/>
@@ -4232,6 +4337,7 @@
           </w:tcPr>
           <w:p>
             <w:pPr>
+              <w:keepNext/>
               <w:jc w:val="center"/>
               <w:rPr>
                 <w:sz w:val="24"/>
@@ -4252,6 +4358,7 @@
       </w:tr>
       <w:tr>
         <w:trPr>
+          <w:cantSplit/>
           <w:jc w:val="center"/>
         </w:trPr>
         <w:tc>
@@ -4297,19 +4404,19 @@
           </w:tcPr>
           <w:p>
             <w:pPr>
-              <w:jc w:val="both"/>
-              <w:rPr>
-                <w:sz w:val="24"/>
-                <w:szCs w:val="24"/>
-              </w:rPr>
-            </w:pPr>
-            <w:r>
-              <w:rPr>
-                <w:b w:val="0"/>
-                <w:sz w:val="24"/>
-                <w:szCs w:val="24"/>
-              </w:rPr>
-              <w:t>Mengajukan permintaan secara lengkap lewat kanal di butir 6.1, menyediakan informasi dan dokumen pendukung, menjelaskan kebutuhan bisnis, dan meninjau aspek komersial.</w:t>
+              <w:jc w:val="left"/>
+              <w:rPr>
+                <w:sz w:val="24"/>
+                <w:szCs w:val="24"/>
+              </w:rPr>
+            </w:pPr>
+            <w:r>
+              <w:rPr>
+                <w:b w:val="0"/>
+                <w:sz w:val="24"/>
+                <w:szCs w:val="24"/>
+              </w:rPr>
+              <w:t>Mengajukan permintaan secara lengkap melalui kanal di butir 6.1, menyediakan informasi dan dokumen pendukung, menjelaskan kebutuhan bisnis, dan meninjau aspek komersial.</w:t>
             </w:r>
           </w:p>
         </w:tc>
@@ -4327,7 +4434,7 @@
           </w:tcPr>
           <w:p>
             <w:pPr>
-              <w:jc w:val="both"/>
+              <w:jc w:val="left"/>
               <w:rPr>
                 <w:sz w:val="24"/>
                 <w:szCs w:val="24"/>
@@ -4346,6 +4453,7 @@
       </w:tr>
       <w:tr>
         <w:trPr>
+          <w:cantSplit/>
           <w:jc w:val="center"/>
         </w:trPr>
         <w:tc>
@@ -4391,7 +4499,7 @@
           </w:tcPr>
           <w:p>
             <w:pPr>
-              <w:jc w:val="both"/>
+              <w:jc w:val="left"/>
               <w:rPr>
                 <w:sz w:val="24"/>
                 <w:szCs w:val="24"/>
@@ -4421,7 +4529,7 @@
           </w:tcPr>
           <w:p>
             <w:pPr>
-              <w:jc w:val="both"/>
+              <w:jc w:val="left"/>
               <w:rPr>
                 <w:sz w:val="24"/>
                 <w:szCs w:val="24"/>
@@ -4440,6 +4548,7 @@
       </w:tr>
       <w:tr>
         <w:trPr>
+          <w:cantSplit/>
           <w:jc w:val="center"/>
         </w:trPr>
         <w:tc>
@@ -4485,7 +4594,7 @@
           </w:tcPr>
           <w:p>
             <w:pPr>
-              <w:jc w:val="both"/>
+              <w:jc w:val="left"/>
               <w:rPr>
                 <w:sz w:val="24"/>
                 <w:szCs w:val="24"/>
@@ -4515,7 +4624,7 @@
           </w:tcPr>
           <w:p>
             <w:pPr>
-              <w:jc w:val="both"/>
+              <w:jc w:val="left"/>
               <w:rPr>
                 <w:sz w:val="24"/>
                 <w:szCs w:val="24"/>
@@ -4534,6 +4643,7 @@
       </w:tr>
       <w:tr>
         <w:trPr>
+          <w:cantSplit/>
           <w:jc w:val="center"/>
         </w:trPr>
         <w:tc>
@@ -4579,7 +4689,7 @@
           </w:tcPr>
           <w:p>
             <w:pPr>
-              <w:jc w:val="both"/>
+              <w:jc w:val="left"/>
               <w:rPr>
                 <w:sz w:val="24"/>
                 <w:szCs w:val="24"/>
@@ -4609,7 +4719,7 @@
           </w:tcPr>
           <w:p>
             <w:pPr>
-              <w:jc w:val="both"/>
+              <w:jc w:val="left"/>
               <w:rPr>
                 <w:sz w:val="24"/>
                 <w:szCs w:val="24"/>
@@ -4628,6 +4738,7 @@
       </w:tr>
       <w:tr>
         <w:trPr>
+          <w:cantSplit/>
           <w:jc w:val="center"/>
         </w:trPr>
         <w:tc>
@@ -4673,7 +4784,7 @@
           </w:tcPr>
           <w:p>
             <w:pPr>
-              <w:jc w:val="both"/>
+              <w:jc w:val="left"/>
               <w:rPr>
                 <w:sz w:val="24"/>
                 <w:szCs w:val="24"/>
@@ -4703,25 +4814,26 @@
           </w:tcPr>
           <w:p>
             <w:pPr>
-              <w:jc w:val="both"/>
-              <w:rPr>
-                <w:sz w:val="24"/>
-                <w:szCs w:val="24"/>
-              </w:rPr>
-            </w:pPr>
-            <w:r>
-              <w:rPr>
-                <w:b w:val="0"/>
-                <w:sz w:val="24"/>
-                <w:szCs w:val="24"/>
-              </w:rPr>
-              <w:t>Menyetujui aspek bidangnya bila dipersyaratkan; tidak memberi Persetujuan Legal.</w:t>
+              <w:jc w:val="left"/>
+              <w:rPr>
+                <w:sz w:val="24"/>
+                <w:szCs w:val="24"/>
+              </w:rPr>
+            </w:pPr>
+            <w:r>
+              <w:rPr>
+                <w:b w:val="0"/>
+                <w:sz w:val="24"/>
+                <w:szCs w:val="24"/>
+              </w:rPr>
+              <w:t>Menyetujui aspek bidangnya jika dipersyaratkan; tidak memberi Persetujuan Legal.</w:t>
             </w:r>
           </w:p>
         </w:tc>
       </w:tr>
       <w:tr>
         <w:trPr>
+          <w:cantSplit/>
           <w:jc w:val="center"/>
         </w:trPr>
         <w:tc>
@@ -4767,7 +4879,7 @@
           </w:tcPr>
           <w:p>
             <w:pPr>
-              <w:jc w:val="both"/>
+              <w:jc w:val="left"/>
               <w:rPr>
                 <w:sz w:val="24"/>
                 <w:szCs w:val="24"/>
@@ -4797,19 +4909,19 @@
           </w:tcPr>
           <w:p>
             <w:pPr>
-              <w:jc w:val="both"/>
-              <w:rPr>
-                <w:sz w:val="24"/>
-                <w:szCs w:val="24"/>
-              </w:rPr>
-            </w:pPr>
-            <w:r>
-              <w:rPr>
-                <w:b w:val="0"/>
-                <w:sz w:val="24"/>
-                <w:szCs w:val="24"/>
-              </w:rPr>
-              <w:t>Menyetujui transaksi dan menandatangani kontrak dalam batas wewenang menurut DoA.</w:t>
+              <w:jc w:val="left"/>
+              <w:rPr>
+                <w:sz w:val="24"/>
+                <w:szCs w:val="24"/>
+              </w:rPr>
+            </w:pPr>
+            <w:r>
+              <w:rPr>
+                <w:b w:val="0"/>
+                <w:sz w:val="24"/>
+                <w:szCs w:val="24"/>
+              </w:rPr>
+              <w:t>Menyetujui transaksi dan menandatangani kontrak dalam batas wewenang sesuai DoA.</w:t>
             </w:r>
           </w:p>
         </w:tc>
@@ -4887,6 +4999,7 @@
     </w:p>
     <w:p>
       <w:pPr>
+        <w:keepNext/>
         <w:pBdr>
           <w:top w:val="nil"/>
           <w:left w:val="nil"/>
@@ -4906,7 +5019,7 @@
           <w:sz w:val="24"/>
           <w:szCs w:val="24"/>
         </w:rPr>
-        <w:t xml:space="preserve">Kanal resmi permintaan belum ditetapkan. Langkah 1 memakai tiket GLPI (USULAN).</w:t>
+        <w:t xml:space="preserve">Kanal resmi permintaan belum ditetapkan, sehingga langkah 1 memakai ticket GLPI (USULAN).</w:t>
       </w:r>
     </w:p>
     <w:tbl>
@@ -4919,27 +5032,30 @@
         <w:tblLook w:val="0400" w:firstRow="0" w:lastRow="0" w:firstColumn="0" w:lastColumn="0" w:noHBand="0" w:noVBand="1"/>
       </w:tblPr>
       <w:tblGrid>
-        <w:gridCol w:w="3367"/>
-        <w:gridCol w:w="2248"/>
-        <w:gridCol w:w="3913"/>
+        <w:gridCol w:w="4309"/>
+        <w:gridCol w:w="1927"/>
+        <w:gridCol w:w="2835"/>
       </w:tblGrid>
       <w:tr>
         <w:trPr>
+          <w:cantSplit/>
+          <w:tblHeader/>
           <w:jc w:val="center"/>
         </w:trPr>
         <w:tc>
           <w:tcPr>
-            <w:tcW w:w="3367" w:type="dxa"/>
-            <w:tcBorders>
-              <w:top w:val="single" w:sz="8" w:space="0" w:color="000000"/>
-              <w:left w:val="single" w:sz="8" w:space="0" w:color="000000"/>
-              <w:bottom w:val="single" w:sz="8" w:space="0" w:color="000000"/>
-              <w:right w:val="single" w:sz="8" w:space="0" w:color="000000"/>
-            </w:tcBorders>
-            <w:vAlign w:val="center"/>
-          </w:tcPr>
-          <w:p>
-            <w:pPr>
+            <w:tcW w:w="4309" w:type="dxa"/>
+            <w:tcBorders>
+              <w:top w:val="single" w:sz="8" w:space="0" w:color="000000"/>
+              <w:left w:val="single" w:sz="8" w:space="0" w:color="000000"/>
+              <w:bottom w:val="single" w:sz="8" w:space="0" w:color="000000"/>
+              <w:right w:val="single" w:sz="8" w:space="0" w:color="000000"/>
+            </w:tcBorders>
+            <w:vAlign w:val="center"/>
+          </w:tcPr>
+          <w:p>
+            <w:pPr>
+              <w:keepNext/>
               <w:jc w:val="center"/>
               <w:rPr>
                 <w:sz w:val="24"/>
@@ -4959,17 +5075,18 @@
         </w:tc>
         <w:tc>
           <w:tcPr>
-            <w:tcW w:w="2248" w:type="dxa"/>
-            <w:tcBorders>
-              <w:top w:val="single" w:sz="8" w:space="0" w:color="000000"/>
-              <w:left w:val="single" w:sz="8" w:space="0" w:color="000000"/>
-              <w:bottom w:val="single" w:sz="8" w:space="0" w:color="000000"/>
-              <w:right w:val="single" w:sz="8" w:space="0" w:color="000000"/>
-            </w:tcBorders>
-            <w:vAlign w:val="center"/>
-          </w:tcPr>
-          <w:p>
-            <w:pPr>
+            <w:tcW w:w="1927" w:type="dxa"/>
+            <w:tcBorders>
+              <w:top w:val="single" w:sz="8" w:space="0" w:color="000000"/>
+              <w:left w:val="single" w:sz="8" w:space="0" w:color="000000"/>
+              <w:bottom w:val="single" w:sz="8" w:space="0" w:color="000000"/>
+              <w:right w:val="single" w:sz="8" w:space="0" w:color="000000"/>
+            </w:tcBorders>
+            <w:vAlign w:val="center"/>
+          </w:tcPr>
+          <w:p>
+            <w:pPr>
+              <w:keepNext/>
               <w:jc w:val="center"/>
               <w:rPr>
                 <w:sz w:val="24"/>
@@ -4989,17 +5106,18 @@
         </w:tc>
         <w:tc>
           <w:tcPr>
-            <w:tcW w:w="3913" w:type="dxa"/>
-            <w:tcBorders>
-              <w:top w:val="single" w:sz="8" w:space="0" w:color="000000"/>
-              <w:left w:val="single" w:sz="8" w:space="0" w:color="000000"/>
-              <w:bottom w:val="single" w:sz="8" w:space="0" w:color="000000"/>
-              <w:right w:val="single" w:sz="8" w:space="0" w:color="000000"/>
-            </w:tcBorders>
-            <w:vAlign w:val="center"/>
-          </w:tcPr>
-          <w:p>
-            <w:pPr>
+            <w:tcW w:w="2835" w:type="dxa"/>
+            <w:tcBorders>
+              <w:top w:val="single" w:sz="8" w:space="0" w:color="000000"/>
+              <w:left w:val="single" w:sz="8" w:space="0" w:color="000000"/>
+              <w:bottom w:val="single" w:sz="8" w:space="0" w:color="000000"/>
+              <w:right w:val="single" w:sz="8" w:space="0" w:color="000000"/>
+            </w:tcBorders>
+            <w:vAlign w:val="center"/>
+          </w:tcPr>
+          <w:p>
+            <w:pPr>
+              <w:keepNext/>
               <w:jc w:val="center"/>
               <w:rPr>
                 <w:sz w:val="24"/>
@@ -5020,39 +5138,40 @@
       </w:tr>
       <w:tr>
         <w:trPr>
+          <w:cantSplit/>
           <w:jc w:val="center"/>
         </w:trPr>
         <w:tc>
           <w:tcPr>
-            <w:tcW w:w="3367" w:type="dxa"/>
-            <w:tcBorders>
-              <w:top w:val="single" w:sz="8" w:space="0" w:color="000000"/>
-              <w:left w:val="single" w:sz="8" w:space="0" w:color="000000"/>
-              <w:bottom w:val="single" w:sz="8" w:space="0" w:color="000000"/>
-              <w:right w:val="single" w:sz="8" w:space="0" w:color="000000"/>
-            </w:tcBorders>
-            <w:vAlign w:val="center"/>
-          </w:tcPr>
-          <w:p>
-            <w:pPr>
-              <w:rPr>
-                <w:sz w:val="24"/>
-                <w:szCs w:val="24"/>
-              </w:rPr>
-            </w:pPr>
-            <w:r>
-              <w:rPr>
-                <w:b w:val="0"/>
-                <w:sz w:val="24"/>
-                <w:szCs w:val="24"/>
-              </w:rPr>
-              <w:t>1. Ajukan permintaan penyusunan atau review kontrak lewat tiket GLPI (USULAN) dengan data minimal di atas.</w:t>
-            </w:r>
-          </w:p>
-        </w:tc>
-        <w:tc>
-          <w:tcPr>
-            <w:tcW w:w="2248" w:type="dxa"/>
+            <w:tcW w:w="4309" w:type="dxa"/>
+            <w:tcBorders>
+              <w:top w:val="single" w:sz="8" w:space="0" w:color="000000"/>
+              <w:left w:val="single" w:sz="8" w:space="0" w:color="000000"/>
+              <w:bottom w:val="single" w:sz="8" w:space="0" w:color="000000"/>
+              <w:right w:val="single" w:sz="8" w:space="0" w:color="000000"/>
+            </w:tcBorders>
+            <w:vAlign w:val="center"/>
+          </w:tcPr>
+          <w:p>
+            <w:pPr>
+              <w:rPr>
+                <w:sz w:val="24"/>
+                <w:szCs w:val="24"/>
+              </w:rPr>
+            </w:pPr>
+            <w:r>
+              <w:rPr>
+                <w:b w:val="0"/>
+                <w:sz w:val="24"/>
+                <w:szCs w:val="24"/>
+              </w:rPr>
+              <w:t>1. Ajukan permintaan penyusunan atau review kontrak melalui ticket GLPI (USULAN) dengan data minimal di atas.</w:t>
+            </w:r>
+          </w:p>
+        </w:tc>
+        <w:tc>
+          <w:tcPr>
+            <w:tcW w:w="1927" w:type="dxa"/>
             <w:tcBorders>
               <w:top w:val="single" w:sz="8" w:space="0" w:color="000000"/>
               <w:left w:val="single" w:sz="8" w:space="0" w:color="000000"/>
@@ -5080,41 +5199,42 @@
         </w:tc>
         <w:tc>
           <w:tcPr>
-            <w:tcW w:w="3913" w:type="dxa"/>
-            <w:tcBorders>
-              <w:top w:val="single" w:sz="8" w:space="0" w:color="000000"/>
-              <w:left w:val="single" w:sz="8" w:space="0" w:color="000000"/>
-              <w:bottom w:val="single" w:sz="8" w:space="0" w:color="000000"/>
-              <w:right w:val="single" w:sz="8" w:space="0" w:color="000000"/>
-            </w:tcBorders>
-            <w:vAlign w:val="center"/>
-          </w:tcPr>
-          <w:p>
-            <w:pPr>
-              <w:jc w:val="both"/>
-              <w:rPr>
-                <w:sz w:val="24"/>
-                <w:szCs w:val="24"/>
-              </w:rPr>
-            </w:pPr>
-            <w:r>
-              <w:rPr>
-                <w:b w:val="0"/>
-                <w:sz w:val="24"/>
-                <w:szCs w:val="24"/>
-              </w:rPr>
-              <w:t>Tiket permintaan di GLPI</w:t>
+            <w:tcW w:w="2835" w:type="dxa"/>
+            <w:tcBorders>
+              <w:top w:val="single" w:sz="8" w:space="0" w:color="000000"/>
+              <w:left w:val="single" w:sz="8" w:space="0" w:color="000000"/>
+              <w:bottom w:val="single" w:sz="8" w:space="0" w:color="000000"/>
+              <w:right w:val="single" w:sz="8" w:space="0" w:color="000000"/>
+            </w:tcBorders>
+            <w:vAlign w:val="center"/>
+          </w:tcPr>
+          <w:p>
+            <w:pPr>
+              <w:jc w:val="left"/>
+              <w:rPr>
+                <w:sz w:val="24"/>
+                <w:szCs w:val="24"/>
+              </w:rPr>
+            </w:pPr>
+            <w:r>
+              <w:rPr>
+                <w:b w:val="0"/>
+                <w:sz w:val="24"/>
+                <w:szCs w:val="24"/>
+              </w:rPr>
+              <w:t>Ticket permintaan di GLPI</w:t>
             </w:r>
           </w:p>
         </w:tc>
       </w:tr>
       <w:tr>
         <w:trPr>
+          <w:cantSplit/>
           <w:jc w:val="center"/>
         </w:trPr>
         <w:tc>
           <w:tcPr>
-            <w:tcW w:w="3367" w:type="dxa"/>
+            <w:tcW w:w="4309" w:type="dxa"/>
             <w:tcBorders>
               <w:top w:val="single" w:sz="8" w:space="0" w:color="000000"/>
               <w:left w:val="single" w:sz="8" w:space="0" w:color="000000"/>
@@ -5142,7 +5262,7 @@
         </w:tc>
         <w:tc>
           <w:tcPr>
-            <w:tcW w:w="2248" w:type="dxa"/>
+            <w:tcW w:w="1927" w:type="dxa"/>
             <w:tcBorders>
               <w:top w:val="single" w:sz="8" w:space="0" w:color="000000"/>
               <w:left w:val="single" w:sz="8" w:space="0" w:color="000000"/>
@@ -5170,18 +5290,18 @@
         </w:tc>
         <w:tc>
           <w:tcPr>
-            <w:tcW w:w="3913" w:type="dxa"/>
-            <w:tcBorders>
-              <w:top w:val="single" w:sz="8" w:space="0" w:color="000000"/>
-              <w:left w:val="single" w:sz="8" w:space="0" w:color="000000"/>
-              <w:bottom w:val="single" w:sz="8" w:space="0" w:color="000000"/>
-              <w:right w:val="single" w:sz="8" w:space="0" w:color="000000"/>
-            </w:tcBorders>
-            <w:vAlign w:val="center"/>
-          </w:tcPr>
-          <w:p>
-            <w:pPr>
-              <w:jc w:val="both"/>
+            <w:tcW w:w="2835" w:type="dxa"/>
+            <w:tcBorders>
+              <w:top w:val="single" w:sz="8" w:space="0" w:color="000000"/>
+              <w:left w:val="single" w:sz="8" w:space="0" w:color="000000"/>
+              <w:bottom w:val="single" w:sz="8" w:space="0" w:color="000000"/>
+              <w:right w:val="single" w:sz="8" w:space="0" w:color="000000"/>
+            </w:tcBorders>
+            <w:vAlign w:val="center"/>
+          </w:tcPr>
+          <w:p>
+            <w:pPr>
+              <w:jc w:val="left"/>
               <w:rPr>
                 <w:sz w:val="24"/>
                 <w:szCs w:val="24"/>
@@ -5200,11 +5320,12 @@
       </w:tr>
       <w:tr>
         <w:trPr>
+          <w:cantSplit/>
           <w:jc w:val="center"/>
         </w:trPr>
         <w:tc>
           <w:tcPr>
-            <w:tcW w:w="3367" w:type="dxa"/>
+            <w:tcW w:w="4309" w:type="dxa"/>
             <w:tcBorders>
               <w:top w:val="single" w:sz="8" w:space="0" w:color="000000"/>
               <w:left w:val="single" w:sz="8" w:space="0" w:color="000000"/>
@@ -5232,7 +5353,7 @@
         </w:tc>
         <w:tc>
           <w:tcPr>
-            <w:tcW w:w="2248" w:type="dxa"/>
+            <w:tcW w:w="1927" w:type="dxa"/>
             <w:tcBorders>
               <w:top w:val="single" w:sz="8" w:space="0" w:color="000000"/>
               <w:left w:val="single" w:sz="8" w:space="0" w:color="000000"/>
@@ -5260,18 +5381,18 @@
         </w:tc>
         <w:tc>
           <w:tcPr>
-            <w:tcW w:w="3913" w:type="dxa"/>
-            <w:tcBorders>
-              <w:top w:val="single" w:sz="8" w:space="0" w:color="000000"/>
-              <w:left w:val="single" w:sz="8" w:space="0" w:color="000000"/>
-              <w:bottom w:val="single" w:sz="8" w:space="0" w:color="000000"/>
-              <w:right w:val="single" w:sz="8" w:space="0" w:color="000000"/>
-            </w:tcBorders>
-            <w:vAlign w:val="center"/>
-          </w:tcPr>
-          <w:p>
-            <w:pPr>
-              <w:jc w:val="both"/>
+            <w:tcW w:w="2835" w:type="dxa"/>
+            <w:tcBorders>
+              <w:top w:val="single" w:sz="8" w:space="0" w:color="000000"/>
+              <w:left w:val="single" w:sz="8" w:space="0" w:color="000000"/>
+              <w:bottom w:val="single" w:sz="8" w:space="0" w:color="000000"/>
+              <w:right w:val="single" w:sz="8" w:space="0" w:color="000000"/>
+            </w:tcBorders>
+            <w:vAlign w:val="center"/>
+          </w:tcPr>
+          <w:p>
+            <w:pPr>
+              <w:jc w:val="left"/>
               <w:rPr>
                 <w:sz w:val="24"/>
                 <w:szCs w:val="24"/>
@@ -5290,11 +5411,12 @@
       </w:tr>
       <w:tr>
         <w:trPr>
+          <w:cantSplit/>
           <w:jc w:val="center"/>
         </w:trPr>
         <w:tc>
           <w:tcPr>
-            <w:tcW w:w="3367" w:type="dxa"/>
+            <w:tcW w:w="4309" w:type="dxa"/>
             <w:tcBorders>
               <w:top w:val="single" w:sz="8" w:space="0" w:color="000000"/>
               <w:left w:val="single" w:sz="8" w:space="0" w:color="000000"/>
@@ -5322,7 +5444,7 @@
         </w:tc>
         <w:tc>
           <w:tcPr>
-            <w:tcW w:w="2248" w:type="dxa"/>
+            <w:tcW w:w="1927" w:type="dxa"/>
             <w:tcBorders>
               <w:top w:val="single" w:sz="8" w:space="0" w:color="000000"/>
               <w:left w:val="single" w:sz="8" w:space="0" w:color="000000"/>
@@ -5350,18 +5472,18 @@
         </w:tc>
         <w:tc>
           <w:tcPr>
-            <w:tcW w:w="3913" w:type="dxa"/>
-            <w:tcBorders>
-              <w:top w:val="single" w:sz="8" w:space="0" w:color="000000"/>
-              <w:left w:val="single" w:sz="8" w:space="0" w:color="000000"/>
-              <w:bottom w:val="single" w:sz="8" w:space="0" w:color="000000"/>
-              <w:right w:val="single" w:sz="8" w:space="0" w:color="000000"/>
-            </w:tcBorders>
-            <w:vAlign w:val="center"/>
-          </w:tcPr>
-          <w:p>
-            <w:pPr>
-              <w:jc w:val="both"/>
+            <w:tcW w:w="2835" w:type="dxa"/>
+            <w:tcBorders>
+              <w:top w:val="single" w:sz="8" w:space="0" w:color="000000"/>
+              <w:left w:val="single" w:sz="8" w:space="0" w:color="000000"/>
+              <w:bottom w:val="single" w:sz="8" w:space="0" w:color="000000"/>
+              <w:right w:val="single" w:sz="8" w:space="0" w:color="000000"/>
+            </w:tcBorders>
+            <w:vAlign w:val="center"/>
+          </w:tcPr>
+          <w:p>
+            <w:pPr>
+              <w:jc w:val="left"/>
               <w:rPr>
                 <w:sz w:val="24"/>
                 <w:szCs w:val="24"/>
@@ -5380,11 +5502,12 @@
       </w:tr>
       <w:tr>
         <w:trPr>
+          <w:cantSplit/>
           <w:jc w:val="center"/>
         </w:trPr>
         <w:tc>
           <w:tcPr>
-            <w:tcW w:w="3367" w:type="dxa"/>
+            <w:tcW w:w="4309" w:type="dxa"/>
             <w:tcBorders>
               <w:top w:val="single" w:sz="8" w:space="0" w:color="000000"/>
               <w:left w:val="single" w:sz="8" w:space="0" w:color="000000"/>
@@ -5412,7 +5535,7 @@
         </w:tc>
         <w:tc>
           <w:tcPr>
-            <w:tcW w:w="2248" w:type="dxa"/>
+            <w:tcW w:w="1927" w:type="dxa"/>
             <w:tcBorders>
               <w:top w:val="single" w:sz="8" w:space="0" w:color="000000"/>
               <w:left w:val="single" w:sz="8" w:space="0" w:color="000000"/>
@@ -5440,18 +5563,18 @@
         </w:tc>
         <w:tc>
           <w:tcPr>
-            <w:tcW w:w="3913" w:type="dxa"/>
-            <w:tcBorders>
-              <w:top w:val="single" w:sz="8" w:space="0" w:color="000000"/>
-              <w:left w:val="single" w:sz="8" w:space="0" w:color="000000"/>
-              <w:bottom w:val="single" w:sz="8" w:space="0" w:color="000000"/>
-              <w:right w:val="single" w:sz="8" w:space="0" w:color="000000"/>
-            </w:tcBorders>
-            <w:vAlign w:val="center"/>
-          </w:tcPr>
-          <w:p>
-            <w:pPr>
-              <w:jc w:val="both"/>
+            <w:tcW w:w="2835" w:type="dxa"/>
+            <w:tcBorders>
+              <w:top w:val="single" w:sz="8" w:space="0" w:color="000000"/>
+              <w:left w:val="single" w:sz="8" w:space="0" w:color="000000"/>
+              <w:bottom w:val="single" w:sz="8" w:space="0" w:color="000000"/>
+              <w:right w:val="single" w:sz="8" w:space="0" w:color="000000"/>
+            </w:tcBorders>
+            <w:vAlign w:val="center"/>
+          </w:tcPr>
+          <w:p>
+            <w:pPr>
+              <w:jc w:val="left"/>
               <w:rPr>
                 <w:sz w:val="24"/>
                 <w:szCs w:val="24"/>
@@ -5470,11 +5593,12 @@
       </w:tr>
       <w:tr>
         <w:trPr>
+          <w:cantSplit/>
           <w:jc w:val="center"/>
         </w:trPr>
         <w:tc>
           <w:tcPr>
-            <w:tcW w:w="3367" w:type="dxa"/>
+            <w:tcW w:w="4309" w:type="dxa"/>
             <w:tcBorders>
               <w:top w:val="single" w:sz="8" w:space="0" w:color="000000"/>
               <w:left w:val="single" w:sz="8" w:space="0" w:color="000000"/>
@@ -5502,7 +5626,7 @@
         </w:tc>
         <w:tc>
           <w:tcPr>
-            <w:tcW w:w="2248" w:type="dxa"/>
+            <w:tcW w:w="1927" w:type="dxa"/>
             <w:tcBorders>
               <w:top w:val="single" w:sz="8" w:space="0" w:color="000000"/>
               <w:left w:val="single" w:sz="8" w:space="0" w:color="000000"/>
@@ -5530,18 +5654,18 @@
         </w:tc>
         <w:tc>
           <w:tcPr>
-            <w:tcW w:w="3913" w:type="dxa"/>
-            <w:tcBorders>
-              <w:top w:val="single" w:sz="8" w:space="0" w:color="000000"/>
-              <w:left w:val="single" w:sz="8" w:space="0" w:color="000000"/>
-              <w:bottom w:val="single" w:sz="8" w:space="0" w:color="000000"/>
-              <w:right w:val="single" w:sz="8" w:space="0" w:color="000000"/>
-            </w:tcBorders>
-            <w:vAlign w:val="center"/>
-          </w:tcPr>
-          <w:p>
-            <w:pPr>
-              <w:jc w:val="both"/>
+            <w:tcW w:w="2835" w:type="dxa"/>
+            <w:tcBorders>
+              <w:top w:val="single" w:sz="8" w:space="0" w:color="000000"/>
+              <w:left w:val="single" w:sz="8" w:space="0" w:color="000000"/>
+              <w:bottom w:val="single" w:sz="8" w:space="0" w:color="000000"/>
+              <w:right w:val="single" w:sz="8" w:space="0" w:color="000000"/>
+            </w:tcBorders>
+            <w:vAlign w:val="center"/>
+          </w:tcPr>
+          <w:p>
+            <w:pPr>
+              <w:jc w:val="left"/>
               <w:rPr>
                 <w:sz w:val="24"/>
                 <w:szCs w:val="24"/>
@@ -5598,6 +5722,7 @@
     </w:p>
     <w:p>
       <w:pPr>
+        <w:keepNext/>
         <w:pBdr>
           <w:top w:val="nil"/>
           <w:left w:val="nil"/>
@@ -5630,27 +5755,30 @@
         <w:tblLook w:val="0400" w:firstRow="0" w:lastRow="0" w:firstColumn="0" w:lastColumn="0" w:noHBand="0" w:noVBand="1"/>
       </w:tblPr>
       <w:tblGrid>
-        <w:gridCol w:w="3367"/>
-        <w:gridCol w:w="2248"/>
-        <w:gridCol w:w="3913"/>
+        <w:gridCol w:w="4309"/>
+        <w:gridCol w:w="1927"/>
+        <w:gridCol w:w="2835"/>
       </w:tblGrid>
       <w:tr>
         <w:trPr>
+          <w:cantSplit/>
+          <w:tblHeader/>
           <w:jc w:val="center"/>
         </w:trPr>
         <w:tc>
           <w:tcPr>
-            <w:tcW w:w="3367" w:type="dxa"/>
-            <w:tcBorders>
-              <w:top w:val="single" w:sz="8" w:space="0" w:color="000000"/>
-              <w:left w:val="single" w:sz="8" w:space="0" w:color="000000"/>
-              <w:bottom w:val="single" w:sz="8" w:space="0" w:color="000000"/>
-              <w:right w:val="single" w:sz="8" w:space="0" w:color="000000"/>
-            </w:tcBorders>
-            <w:vAlign w:val="center"/>
-          </w:tcPr>
-          <w:p>
-            <w:pPr>
+            <w:tcW w:w="4309" w:type="dxa"/>
+            <w:tcBorders>
+              <w:top w:val="single" w:sz="8" w:space="0" w:color="000000"/>
+              <w:left w:val="single" w:sz="8" w:space="0" w:color="000000"/>
+              <w:bottom w:val="single" w:sz="8" w:space="0" w:color="000000"/>
+              <w:right w:val="single" w:sz="8" w:space="0" w:color="000000"/>
+            </w:tcBorders>
+            <w:vAlign w:val="center"/>
+          </w:tcPr>
+          <w:p>
+            <w:pPr>
+              <w:keepNext/>
               <w:jc w:val="center"/>
               <w:rPr>
                 <w:sz w:val="24"/>
@@ -5670,17 +5798,18 @@
         </w:tc>
         <w:tc>
           <w:tcPr>
-            <w:tcW w:w="2248" w:type="dxa"/>
-            <w:tcBorders>
-              <w:top w:val="single" w:sz="8" w:space="0" w:color="000000"/>
-              <w:left w:val="single" w:sz="8" w:space="0" w:color="000000"/>
-              <w:bottom w:val="single" w:sz="8" w:space="0" w:color="000000"/>
-              <w:right w:val="single" w:sz="8" w:space="0" w:color="000000"/>
-            </w:tcBorders>
-            <w:vAlign w:val="center"/>
-          </w:tcPr>
-          <w:p>
-            <w:pPr>
+            <w:tcW w:w="1927" w:type="dxa"/>
+            <w:tcBorders>
+              <w:top w:val="single" w:sz="8" w:space="0" w:color="000000"/>
+              <w:left w:val="single" w:sz="8" w:space="0" w:color="000000"/>
+              <w:bottom w:val="single" w:sz="8" w:space="0" w:color="000000"/>
+              <w:right w:val="single" w:sz="8" w:space="0" w:color="000000"/>
+            </w:tcBorders>
+            <w:vAlign w:val="center"/>
+          </w:tcPr>
+          <w:p>
+            <w:pPr>
+              <w:keepNext/>
               <w:jc w:val="center"/>
               <w:rPr>
                 <w:sz w:val="24"/>
@@ -5700,17 +5829,18 @@
         </w:tc>
         <w:tc>
           <w:tcPr>
-            <w:tcW w:w="3913" w:type="dxa"/>
-            <w:tcBorders>
-              <w:top w:val="single" w:sz="8" w:space="0" w:color="000000"/>
-              <w:left w:val="single" w:sz="8" w:space="0" w:color="000000"/>
-              <w:bottom w:val="single" w:sz="8" w:space="0" w:color="000000"/>
-              <w:right w:val="single" w:sz="8" w:space="0" w:color="000000"/>
-            </w:tcBorders>
-            <w:vAlign w:val="center"/>
-          </w:tcPr>
-          <w:p>
-            <w:pPr>
+            <w:tcW w:w="2835" w:type="dxa"/>
+            <w:tcBorders>
+              <w:top w:val="single" w:sz="8" w:space="0" w:color="000000"/>
+              <w:left w:val="single" w:sz="8" w:space="0" w:color="000000"/>
+              <w:bottom w:val="single" w:sz="8" w:space="0" w:color="000000"/>
+              <w:right w:val="single" w:sz="8" w:space="0" w:color="000000"/>
+            </w:tcBorders>
+            <w:vAlign w:val="center"/>
+          </w:tcPr>
+          <w:p>
+            <w:pPr>
+              <w:keepNext/>
               <w:jc w:val="center"/>
               <w:rPr>
                 <w:sz w:val="24"/>
@@ -5731,11 +5861,12 @@
       </w:tr>
       <w:tr>
         <w:trPr>
+          <w:cantSplit/>
           <w:jc w:val="center"/>
         </w:trPr>
         <w:tc>
           <w:tcPr>
-            <w:tcW w:w="3367" w:type="dxa"/>
+            <w:tcW w:w="4309" w:type="dxa"/>
             <w:tcBorders>
               <w:top w:val="single" w:sz="8" w:space="0" w:color="000000"/>
               <w:left w:val="single" w:sz="8" w:space="0" w:color="000000"/>
@@ -5763,7 +5894,7 @@
         </w:tc>
         <w:tc>
           <w:tcPr>
-            <w:tcW w:w="2248" w:type="dxa"/>
+            <w:tcW w:w="1927" w:type="dxa"/>
             <w:tcBorders>
               <w:top w:val="single" w:sz="8" w:space="0" w:color="000000"/>
               <w:left w:val="single" w:sz="8" w:space="0" w:color="000000"/>
@@ -5791,18 +5922,18 @@
         </w:tc>
         <w:tc>
           <w:tcPr>
-            <w:tcW w:w="3913" w:type="dxa"/>
-            <w:tcBorders>
-              <w:top w:val="single" w:sz="8" w:space="0" w:color="000000"/>
-              <w:left w:val="single" w:sz="8" w:space="0" w:color="000000"/>
-              <w:bottom w:val="single" w:sz="8" w:space="0" w:color="000000"/>
-              <w:right w:val="single" w:sz="8" w:space="0" w:color="000000"/>
-            </w:tcBorders>
-            <w:vAlign w:val="center"/>
-          </w:tcPr>
-          <w:p>
-            <w:pPr>
-              <w:jc w:val="both"/>
+            <w:tcW w:w="2835" w:type="dxa"/>
+            <w:tcBorders>
+              <w:top w:val="single" w:sz="8" w:space="0" w:color="000000"/>
+              <w:left w:val="single" w:sz="8" w:space="0" w:color="000000"/>
+              <w:bottom w:val="single" w:sz="8" w:space="0" w:color="000000"/>
+              <w:right w:val="single" w:sz="8" w:space="0" w:color="000000"/>
+            </w:tcBorders>
+            <w:vAlign w:val="center"/>
+          </w:tcPr>
+          <w:p>
+            <w:pPr>
+              <w:jc w:val="left"/>
               <w:rPr>
                 <w:sz w:val="24"/>
                 <w:szCs w:val="24"/>
@@ -5821,39 +5952,40 @@
       </w:tr>
       <w:tr>
         <w:trPr>
+          <w:cantSplit/>
           <w:jc w:val="center"/>
         </w:trPr>
         <w:tc>
           <w:tcPr>
-            <w:tcW w:w="3367" w:type="dxa"/>
-            <w:tcBorders>
-              <w:top w:val="single" w:sz="8" w:space="0" w:color="000000"/>
-              <w:left w:val="single" w:sz="8" w:space="0" w:color="000000"/>
-              <w:bottom w:val="single" w:sz="8" w:space="0" w:color="000000"/>
-              <w:right w:val="single" w:sz="8" w:space="0" w:color="000000"/>
-            </w:tcBorders>
-            <w:vAlign w:val="center"/>
-          </w:tcPr>
-          <w:p>
-            <w:pPr>
-              <w:rPr>
-                <w:sz w:val="24"/>
-                <w:szCs w:val="24"/>
-              </w:rPr>
-            </w:pPr>
-            <w:r>
-              <w:rPr>
-                <w:b w:val="0"/>
-                <w:sz w:val="24"/>
-                <w:szCs w:val="24"/>
-              </w:rPr>
-              <w:t>2. Minta klarifikasi atau dokumen tambahan bila identitas, kewenangan penandatangan, atau informasi material tidak sesuai, sebelum proses dilanjutkan.</w:t>
-            </w:r>
-          </w:p>
-        </w:tc>
-        <w:tc>
-          <w:tcPr>
-            <w:tcW w:w="2248" w:type="dxa"/>
+            <w:tcW w:w="4309" w:type="dxa"/>
+            <w:tcBorders>
+              <w:top w:val="single" w:sz="8" w:space="0" w:color="000000"/>
+              <w:left w:val="single" w:sz="8" w:space="0" w:color="000000"/>
+              <w:bottom w:val="single" w:sz="8" w:space="0" w:color="000000"/>
+              <w:right w:val="single" w:sz="8" w:space="0" w:color="000000"/>
+            </w:tcBorders>
+            <w:vAlign w:val="center"/>
+          </w:tcPr>
+          <w:p>
+            <w:pPr>
+              <w:rPr>
+                <w:sz w:val="24"/>
+                <w:szCs w:val="24"/>
+              </w:rPr>
+            </w:pPr>
+            <w:r>
+              <w:rPr>
+                <w:b w:val="0"/>
+                <w:sz w:val="24"/>
+                <w:szCs w:val="24"/>
+              </w:rPr>
+              <w:t>2. Minta klarifikasi atau dokumen tambahan jika identitas, kewenangan penandatangan, atau informasi material tidak sesuai, sebelum proses dilanjutkan.</w:t>
+            </w:r>
+          </w:p>
+        </w:tc>
+        <w:tc>
+          <w:tcPr>
+            <w:tcW w:w="1927" w:type="dxa"/>
             <w:tcBorders>
               <w:top w:val="single" w:sz="8" w:space="0" w:color="000000"/>
               <w:left w:val="single" w:sz="8" w:space="0" w:color="000000"/>
@@ -5881,18 +6013,18 @@
         </w:tc>
         <w:tc>
           <w:tcPr>
-            <w:tcW w:w="3913" w:type="dxa"/>
-            <w:tcBorders>
-              <w:top w:val="single" w:sz="8" w:space="0" w:color="000000"/>
-              <w:left w:val="single" w:sz="8" w:space="0" w:color="000000"/>
-              <w:bottom w:val="single" w:sz="8" w:space="0" w:color="000000"/>
-              <w:right w:val="single" w:sz="8" w:space="0" w:color="000000"/>
-            </w:tcBorders>
-            <w:vAlign w:val="center"/>
-          </w:tcPr>
-          <w:p>
-            <w:pPr>
-              <w:jc w:val="both"/>
+            <w:tcW w:w="2835" w:type="dxa"/>
+            <w:tcBorders>
+              <w:top w:val="single" w:sz="8" w:space="0" w:color="000000"/>
+              <w:left w:val="single" w:sz="8" w:space="0" w:color="000000"/>
+              <w:bottom w:val="single" w:sz="8" w:space="0" w:color="000000"/>
+              <w:right w:val="single" w:sz="8" w:space="0" w:color="000000"/>
+            </w:tcBorders>
+            <w:vAlign w:val="center"/>
+          </w:tcPr>
+          <w:p>
+            <w:pPr>
+              <w:jc w:val="left"/>
               <w:rPr>
                 <w:sz w:val="24"/>
                 <w:szCs w:val="24"/>
@@ -5911,11 +6043,12 @@
       </w:tr>
       <w:tr>
         <w:trPr>
+          <w:cantSplit/>
           <w:jc w:val="center"/>
         </w:trPr>
         <w:tc>
           <w:tcPr>
-            <w:tcW w:w="3367" w:type="dxa"/>
+            <w:tcW w:w="4309" w:type="dxa"/>
             <w:tcBorders>
               <w:top w:val="single" w:sz="8" w:space="0" w:color="000000"/>
               <w:left w:val="single" w:sz="8" w:space="0" w:color="000000"/>
@@ -5943,7 +6076,7 @@
         </w:tc>
         <w:tc>
           <w:tcPr>
-            <w:tcW w:w="2248" w:type="dxa"/>
+            <w:tcW w:w="1927" w:type="dxa"/>
             <w:tcBorders>
               <w:top w:val="single" w:sz="8" w:space="0" w:color="000000"/>
               <w:left w:val="single" w:sz="8" w:space="0" w:color="000000"/>
@@ -5971,18 +6104,18 @@
         </w:tc>
         <w:tc>
           <w:tcPr>
-            <w:tcW w:w="3913" w:type="dxa"/>
-            <w:tcBorders>
-              <w:top w:val="single" w:sz="8" w:space="0" w:color="000000"/>
-              <w:left w:val="single" w:sz="8" w:space="0" w:color="000000"/>
-              <w:bottom w:val="single" w:sz="8" w:space="0" w:color="000000"/>
-              <w:right w:val="single" w:sz="8" w:space="0" w:color="000000"/>
-            </w:tcBorders>
-            <w:vAlign w:val="center"/>
-          </w:tcPr>
-          <w:p>
-            <w:pPr>
-              <w:jc w:val="both"/>
+            <w:tcW w:w="2835" w:type="dxa"/>
+            <w:tcBorders>
+              <w:top w:val="single" w:sz="8" w:space="0" w:color="000000"/>
+              <w:left w:val="single" w:sz="8" w:space="0" w:color="000000"/>
+              <w:bottom w:val="single" w:sz="8" w:space="0" w:color="000000"/>
+              <w:right w:val="single" w:sz="8" w:space="0" w:color="000000"/>
+            </w:tcBorders>
+            <w:vAlign w:val="center"/>
+          </w:tcPr>
+          <w:p>
+            <w:pPr>
+              <w:jc w:val="left"/>
               <w:rPr>
                 <w:sz w:val="24"/>
                 <w:szCs w:val="24"/>
@@ -6001,11 +6134,12 @@
       </w:tr>
       <w:tr>
         <w:trPr>
+          <w:cantSplit/>
           <w:jc w:val="center"/>
         </w:trPr>
         <w:tc>
           <w:tcPr>
-            <w:tcW w:w="3367" w:type="dxa"/>
+            <w:tcW w:w="4309" w:type="dxa"/>
             <w:tcBorders>
               <w:top w:val="single" w:sz="8" w:space="0" w:color="000000"/>
               <w:left w:val="single" w:sz="8" w:space="0" w:color="000000"/>
@@ -6033,7 +6167,7 @@
         </w:tc>
         <w:tc>
           <w:tcPr>
-            <w:tcW w:w="2248" w:type="dxa"/>
+            <w:tcW w:w="1927" w:type="dxa"/>
             <w:tcBorders>
               <w:top w:val="single" w:sz="8" w:space="0" w:color="000000"/>
               <w:left w:val="single" w:sz="8" w:space="0" w:color="000000"/>
@@ -6061,18 +6195,18 @@
         </w:tc>
         <w:tc>
           <w:tcPr>
-            <w:tcW w:w="3913" w:type="dxa"/>
-            <w:tcBorders>
-              <w:top w:val="single" w:sz="8" w:space="0" w:color="000000"/>
-              <w:left w:val="single" w:sz="8" w:space="0" w:color="000000"/>
-              <w:bottom w:val="single" w:sz="8" w:space="0" w:color="000000"/>
-              <w:right w:val="single" w:sz="8" w:space="0" w:color="000000"/>
-            </w:tcBorders>
-            <w:vAlign w:val="center"/>
-          </w:tcPr>
-          <w:p>
-            <w:pPr>
-              <w:jc w:val="both"/>
+            <w:tcW w:w="2835" w:type="dxa"/>
+            <w:tcBorders>
+              <w:top w:val="single" w:sz="8" w:space="0" w:color="000000"/>
+              <w:left w:val="single" w:sz="8" w:space="0" w:color="000000"/>
+              <w:bottom w:val="single" w:sz="8" w:space="0" w:color="000000"/>
+              <w:right w:val="single" w:sz="8" w:space="0" w:color="000000"/>
+            </w:tcBorders>
+            <w:vAlign w:val="center"/>
+          </w:tcPr>
+          <w:p>
+            <w:pPr>
+              <w:jc w:val="left"/>
               <w:rPr>
                 <w:sz w:val="24"/>
                 <w:szCs w:val="24"/>
@@ -6091,11 +6225,12 @@
       </w:tr>
       <w:tr>
         <w:trPr>
+          <w:cantSplit/>
           <w:jc w:val="center"/>
         </w:trPr>
         <w:tc>
           <w:tcPr>
-            <w:tcW w:w="3367" w:type="dxa"/>
+            <w:tcW w:w="4309" w:type="dxa"/>
             <w:tcBorders>
               <w:top w:val="single" w:sz="8" w:space="0" w:color="000000"/>
               <w:left w:val="single" w:sz="8" w:space="0" w:color="000000"/>
@@ -6123,7 +6258,7 @@
         </w:tc>
         <w:tc>
           <w:tcPr>
-            <w:tcW w:w="2248" w:type="dxa"/>
+            <w:tcW w:w="1927" w:type="dxa"/>
             <w:tcBorders>
               <w:top w:val="single" w:sz="8" w:space="0" w:color="000000"/>
               <w:left w:val="single" w:sz="8" w:space="0" w:color="000000"/>
@@ -6151,18 +6286,18 @@
         </w:tc>
         <w:tc>
           <w:tcPr>
-            <w:tcW w:w="3913" w:type="dxa"/>
-            <w:tcBorders>
-              <w:top w:val="single" w:sz="8" w:space="0" w:color="000000"/>
-              <w:left w:val="single" w:sz="8" w:space="0" w:color="000000"/>
-              <w:bottom w:val="single" w:sz="8" w:space="0" w:color="000000"/>
-              <w:right w:val="single" w:sz="8" w:space="0" w:color="000000"/>
-            </w:tcBorders>
-            <w:vAlign w:val="center"/>
-          </w:tcPr>
-          <w:p>
-            <w:pPr>
-              <w:jc w:val="both"/>
+            <w:tcW w:w="2835" w:type="dxa"/>
+            <w:tcBorders>
+              <w:top w:val="single" w:sz="8" w:space="0" w:color="000000"/>
+              <w:left w:val="single" w:sz="8" w:space="0" w:color="000000"/>
+              <w:bottom w:val="single" w:sz="8" w:space="0" w:color="000000"/>
+              <w:right w:val="single" w:sz="8" w:space="0" w:color="000000"/>
+            </w:tcBorders>
+            <w:vAlign w:val="center"/>
+          </w:tcPr>
+          <w:p>
+            <w:pPr>
+              <w:jc w:val="left"/>
               <w:rPr>
                 <w:sz w:val="24"/>
                 <w:szCs w:val="24"/>
@@ -6603,6 +6738,7 @@
     </w:p>
     <w:p>
       <w:pPr>
+        <w:keepNext/>
         <w:pBdr>
           <w:top w:val="nil"/>
           <w:left w:val="nil"/>
@@ -6635,27 +6771,30 @@
         <w:tblLook w:val="0400" w:firstRow="0" w:lastRow="0" w:firstColumn="0" w:lastColumn="0" w:noHBand="0" w:noVBand="1"/>
       </w:tblPr>
       <w:tblGrid>
-        <w:gridCol w:w="3367"/>
-        <w:gridCol w:w="2248"/>
-        <w:gridCol w:w="3913"/>
+        <w:gridCol w:w="4309"/>
+        <w:gridCol w:w="1927"/>
+        <w:gridCol w:w="2835"/>
       </w:tblGrid>
       <w:tr>
         <w:trPr>
+          <w:cantSplit/>
+          <w:tblHeader/>
           <w:jc w:val="center"/>
         </w:trPr>
         <w:tc>
           <w:tcPr>
-            <w:tcW w:w="3367" w:type="dxa"/>
-            <w:tcBorders>
-              <w:top w:val="single" w:sz="8" w:space="0" w:color="000000"/>
-              <w:left w:val="single" w:sz="8" w:space="0" w:color="000000"/>
-              <w:bottom w:val="single" w:sz="8" w:space="0" w:color="000000"/>
-              <w:right w:val="single" w:sz="8" w:space="0" w:color="000000"/>
-            </w:tcBorders>
-            <w:vAlign w:val="center"/>
-          </w:tcPr>
-          <w:p>
-            <w:pPr>
+            <w:tcW w:w="4309" w:type="dxa"/>
+            <w:tcBorders>
+              <w:top w:val="single" w:sz="8" w:space="0" w:color="000000"/>
+              <w:left w:val="single" w:sz="8" w:space="0" w:color="000000"/>
+              <w:bottom w:val="single" w:sz="8" w:space="0" w:color="000000"/>
+              <w:right w:val="single" w:sz="8" w:space="0" w:color="000000"/>
+            </w:tcBorders>
+            <w:vAlign w:val="center"/>
+          </w:tcPr>
+          <w:p>
+            <w:pPr>
+              <w:keepNext/>
               <w:jc w:val="center"/>
               <w:rPr>
                 <w:sz w:val="24"/>
@@ -6675,17 +6814,18 @@
         </w:tc>
         <w:tc>
           <w:tcPr>
-            <w:tcW w:w="2248" w:type="dxa"/>
-            <w:tcBorders>
-              <w:top w:val="single" w:sz="8" w:space="0" w:color="000000"/>
-              <w:left w:val="single" w:sz="8" w:space="0" w:color="000000"/>
-              <w:bottom w:val="single" w:sz="8" w:space="0" w:color="000000"/>
-              <w:right w:val="single" w:sz="8" w:space="0" w:color="000000"/>
-            </w:tcBorders>
-            <w:vAlign w:val="center"/>
-          </w:tcPr>
-          <w:p>
-            <w:pPr>
+            <w:tcW w:w="1927" w:type="dxa"/>
+            <w:tcBorders>
+              <w:top w:val="single" w:sz="8" w:space="0" w:color="000000"/>
+              <w:left w:val="single" w:sz="8" w:space="0" w:color="000000"/>
+              <w:bottom w:val="single" w:sz="8" w:space="0" w:color="000000"/>
+              <w:right w:val="single" w:sz="8" w:space="0" w:color="000000"/>
+            </w:tcBorders>
+            <w:vAlign w:val="center"/>
+          </w:tcPr>
+          <w:p>
+            <w:pPr>
+              <w:keepNext/>
               <w:jc w:val="center"/>
               <w:rPr>
                 <w:sz w:val="24"/>
@@ -6705,17 +6845,18 @@
         </w:tc>
         <w:tc>
           <w:tcPr>
-            <w:tcW w:w="3913" w:type="dxa"/>
-            <w:tcBorders>
-              <w:top w:val="single" w:sz="8" w:space="0" w:color="000000"/>
-              <w:left w:val="single" w:sz="8" w:space="0" w:color="000000"/>
-              <w:bottom w:val="single" w:sz="8" w:space="0" w:color="000000"/>
-              <w:right w:val="single" w:sz="8" w:space="0" w:color="000000"/>
-            </w:tcBorders>
-            <w:vAlign w:val="center"/>
-          </w:tcPr>
-          <w:p>
-            <w:pPr>
+            <w:tcW w:w="2835" w:type="dxa"/>
+            <w:tcBorders>
+              <w:top w:val="single" w:sz="8" w:space="0" w:color="000000"/>
+              <w:left w:val="single" w:sz="8" w:space="0" w:color="000000"/>
+              <w:bottom w:val="single" w:sz="8" w:space="0" w:color="000000"/>
+              <w:right w:val="single" w:sz="8" w:space="0" w:color="000000"/>
+            </w:tcBorders>
+            <w:vAlign w:val="center"/>
+          </w:tcPr>
+          <w:p>
+            <w:pPr>
+              <w:keepNext/>
               <w:jc w:val="center"/>
               <w:rPr>
                 <w:sz w:val="24"/>
@@ -6736,11 +6877,12 @@
       </w:tr>
       <w:tr>
         <w:trPr>
+          <w:cantSplit/>
           <w:jc w:val="center"/>
         </w:trPr>
         <w:tc>
           <w:tcPr>
-            <w:tcW w:w="3367" w:type="dxa"/>
+            <w:tcW w:w="4309" w:type="dxa"/>
             <w:tcBorders>
               <w:top w:val="single" w:sz="8" w:space="0" w:color="000000"/>
               <w:left w:val="single" w:sz="8" w:space="0" w:color="000000"/>
@@ -6768,7 +6910,7 @@
         </w:tc>
         <w:tc>
           <w:tcPr>
-            <w:tcW w:w="2248" w:type="dxa"/>
+            <w:tcW w:w="1927" w:type="dxa"/>
             <w:tcBorders>
               <w:top w:val="single" w:sz="8" w:space="0" w:color="000000"/>
               <w:left w:val="single" w:sz="8" w:space="0" w:color="000000"/>
@@ -6796,18 +6938,18 @@
         </w:tc>
         <w:tc>
           <w:tcPr>
-            <w:tcW w:w="3913" w:type="dxa"/>
-            <w:tcBorders>
-              <w:top w:val="single" w:sz="8" w:space="0" w:color="000000"/>
-              <w:left w:val="single" w:sz="8" w:space="0" w:color="000000"/>
-              <w:bottom w:val="single" w:sz="8" w:space="0" w:color="000000"/>
-              <w:right w:val="single" w:sz="8" w:space="0" w:color="000000"/>
-            </w:tcBorders>
-            <w:vAlign w:val="center"/>
-          </w:tcPr>
-          <w:p>
-            <w:pPr>
-              <w:jc w:val="both"/>
+            <w:tcW w:w="2835" w:type="dxa"/>
+            <w:tcBorders>
+              <w:top w:val="single" w:sz="8" w:space="0" w:color="000000"/>
+              <w:left w:val="single" w:sz="8" w:space="0" w:color="000000"/>
+              <w:bottom w:val="single" w:sz="8" w:space="0" w:color="000000"/>
+              <w:right w:val="single" w:sz="8" w:space="0" w:color="000000"/>
+            </w:tcBorders>
+            <w:vAlign w:val="center"/>
+          </w:tcPr>
+          <w:p>
+            <w:pPr>
+              <w:jc w:val="left"/>
               <w:rPr>
                 <w:sz w:val="24"/>
                 <w:szCs w:val="24"/>
@@ -6826,11 +6968,12 @@
       </w:tr>
       <w:tr>
         <w:trPr>
+          <w:cantSplit/>
           <w:jc w:val="center"/>
         </w:trPr>
         <w:tc>
           <w:tcPr>
-            <w:tcW w:w="3367" w:type="dxa"/>
+            <w:tcW w:w="4309" w:type="dxa"/>
             <w:tcBorders>
               <w:top w:val="single" w:sz="8" w:space="0" w:color="000000"/>
               <w:left w:val="single" w:sz="8" w:space="0" w:color="000000"/>
@@ -6858,7 +7001,7 @@
         </w:tc>
         <w:tc>
           <w:tcPr>
-            <w:tcW w:w="2248" w:type="dxa"/>
+            <w:tcW w:w="1927" w:type="dxa"/>
             <w:tcBorders>
               <w:top w:val="single" w:sz="8" w:space="0" w:color="000000"/>
               <w:left w:val="single" w:sz="8" w:space="0" w:color="000000"/>
@@ -6886,18 +7029,18 @@
         </w:tc>
         <w:tc>
           <w:tcPr>
-            <w:tcW w:w="3913" w:type="dxa"/>
-            <w:tcBorders>
-              <w:top w:val="single" w:sz="8" w:space="0" w:color="000000"/>
-              <w:left w:val="single" w:sz="8" w:space="0" w:color="000000"/>
-              <w:bottom w:val="single" w:sz="8" w:space="0" w:color="000000"/>
-              <w:right w:val="single" w:sz="8" w:space="0" w:color="000000"/>
-            </w:tcBorders>
-            <w:vAlign w:val="center"/>
-          </w:tcPr>
-          <w:p>
-            <w:pPr>
-              <w:jc w:val="both"/>
+            <w:tcW w:w="2835" w:type="dxa"/>
+            <w:tcBorders>
+              <w:top w:val="single" w:sz="8" w:space="0" w:color="000000"/>
+              <w:left w:val="single" w:sz="8" w:space="0" w:color="000000"/>
+              <w:bottom w:val="single" w:sz="8" w:space="0" w:color="000000"/>
+              <w:right w:val="single" w:sz="8" w:space="0" w:color="000000"/>
+            </w:tcBorders>
+            <w:vAlign w:val="center"/>
+          </w:tcPr>
+          <w:p>
+            <w:pPr>
+              <w:jc w:val="left"/>
               <w:rPr>
                 <w:sz w:val="24"/>
                 <w:szCs w:val="24"/>
@@ -6916,11 +7059,12 @@
       </w:tr>
       <w:tr>
         <w:trPr>
+          <w:cantSplit/>
           <w:jc w:val="center"/>
         </w:trPr>
         <w:tc>
           <w:tcPr>
-            <w:tcW w:w="3367" w:type="dxa"/>
+            <w:tcW w:w="4309" w:type="dxa"/>
             <w:tcBorders>
               <w:top w:val="single" w:sz="8" w:space="0" w:color="000000"/>
               <w:left w:val="single" w:sz="8" w:space="0" w:color="000000"/>
@@ -6948,7 +7092,7 @@
         </w:tc>
         <w:tc>
           <w:tcPr>
-            <w:tcW w:w="2248" w:type="dxa"/>
+            <w:tcW w:w="1927" w:type="dxa"/>
             <w:tcBorders>
               <w:top w:val="single" w:sz="8" w:space="0" w:color="000000"/>
               <w:left w:val="single" w:sz="8" w:space="0" w:color="000000"/>
@@ -6976,18 +7120,18 @@
         </w:tc>
         <w:tc>
           <w:tcPr>
-            <w:tcW w:w="3913" w:type="dxa"/>
-            <w:tcBorders>
-              <w:top w:val="single" w:sz="8" w:space="0" w:color="000000"/>
-              <w:left w:val="single" w:sz="8" w:space="0" w:color="000000"/>
-              <w:bottom w:val="single" w:sz="8" w:space="0" w:color="000000"/>
-              <w:right w:val="single" w:sz="8" w:space="0" w:color="000000"/>
-            </w:tcBorders>
-            <w:vAlign w:val="center"/>
-          </w:tcPr>
-          <w:p>
-            <w:pPr>
-              <w:jc w:val="both"/>
+            <w:tcW w:w="2835" w:type="dxa"/>
+            <w:tcBorders>
+              <w:top w:val="single" w:sz="8" w:space="0" w:color="000000"/>
+              <w:left w:val="single" w:sz="8" w:space="0" w:color="000000"/>
+              <w:bottom w:val="single" w:sz="8" w:space="0" w:color="000000"/>
+              <w:right w:val="single" w:sz="8" w:space="0" w:color="000000"/>
+            </w:tcBorders>
+            <w:vAlign w:val="center"/>
+          </w:tcPr>
+          <w:p>
+            <w:pPr>
+              <w:jc w:val="left"/>
               <w:rPr>
                 <w:sz w:val="24"/>
                 <w:szCs w:val="24"/>
@@ -7006,11 +7150,12 @@
       </w:tr>
       <w:tr>
         <w:trPr>
+          <w:cantSplit/>
           <w:jc w:val="center"/>
         </w:trPr>
         <w:tc>
           <w:tcPr>
-            <w:tcW w:w="3367" w:type="dxa"/>
+            <w:tcW w:w="4309" w:type="dxa"/>
             <w:tcBorders>
               <w:top w:val="single" w:sz="8" w:space="0" w:color="000000"/>
               <w:left w:val="single" w:sz="8" w:space="0" w:color="000000"/>
@@ -7038,7 +7183,7 @@
         </w:tc>
         <w:tc>
           <w:tcPr>
-            <w:tcW w:w="2248" w:type="dxa"/>
+            <w:tcW w:w="1927" w:type="dxa"/>
             <w:tcBorders>
               <w:top w:val="single" w:sz="8" w:space="0" w:color="000000"/>
               <w:left w:val="single" w:sz="8" w:space="0" w:color="000000"/>
@@ -7066,18 +7211,18 @@
         </w:tc>
         <w:tc>
           <w:tcPr>
-            <w:tcW w:w="3913" w:type="dxa"/>
-            <w:tcBorders>
-              <w:top w:val="single" w:sz="8" w:space="0" w:color="000000"/>
-              <w:left w:val="single" w:sz="8" w:space="0" w:color="000000"/>
-              <w:bottom w:val="single" w:sz="8" w:space="0" w:color="000000"/>
-              <w:right w:val="single" w:sz="8" w:space="0" w:color="000000"/>
-            </w:tcBorders>
-            <w:vAlign w:val="center"/>
-          </w:tcPr>
-          <w:p>
-            <w:pPr>
-              <w:jc w:val="both"/>
+            <w:tcW w:w="2835" w:type="dxa"/>
+            <w:tcBorders>
+              <w:top w:val="single" w:sz="8" w:space="0" w:color="000000"/>
+              <w:left w:val="single" w:sz="8" w:space="0" w:color="000000"/>
+              <w:bottom w:val="single" w:sz="8" w:space="0" w:color="000000"/>
+              <w:right w:val="single" w:sz="8" w:space="0" w:color="000000"/>
+            </w:tcBorders>
+            <w:vAlign w:val="center"/>
+          </w:tcPr>
+          <w:p>
+            <w:pPr>
+              <w:jc w:val="left"/>
               <w:rPr>
                 <w:sz w:val="24"/>
                 <w:szCs w:val="24"/>
@@ -7096,11 +7241,12 @@
       </w:tr>
       <w:tr>
         <w:trPr>
+          <w:cantSplit/>
           <w:jc w:val="center"/>
         </w:trPr>
         <w:tc>
           <w:tcPr>
-            <w:tcW w:w="3367" w:type="dxa"/>
+            <w:tcW w:w="4309" w:type="dxa"/>
             <w:tcBorders>
               <w:top w:val="single" w:sz="8" w:space="0" w:color="000000"/>
               <w:left w:val="single" w:sz="8" w:space="0" w:color="000000"/>
@@ -7128,7 +7274,7 @@
         </w:tc>
         <w:tc>
           <w:tcPr>
-            <w:tcW w:w="2248" w:type="dxa"/>
+            <w:tcW w:w="1927" w:type="dxa"/>
             <w:tcBorders>
               <w:top w:val="single" w:sz="8" w:space="0" w:color="000000"/>
               <w:left w:val="single" w:sz="8" w:space="0" w:color="000000"/>
@@ -7156,41 +7302,42 @@
         </w:tc>
         <w:tc>
           <w:tcPr>
-            <w:tcW w:w="3913" w:type="dxa"/>
-            <w:tcBorders>
-              <w:top w:val="single" w:sz="8" w:space="0" w:color="000000"/>
-              <w:left w:val="single" w:sz="8" w:space="0" w:color="000000"/>
-              <w:bottom w:val="single" w:sz="8" w:space="0" w:color="000000"/>
-              <w:right w:val="single" w:sz="8" w:space="0" w:color="000000"/>
-            </w:tcBorders>
-            <w:vAlign w:val="center"/>
-          </w:tcPr>
-          <w:p>
-            <w:pPr>
-              <w:jc w:val="both"/>
-              <w:rPr>
-                <w:sz w:val="24"/>
-                <w:szCs w:val="24"/>
-              </w:rPr>
-            </w:pPr>
-            <w:r>
-              <w:rPr>
-                <w:b w:val="0"/>
-                <w:sz w:val="24"/>
-                <w:szCs w:val="24"/>
-              </w:rPr>
-              <w:t>Hasil review per aspek, termasuk checklist review bila digunakan</w:t>
+            <w:tcW w:w="2835" w:type="dxa"/>
+            <w:tcBorders>
+              <w:top w:val="single" w:sz="8" w:space="0" w:color="000000"/>
+              <w:left w:val="single" w:sz="8" w:space="0" w:color="000000"/>
+              <w:bottom w:val="single" w:sz="8" w:space="0" w:color="000000"/>
+              <w:right w:val="single" w:sz="8" w:space="0" w:color="000000"/>
+            </w:tcBorders>
+            <w:vAlign w:val="center"/>
+          </w:tcPr>
+          <w:p>
+            <w:pPr>
+              <w:jc w:val="left"/>
+              <w:rPr>
+                <w:sz w:val="24"/>
+                <w:szCs w:val="24"/>
+              </w:rPr>
+            </w:pPr>
+            <w:r>
+              <w:rPr>
+                <w:b w:val="0"/>
+                <w:sz w:val="24"/>
+                <w:szCs w:val="24"/>
+              </w:rPr>
+              <w:t>Hasil review per aspek, termasuk checklist review jika digunakan</w:t>
             </w:r>
           </w:p>
         </w:tc>
       </w:tr>
       <w:tr>
         <w:trPr>
+          <w:cantSplit/>
           <w:jc w:val="center"/>
         </w:trPr>
         <w:tc>
           <w:tcPr>
-            <w:tcW w:w="3367" w:type="dxa"/>
+            <w:tcW w:w="4309" w:type="dxa"/>
             <w:tcBorders>
               <w:top w:val="single" w:sz="8" w:space="0" w:color="000000"/>
               <w:left w:val="single" w:sz="8" w:space="0" w:color="000000"/>
@@ -7218,7 +7365,7 @@
         </w:tc>
         <w:tc>
           <w:tcPr>
-            <w:tcW w:w="2248" w:type="dxa"/>
+            <w:tcW w:w="1927" w:type="dxa"/>
             <w:tcBorders>
               <w:top w:val="single" w:sz="8" w:space="0" w:color="000000"/>
               <w:left w:val="single" w:sz="8" w:space="0" w:color="000000"/>
@@ -7246,18 +7393,18 @@
         </w:tc>
         <w:tc>
           <w:tcPr>
-            <w:tcW w:w="3913" w:type="dxa"/>
-            <w:tcBorders>
-              <w:top w:val="single" w:sz="8" w:space="0" w:color="000000"/>
-              <w:left w:val="single" w:sz="8" w:space="0" w:color="000000"/>
-              <w:bottom w:val="single" w:sz="8" w:space="0" w:color="000000"/>
-              <w:right w:val="single" w:sz="8" w:space="0" w:color="000000"/>
-            </w:tcBorders>
-            <w:vAlign w:val="center"/>
-          </w:tcPr>
-          <w:p>
-            <w:pPr>
-              <w:jc w:val="both"/>
+            <w:tcW w:w="2835" w:type="dxa"/>
+            <w:tcBorders>
+              <w:top w:val="single" w:sz="8" w:space="0" w:color="000000"/>
+              <w:left w:val="single" w:sz="8" w:space="0" w:color="000000"/>
+              <w:bottom w:val="single" w:sz="8" w:space="0" w:color="000000"/>
+              <w:right w:val="single" w:sz="8" w:space="0" w:color="000000"/>
+            </w:tcBorders>
+            <w:vAlign w:val="center"/>
+          </w:tcPr>
+          <w:p>
+            <w:pPr>
+              <w:jc w:val="left"/>
               <w:rPr>
                 <w:sz w:val="24"/>
                 <w:szCs w:val="24"/>
@@ -7276,11 +7423,12 @@
       </w:tr>
       <w:tr>
         <w:trPr>
+          <w:cantSplit/>
           <w:jc w:val="center"/>
         </w:trPr>
         <w:tc>
           <w:tcPr>
-            <w:tcW w:w="3367" w:type="dxa"/>
+            <w:tcW w:w="4309" w:type="dxa"/>
             <w:tcBorders>
               <w:top w:val="single" w:sz="8" w:space="0" w:color="000000"/>
               <w:left w:val="single" w:sz="8" w:space="0" w:color="000000"/>
@@ -7308,7 +7456,7 @@
         </w:tc>
         <w:tc>
           <w:tcPr>
-            <w:tcW w:w="2248" w:type="dxa"/>
+            <w:tcW w:w="1927" w:type="dxa"/>
             <w:tcBorders>
               <w:top w:val="single" w:sz="8" w:space="0" w:color="000000"/>
               <w:left w:val="single" w:sz="8" w:space="0" w:color="000000"/>
@@ -7336,18 +7484,18 @@
         </w:tc>
         <w:tc>
           <w:tcPr>
-            <w:tcW w:w="3913" w:type="dxa"/>
-            <w:tcBorders>
-              <w:top w:val="single" w:sz="8" w:space="0" w:color="000000"/>
-              <w:left w:val="single" w:sz="8" w:space="0" w:color="000000"/>
-              <w:bottom w:val="single" w:sz="8" w:space="0" w:color="000000"/>
-              <w:right w:val="single" w:sz="8" w:space="0" w:color="000000"/>
-            </w:tcBorders>
-            <w:vAlign w:val="center"/>
-          </w:tcPr>
-          <w:p>
-            <w:pPr>
-              <w:jc w:val="both"/>
+            <w:tcW w:w="2835" w:type="dxa"/>
+            <w:tcBorders>
+              <w:top w:val="single" w:sz="8" w:space="0" w:color="000000"/>
+              <w:left w:val="single" w:sz="8" w:space="0" w:color="000000"/>
+              <w:bottom w:val="single" w:sz="8" w:space="0" w:color="000000"/>
+              <w:right w:val="single" w:sz="8" w:space="0" w:color="000000"/>
+            </w:tcBorders>
+            <w:vAlign w:val="center"/>
+          </w:tcPr>
+          <w:p>
+            <w:pPr>
+              <w:jc w:val="left"/>
               <w:rPr>
                 <w:sz w:val="24"/>
                 <w:szCs w:val="24"/>
@@ -7366,11 +7514,12 @@
       </w:tr>
       <w:tr>
         <w:trPr>
+          <w:cantSplit/>
           <w:jc w:val="center"/>
         </w:trPr>
         <w:tc>
           <w:tcPr>
-            <w:tcW w:w="3367" w:type="dxa"/>
+            <w:tcW w:w="4309" w:type="dxa"/>
             <w:tcBorders>
               <w:top w:val="single" w:sz="8" w:space="0" w:color="000000"/>
               <w:left w:val="single" w:sz="8" w:space="0" w:color="000000"/>
@@ -7398,7 +7547,7 @@
         </w:tc>
         <w:tc>
           <w:tcPr>
-            <w:tcW w:w="2248" w:type="dxa"/>
+            <w:tcW w:w="1927" w:type="dxa"/>
             <w:tcBorders>
               <w:top w:val="single" w:sz="8" w:space="0" w:color="000000"/>
               <w:left w:val="single" w:sz="8" w:space="0" w:color="000000"/>
@@ -7426,18 +7575,18 @@
         </w:tc>
         <w:tc>
           <w:tcPr>
-            <w:tcW w:w="3913" w:type="dxa"/>
-            <w:tcBorders>
-              <w:top w:val="single" w:sz="8" w:space="0" w:color="000000"/>
-              <w:left w:val="single" w:sz="8" w:space="0" w:color="000000"/>
-              <w:bottom w:val="single" w:sz="8" w:space="0" w:color="000000"/>
-              <w:right w:val="single" w:sz="8" w:space="0" w:color="000000"/>
-            </w:tcBorders>
-            <w:vAlign w:val="center"/>
-          </w:tcPr>
-          <w:p>
-            <w:pPr>
-              <w:jc w:val="both"/>
+            <w:tcW w:w="2835" w:type="dxa"/>
+            <w:tcBorders>
+              <w:top w:val="single" w:sz="8" w:space="0" w:color="000000"/>
+              <w:left w:val="single" w:sz="8" w:space="0" w:color="000000"/>
+              <w:bottom w:val="single" w:sz="8" w:space="0" w:color="000000"/>
+              <w:right w:val="single" w:sz="8" w:space="0" w:color="000000"/>
+            </w:tcBorders>
+            <w:vAlign w:val="center"/>
+          </w:tcPr>
+          <w:p>
+            <w:pPr>
+              <w:jc w:val="left"/>
               <w:rPr>
                 <w:sz w:val="24"/>
                 <w:szCs w:val="24"/>
@@ -7494,6 +7643,7 @@
     </w:p>
     <w:p>
       <w:pPr>
+        <w:keepNext/>
         <w:pBdr>
           <w:top w:val="nil"/>
           <w:left w:val="nil"/>
@@ -7526,27 +7676,30 @@
         <w:tblLook w:val="0400" w:firstRow="0" w:lastRow="0" w:firstColumn="0" w:lastColumn="0" w:noHBand="0" w:noVBand="1"/>
       </w:tblPr>
       <w:tblGrid>
-        <w:gridCol w:w="3367"/>
-        <w:gridCol w:w="2248"/>
-        <w:gridCol w:w="3913"/>
+        <w:gridCol w:w="4309"/>
+        <w:gridCol w:w="1927"/>
+        <w:gridCol w:w="2835"/>
       </w:tblGrid>
       <w:tr>
         <w:trPr>
+          <w:cantSplit/>
+          <w:tblHeader/>
           <w:jc w:val="center"/>
         </w:trPr>
         <w:tc>
           <w:tcPr>
-            <w:tcW w:w="3367" w:type="dxa"/>
-            <w:tcBorders>
-              <w:top w:val="single" w:sz="8" w:space="0" w:color="000000"/>
-              <w:left w:val="single" w:sz="8" w:space="0" w:color="000000"/>
-              <w:bottom w:val="single" w:sz="8" w:space="0" w:color="000000"/>
-              <w:right w:val="single" w:sz="8" w:space="0" w:color="000000"/>
-            </w:tcBorders>
-            <w:vAlign w:val="center"/>
-          </w:tcPr>
-          <w:p>
-            <w:pPr>
+            <w:tcW w:w="4309" w:type="dxa"/>
+            <w:tcBorders>
+              <w:top w:val="single" w:sz="8" w:space="0" w:color="000000"/>
+              <w:left w:val="single" w:sz="8" w:space="0" w:color="000000"/>
+              <w:bottom w:val="single" w:sz="8" w:space="0" w:color="000000"/>
+              <w:right w:val="single" w:sz="8" w:space="0" w:color="000000"/>
+            </w:tcBorders>
+            <w:vAlign w:val="center"/>
+          </w:tcPr>
+          <w:p>
+            <w:pPr>
+              <w:keepNext/>
               <w:jc w:val="center"/>
               <w:rPr>
                 <w:sz w:val="24"/>
@@ -7566,17 +7719,18 @@
         </w:tc>
         <w:tc>
           <w:tcPr>
-            <w:tcW w:w="2248" w:type="dxa"/>
-            <w:tcBorders>
-              <w:top w:val="single" w:sz="8" w:space="0" w:color="000000"/>
-              <w:left w:val="single" w:sz="8" w:space="0" w:color="000000"/>
-              <w:bottom w:val="single" w:sz="8" w:space="0" w:color="000000"/>
-              <w:right w:val="single" w:sz="8" w:space="0" w:color="000000"/>
-            </w:tcBorders>
-            <w:vAlign w:val="center"/>
-          </w:tcPr>
-          <w:p>
-            <w:pPr>
+            <w:tcW w:w="1927" w:type="dxa"/>
+            <w:tcBorders>
+              <w:top w:val="single" w:sz="8" w:space="0" w:color="000000"/>
+              <w:left w:val="single" w:sz="8" w:space="0" w:color="000000"/>
+              <w:bottom w:val="single" w:sz="8" w:space="0" w:color="000000"/>
+              <w:right w:val="single" w:sz="8" w:space="0" w:color="000000"/>
+            </w:tcBorders>
+            <w:vAlign w:val="center"/>
+          </w:tcPr>
+          <w:p>
+            <w:pPr>
+              <w:keepNext/>
               <w:jc w:val="center"/>
               <w:rPr>
                 <w:sz w:val="24"/>
@@ -7596,17 +7750,18 @@
         </w:tc>
         <w:tc>
           <w:tcPr>
-            <w:tcW w:w="3913" w:type="dxa"/>
-            <w:tcBorders>
-              <w:top w:val="single" w:sz="8" w:space="0" w:color="000000"/>
-              <w:left w:val="single" w:sz="8" w:space="0" w:color="000000"/>
-              <w:bottom w:val="single" w:sz="8" w:space="0" w:color="000000"/>
-              <w:right w:val="single" w:sz="8" w:space="0" w:color="000000"/>
-            </w:tcBorders>
-            <w:vAlign w:val="center"/>
-          </w:tcPr>
-          <w:p>
-            <w:pPr>
+            <w:tcW w:w="2835" w:type="dxa"/>
+            <w:tcBorders>
+              <w:top w:val="single" w:sz="8" w:space="0" w:color="000000"/>
+              <w:left w:val="single" w:sz="8" w:space="0" w:color="000000"/>
+              <w:bottom w:val="single" w:sz="8" w:space="0" w:color="000000"/>
+              <w:right w:val="single" w:sz="8" w:space="0" w:color="000000"/>
+            </w:tcBorders>
+            <w:vAlign w:val="center"/>
+          </w:tcPr>
+          <w:p>
+            <w:pPr>
+              <w:keepNext/>
               <w:jc w:val="center"/>
               <w:rPr>
                 <w:sz w:val="24"/>
@@ -7627,11 +7782,12 @@
       </w:tr>
       <w:tr>
         <w:trPr>
+          <w:cantSplit/>
           <w:jc w:val="center"/>
         </w:trPr>
         <w:tc>
           <w:tcPr>
-            <w:tcW w:w="3367" w:type="dxa"/>
+            <w:tcW w:w="4309" w:type="dxa"/>
             <w:tcBorders>
               <w:top w:val="single" w:sz="8" w:space="0" w:color="000000"/>
               <w:left w:val="single" w:sz="8" w:space="0" w:color="000000"/>
@@ -7659,7 +7815,7 @@
         </w:tc>
         <w:tc>
           <w:tcPr>
-            <w:tcW w:w="2248" w:type="dxa"/>
+            <w:tcW w:w="1927" w:type="dxa"/>
             <w:tcBorders>
               <w:top w:val="single" w:sz="8" w:space="0" w:color="000000"/>
               <w:left w:val="single" w:sz="8" w:space="0" w:color="000000"/>
@@ -7687,18 +7843,18 @@
         </w:tc>
         <w:tc>
           <w:tcPr>
-            <w:tcW w:w="3913" w:type="dxa"/>
-            <w:tcBorders>
-              <w:top w:val="single" w:sz="8" w:space="0" w:color="000000"/>
-              <w:left w:val="single" w:sz="8" w:space="0" w:color="000000"/>
-              <w:bottom w:val="single" w:sz="8" w:space="0" w:color="000000"/>
-              <w:right w:val="single" w:sz="8" w:space="0" w:color="000000"/>
-            </w:tcBorders>
-            <w:vAlign w:val="center"/>
-          </w:tcPr>
-          <w:p>
-            <w:pPr>
-              <w:jc w:val="both"/>
+            <w:tcW w:w="2835" w:type="dxa"/>
+            <w:tcBorders>
+              <w:top w:val="single" w:sz="8" w:space="0" w:color="000000"/>
+              <w:left w:val="single" w:sz="8" w:space="0" w:color="000000"/>
+              <w:bottom w:val="single" w:sz="8" w:space="0" w:color="000000"/>
+              <w:right w:val="single" w:sz="8" w:space="0" w:color="000000"/>
+            </w:tcBorders>
+            <w:vAlign w:val="center"/>
+          </w:tcPr>
+          <w:p>
+            <w:pPr>
+              <w:jc w:val="left"/>
               <w:rPr>
                 <w:sz w:val="24"/>
                 <w:szCs w:val="24"/>
@@ -7717,39 +7873,40 @@
       </w:tr>
       <w:tr>
         <w:trPr>
+          <w:cantSplit/>
           <w:jc w:val="center"/>
         </w:trPr>
         <w:tc>
           <w:tcPr>
-            <w:tcW w:w="3367" w:type="dxa"/>
-            <w:tcBorders>
-              <w:top w:val="single" w:sz="8" w:space="0" w:color="000000"/>
-              <w:left w:val="single" w:sz="8" w:space="0" w:color="000000"/>
-              <w:bottom w:val="single" w:sz="8" w:space="0" w:color="000000"/>
-              <w:right w:val="single" w:sz="8" w:space="0" w:color="000000"/>
-            </w:tcBorders>
-            <w:vAlign w:val="center"/>
-          </w:tcPr>
-          <w:p>
-            <w:pPr>
-              <w:rPr>
-                <w:sz w:val="24"/>
-                <w:szCs w:val="24"/>
-              </w:rPr>
-            </w:pPr>
-            <w:r>
-              <w:rPr>
-                <w:b w:val="0"/>
-                <w:sz w:val="24"/>
-                <w:szCs w:val="24"/>
-              </w:rPr>
-              <w:t>2. Klasifikasikan tiap isu sebagai risiko Tinggi, Sedang, atau Rendah menurut butir 4.8 sampai 4.10.</w:t>
-            </w:r>
-          </w:p>
-        </w:tc>
-        <w:tc>
-          <w:tcPr>
-            <w:tcW w:w="2248" w:type="dxa"/>
+            <w:tcW w:w="4309" w:type="dxa"/>
+            <w:tcBorders>
+              <w:top w:val="single" w:sz="8" w:space="0" w:color="000000"/>
+              <w:left w:val="single" w:sz="8" w:space="0" w:color="000000"/>
+              <w:bottom w:val="single" w:sz="8" w:space="0" w:color="000000"/>
+              <w:right w:val="single" w:sz="8" w:space="0" w:color="000000"/>
+            </w:tcBorders>
+            <w:vAlign w:val="center"/>
+          </w:tcPr>
+          <w:p>
+            <w:pPr>
+              <w:rPr>
+                <w:sz w:val="24"/>
+                <w:szCs w:val="24"/>
+              </w:rPr>
+            </w:pPr>
+            <w:r>
+              <w:rPr>
+                <w:b w:val="0"/>
+                <w:sz w:val="24"/>
+                <w:szCs w:val="24"/>
+              </w:rPr>
+              <w:t>2. Klasifikasikan tiap isu sebagai risiko Tinggi, Sedang, atau Rendah sesuai butir 4.8 sampai 4.10.</w:t>
+            </w:r>
+          </w:p>
+        </w:tc>
+        <w:tc>
+          <w:tcPr>
+            <w:tcW w:w="1927" w:type="dxa"/>
             <w:tcBorders>
               <w:top w:val="single" w:sz="8" w:space="0" w:color="000000"/>
               <w:left w:val="single" w:sz="8" w:space="0" w:color="000000"/>
@@ -7777,18 +7934,18 @@
         </w:tc>
         <w:tc>
           <w:tcPr>
-            <w:tcW w:w="3913" w:type="dxa"/>
-            <w:tcBorders>
-              <w:top w:val="single" w:sz="8" w:space="0" w:color="000000"/>
-              <w:left w:val="single" w:sz="8" w:space="0" w:color="000000"/>
-              <w:bottom w:val="single" w:sz="8" w:space="0" w:color="000000"/>
-              <w:right w:val="single" w:sz="8" w:space="0" w:color="000000"/>
-            </w:tcBorders>
-            <w:vAlign w:val="center"/>
-          </w:tcPr>
-          <w:p>
-            <w:pPr>
-              <w:jc w:val="both"/>
+            <w:tcW w:w="2835" w:type="dxa"/>
+            <w:tcBorders>
+              <w:top w:val="single" w:sz="8" w:space="0" w:color="000000"/>
+              <w:left w:val="single" w:sz="8" w:space="0" w:color="000000"/>
+              <w:bottom w:val="single" w:sz="8" w:space="0" w:color="000000"/>
+              <w:right w:val="single" w:sz="8" w:space="0" w:color="000000"/>
+            </w:tcBorders>
+            <w:vAlign w:val="center"/>
+          </w:tcPr>
+          <w:p>
+            <w:pPr>
+              <w:jc w:val="left"/>
               <w:rPr>
                 <w:sz w:val="24"/>
                 <w:szCs w:val="24"/>
@@ -7807,11 +7964,12 @@
       </w:tr>
       <w:tr>
         <w:trPr>
+          <w:cantSplit/>
           <w:jc w:val="center"/>
         </w:trPr>
         <w:tc>
           <w:tcPr>
-            <w:tcW w:w="3367" w:type="dxa"/>
+            <w:tcW w:w="4309" w:type="dxa"/>
             <w:tcBorders>
               <w:top w:val="single" w:sz="8" w:space="0" w:color="000000"/>
               <w:left w:val="single" w:sz="8" w:space="0" w:color="000000"/>
@@ -7839,7 +7997,7 @@
         </w:tc>
         <w:tc>
           <w:tcPr>
-            <w:tcW w:w="2248" w:type="dxa"/>
+            <w:tcW w:w="1927" w:type="dxa"/>
             <w:tcBorders>
               <w:top w:val="single" w:sz="8" w:space="0" w:color="000000"/>
               <w:left w:val="single" w:sz="8" w:space="0" w:color="000000"/>
@@ -7867,18 +8025,18 @@
         </w:tc>
         <w:tc>
           <w:tcPr>
-            <w:tcW w:w="3913" w:type="dxa"/>
-            <w:tcBorders>
-              <w:top w:val="single" w:sz="8" w:space="0" w:color="000000"/>
-              <w:left w:val="single" w:sz="8" w:space="0" w:color="000000"/>
-              <w:bottom w:val="single" w:sz="8" w:space="0" w:color="000000"/>
-              <w:right w:val="single" w:sz="8" w:space="0" w:color="000000"/>
-            </w:tcBorders>
-            <w:vAlign w:val="center"/>
-          </w:tcPr>
-          <w:p>
-            <w:pPr>
-              <w:jc w:val="both"/>
+            <w:tcW w:w="2835" w:type="dxa"/>
+            <w:tcBorders>
+              <w:top w:val="single" w:sz="8" w:space="0" w:color="000000"/>
+              <w:left w:val="single" w:sz="8" w:space="0" w:color="000000"/>
+              <w:bottom w:val="single" w:sz="8" w:space="0" w:color="000000"/>
+              <w:right w:val="single" w:sz="8" w:space="0" w:color="000000"/>
+            </w:tcBorders>
+            <w:vAlign w:val="center"/>
+          </w:tcPr>
+          <w:p>
+            <w:pPr>
+              <w:jc w:val="left"/>
               <w:rPr>
                 <w:sz w:val="24"/>
                 <w:szCs w:val="24"/>
@@ -7897,11 +8055,12 @@
       </w:tr>
       <w:tr>
         <w:trPr>
+          <w:cantSplit/>
           <w:jc w:val="center"/>
         </w:trPr>
         <w:tc>
           <w:tcPr>
-            <w:tcW w:w="3367" w:type="dxa"/>
+            <w:tcW w:w="4309" w:type="dxa"/>
             <w:tcBorders>
               <w:top w:val="single" w:sz="8" w:space="0" w:color="000000"/>
               <w:left w:val="single" w:sz="8" w:space="0" w:color="000000"/>
@@ -7929,7 +8088,7 @@
         </w:tc>
         <w:tc>
           <w:tcPr>
-            <w:tcW w:w="2248" w:type="dxa"/>
+            <w:tcW w:w="1927" w:type="dxa"/>
             <w:tcBorders>
               <w:top w:val="single" w:sz="8" w:space="0" w:color="000000"/>
               <w:left w:val="single" w:sz="8" w:space="0" w:color="000000"/>
@@ -7957,18 +8116,18 @@
         </w:tc>
         <w:tc>
           <w:tcPr>
-            <w:tcW w:w="3913" w:type="dxa"/>
-            <w:tcBorders>
-              <w:top w:val="single" w:sz="8" w:space="0" w:color="000000"/>
-              <w:left w:val="single" w:sz="8" w:space="0" w:color="000000"/>
-              <w:bottom w:val="single" w:sz="8" w:space="0" w:color="000000"/>
-              <w:right w:val="single" w:sz="8" w:space="0" w:color="000000"/>
-            </w:tcBorders>
-            <w:vAlign w:val="center"/>
-          </w:tcPr>
-          <w:p>
-            <w:pPr>
-              <w:jc w:val="both"/>
+            <w:tcW w:w="2835" w:type="dxa"/>
+            <w:tcBorders>
+              <w:top w:val="single" w:sz="8" w:space="0" w:color="000000"/>
+              <w:left w:val="single" w:sz="8" w:space="0" w:color="000000"/>
+              <w:bottom w:val="single" w:sz="8" w:space="0" w:color="000000"/>
+              <w:right w:val="single" w:sz="8" w:space="0" w:color="000000"/>
+            </w:tcBorders>
+            <w:vAlign w:val="center"/>
+          </w:tcPr>
+          <w:p>
+            <w:pPr>
+              <w:jc w:val="left"/>
               <w:rPr>
                 <w:sz w:val="24"/>
                 <w:szCs w:val="24"/>
@@ -7987,11 +8146,12 @@
       </w:tr>
       <w:tr>
         <w:trPr>
+          <w:cantSplit/>
           <w:jc w:val="center"/>
         </w:trPr>
         <w:tc>
           <w:tcPr>
-            <w:tcW w:w="3367" w:type="dxa"/>
+            <w:tcW w:w="4309" w:type="dxa"/>
             <w:tcBorders>
               <w:top w:val="single" w:sz="8" w:space="0" w:color="000000"/>
               <w:left w:val="single" w:sz="8" w:space="0" w:color="000000"/>
@@ -8019,7 +8179,7 @@
         </w:tc>
         <w:tc>
           <w:tcPr>
-            <w:tcW w:w="2248" w:type="dxa"/>
+            <w:tcW w:w="1927" w:type="dxa"/>
             <w:tcBorders>
               <w:top w:val="single" w:sz="8" w:space="0" w:color="000000"/>
               <w:left w:val="single" w:sz="8" w:space="0" w:color="000000"/>
@@ -8047,18 +8207,18 @@
         </w:tc>
         <w:tc>
           <w:tcPr>
-            <w:tcW w:w="3913" w:type="dxa"/>
-            <w:tcBorders>
-              <w:top w:val="single" w:sz="8" w:space="0" w:color="000000"/>
-              <w:left w:val="single" w:sz="8" w:space="0" w:color="000000"/>
-              <w:bottom w:val="single" w:sz="8" w:space="0" w:color="000000"/>
-              <w:right w:val="single" w:sz="8" w:space="0" w:color="000000"/>
-            </w:tcBorders>
-            <w:vAlign w:val="center"/>
-          </w:tcPr>
-          <w:p>
-            <w:pPr>
-              <w:jc w:val="both"/>
+            <w:tcW w:w="2835" w:type="dxa"/>
+            <w:tcBorders>
+              <w:top w:val="single" w:sz="8" w:space="0" w:color="000000"/>
+              <w:left w:val="single" w:sz="8" w:space="0" w:color="000000"/>
+              <w:bottom w:val="single" w:sz="8" w:space="0" w:color="000000"/>
+              <w:right w:val="single" w:sz="8" w:space="0" w:color="000000"/>
+            </w:tcBorders>
+            <w:vAlign w:val="center"/>
+          </w:tcPr>
+          <w:p>
+            <w:pPr>
+              <w:jc w:val="left"/>
               <w:rPr>
                 <w:sz w:val="24"/>
                 <w:szCs w:val="24"/>
@@ -8077,11 +8237,12 @@
       </w:tr>
       <w:tr>
         <w:trPr>
+          <w:cantSplit/>
           <w:jc w:val="center"/>
         </w:trPr>
         <w:tc>
           <w:tcPr>
-            <w:tcW w:w="3367" w:type="dxa"/>
+            <w:tcW w:w="4309" w:type="dxa"/>
             <w:tcBorders>
               <w:top w:val="single" w:sz="8" w:space="0" w:color="000000"/>
               <w:left w:val="single" w:sz="8" w:space="0" w:color="000000"/>
@@ -8109,7 +8270,7 @@
         </w:tc>
         <w:tc>
           <w:tcPr>
-            <w:tcW w:w="2248" w:type="dxa"/>
+            <w:tcW w:w="1927" w:type="dxa"/>
             <w:tcBorders>
               <w:top w:val="single" w:sz="8" w:space="0" w:color="000000"/>
               <w:left w:val="single" w:sz="8" w:space="0" w:color="000000"/>
@@ -8137,18 +8298,18 @@
         </w:tc>
         <w:tc>
           <w:tcPr>
-            <w:tcW w:w="3913" w:type="dxa"/>
-            <w:tcBorders>
-              <w:top w:val="single" w:sz="8" w:space="0" w:color="000000"/>
-              <w:left w:val="single" w:sz="8" w:space="0" w:color="000000"/>
-              <w:bottom w:val="single" w:sz="8" w:space="0" w:color="000000"/>
-              <w:right w:val="single" w:sz="8" w:space="0" w:color="000000"/>
-            </w:tcBorders>
-            <w:vAlign w:val="center"/>
-          </w:tcPr>
-          <w:p>
-            <w:pPr>
-              <w:jc w:val="both"/>
+            <w:tcW w:w="2835" w:type="dxa"/>
+            <w:tcBorders>
+              <w:top w:val="single" w:sz="8" w:space="0" w:color="000000"/>
+              <w:left w:val="single" w:sz="8" w:space="0" w:color="000000"/>
+              <w:bottom w:val="single" w:sz="8" w:space="0" w:color="000000"/>
+              <w:right w:val="single" w:sz="8" w:space="0" w:color="000000"/>
+            </w:tcBorders>
+            <w:vAlign w:val="center"/>
+          </w:tcPr>
+          <w:p>
+            <w:pPr>
+              <w:jc w:val="left"/>
               <w:rPr>
                 <w:sz w:val="24"/>
                 <w:szCs w:val="24"/>
@@ -8167,11 +8328,12 @@
       </w:tr>
       <w:tr>
         <w:trPr>
+          <w:cantSplit/>
           <w:jc w:val="center"/>
         </w:trPr>
         <w:tc>
           <w:tcPr>
-            <w:tcW w:w="3367" w:type="dxa"/>
+            <w:tcW w:w="4309" w:type="dxa"/>
             <w:tcBorders>
               <w:top w:val="single" w:sz="8" w:space="0" w:color="000000"/>
               <w:left w:val="single" w:sz="8" w:space="0" w:color="000000"/>
@@ -8199,7 +8361,7 @@
         </w:tc>
         <w:tc>
           <w:tcPr>
-            <w:tcW w:w="2248" w:type="dxa"/>
+            <w:tcW w:w="1927" w:type="dxa"/>
             <w:tcBorders>
               <w:top w:val="single" w:sz="8" w:space="0" w:color="000000"/>
               <w:left w:val="single" w:sz="8" w:space="0" w:color="000000"/>
@@ -8227,18 +8389,18 @@
         </w:tc>
         <w:tc>
           <w:tcPr>
-            <w:tcW w:w="3913" w:type="dxa"/>
-            <w:tcBorders>
-              <w:top w:val="single" w:sz="8" w:space="0" w:color="000000"/>
-              <w:left w:val="single" w:sz="8" w:space="0" w:color="000000"/>
-              <w:bottom w:val="single" w:sz="8" w:space="0" w:color="000000"/>
-              <w:right w:val="single" w:sz="8" w:space="0" w:color="000000"/>
-            </w:tcBorders>
-            <w:vAlign w:val="center"/>
-          </w:tcPr>
-          <w:p>
-            <w:pPr>
-              <w:jc w:val="both"/>
+            <w:tcW w:w="2835" w:type="dxa"/>
+            <w:tcBorders>
+              <w:top w:val="single" w:sz="8" w:space="0" w:color="000000"/>
+              <w:left w:val="single" w:sz="8" w:space="0" w:color="000000"/>
+              <w:bottom w:val="single" w:sz="8" w:space="0" w:color="000000"/>
+              <w:right w:val="single" w:sz="8" w:space="0" w:color="000000"/>
+            </w:tcBorders>
+            <w:vAlign w:val="center"/>
+          </w:tcPr>
+          <w:p>
+            <w:pPr>
+              <w:jc w:val="left"/>
               <w:rPr>
                 <w:sz w:val="24"/>
                 <w:szCs w:val="24"/>
@@ -8257,11 +8419,12 @@
       </w:tr>
       <w:tr>
         <w:trPr>
+          <w:cantSplit/>
           <w:jc w:val="center"/>
         </w:trPr>
         <w:tc>
           <w:tcPr>
-            <w:tcW w:w="3367" w:type="dxa"/>
+            <w:tcW w:w="4309" w:type="dxa"/>
             <w:tcBorders>
               <w:top w:val="single" w:sz="8" w:space="0" w:color="000000"/>
               <w:left w:val="single" w:sz="8" w:space="0" w:color="000000"/>
@@ -8289,7 +8452,7 @@
         </w:tc>
         <w:tc>
           <w:tcPr>
-            <w:tcW w:w="2248" w:type="dxa"/>
+            <w:tcW w:w="1927" w:type="dxa"/>
             <w:tcBorders>
               <w:top w:val="single" w:sz="8" w:space="0" w:color="000000"/>
               <w:left w:val="single" w:sz="8" w:space="0" w:color="000000"/>
@@ -8317,18 +8480,18 @@
         </w:tc>
         <w:tc>
           <w:tcPr>
-            <w:tcW w:w="3913" w:type="dxa"/>
-            <w:tcBorders>
-              <w:top w:val="single" w:sz="8" w:space="0" w:color="000000"/>
-              <w:left w:val="single" w:sz="8" w:space="0" w:color="000000"/>
-              <w:bottom w:val="single" w:sz="8" w:space="0" w:color="000000"/>
-              <w:right w:val="single" w:sz="8" w:space="0" w:color="000000"/>
-            </w:tcBorders>
-            <w:vAlign w:val="center"/>
-          </w:tcPr>
-          <w:p>
-            <w:pPr>
-              <w:jc w:val="both"/>
+            <w:tcW w:w="2835" w:type="dxa"/>
+            <w:tcBorders>
+              <w:top w:val="single" w:sz="8" w:space="0" w:color="000000"/>
+              <w:left w:val="single" w:sz="8" w:space="0" w:color="000000"/>
+              <w:bottom w:val="single" w:sz="8" w:space="0" w:color="000000"/>
+              <w:right w:val="single" w:sz="8" w:space="0" w:color="000000"/>
+            </w:tcBorders>
+            <w:vAlign w:val="center"/>
+          </w:tcPr>
+          <w:p>
+            <w:pPr>
+              <w:jc w:val="left"/>
               <w:rPr>
                 <w:sz w:val="24"/>
                 <w:szCs w:val="24"/>
@@ -8347,11 +8510,12 @@
       </w:tr>
       <w:tr>
         <w:trPr>
+          <w:cantSplit/>
           <w:jc w:val="center"/>
         </w:trPr>
         <w:tc>
           <w:tcPr>
-            <w:tcW w:w="3367" w:type="dxa"/>
+            <w:tcW w:w="4309" w:type="dxa"/>
             <w:tcBorders>
               <w:top w:val="single" w:sz="8" w:space="0" w:color="000000"/>
               <w:left w:val="single" w:sz="8" w:space="0" w:color="000000"/>
@@ -8379,7 +8543,7 @@
         </w:tc>
         <w:tc>
           <w:tcPr>
-            <w:tcW w:w="2248" w:type="dxa"/>
+            <w:tcW w:w="1927" w:type="dxa"/>
             <w:tcBorders>
               <w:top w:val="single" w:sz="8" w:space="0" w:color="000000"/>
               <w:left w:val="single" w:sz="8" w:space="0" w:color="000000"/>
@@ -8407,18 +8571,18 @@
         </w:tc>
         <w:tc>
           <w:tcPr>
-            <w:tcW w:w="3913" w:type="dxa"/>
-            <w:tcBorders>
-              <w:top w:val="single" w:sz="8" w:space="0" w:color="000000"/>
-              <w:left w:val="single" w:sz="8" w:space="0" w:color="000000"/>
-              <w:bottom w:val="single" w:sz="8" w:space="0" w:color="000000"/>
-              <w:right w:val="single" w:sz="8" w:space="0" w:color="000000"/>
-            </w:tcBorders>
-            <w:vAlign w:val="center"/>
-          </w:tcPr>
-          <w:p>
-            <w:pPr>
-              <w:jc w:val="both"/>
+            <w:tcW w:w="2835" w:type="dxa"/>
+            <w:tcBorders>
+              <w:top w:val="single" w:sz="8" w:space="0" w:color="000000"/>
+              <w:left w:val="single" w:sz="8" w:space="0" w:color="000000"/>
+              <w:bottom w:val="single" w:sz="8" w:space="0" w:color="000000"/>
+              <w:right w:val="single" w:sz="8" w:space="0" w:color="000000"/>
+            </w:tcBorders>
+            <w:vAlign w:val="center"/>
+          </w:tcPr>
+          <w:p>
+            <w:pPr>
+              <w:jc w:val="left"/>
               <w:rPr>
                 <w:sz w:val="24"/>
                 <w:szCs w:val="24"/>
@@ -8475,6 +8639,7 @@
     </w:p>
     <w:p>
       <w:pPr>
+        <w:keepNext/>
         <w:pBdr>
           <w:top w:val="nil"/>
           <w:left w:val="nil"/>
@@ -8507,27 +8672,30 @@
         <w:tblLook w:val="0400" w:firstRow="0" w:lastRow="0" w:firstColumn="0" w:lastColumn="0" w:noHBand="0" w:noVBand="1"/>
       </w:tblPr>
       <w:tblGrid>
-        <w:gridCol w:w="3367"/>
-        <w:gridCol w:w="2248"/>
-        <w:gridCol w:w="3913"/>
+        <w:gridCol w:w="4309"/>
+        <w:gridCol w:w="1927"/>
+        <w:gridCol w:w="2835"/>
       </w:tblGrid>
       <w:tr>
         <w:trPr>
+          <w:cantSplit/>
+          <w:tblHeader/>
           <w:jc w:val="center"/>
         </w:trPr>
         <w:tc>
           <w:tcPr>
-            <w:tcW w:w="3367" w:type="dxa"/>
-            <w:tcBorders>
-              <w:top w:val="single" w:sz="8" w:space="0" w:color="000000"/>
-              <w:left w:val="single" w:sz="8" w:space="0" w:color="000000"/>
-              <w:bottom w:val="single" w:sz="8" w:space="0" w:color="000000"/>
-              <w:right w:val="single" w:sz="8" w:space="0" w:color="000000"/>
-            </w:tcBorders>
-            <w:vAlign w:val="center"/>
-          </w:tcPr>
-          <w:p>
-            <w:pPr>
+            <w:tcW w:w="4309" w:type="dxa"/>
+            <w:tcBorders>
+              <w:top w:val="single" w:sz="8" w:space="0" w:color="000000"/>
+              <w:left w:val="single" w:sz="8" w:space="0" w:color="000000"/>
+              <w:bottom w:val="single" w:sz="8" w:space="0" w:color="000000"/>
+              <w:right w:val="single" w:sz="8" w:space="0" w:color="000000"/>
+            </w:tcBorders>
+            <w:vAlign w:val="center"/>
+          </w:tcPr>
+          <w:p>
+            <w:pPr>
+              <w:keepNext/>
               <w:jc w:val="center"/>
               <w:rPr>
                 <w:sz w:val="24"/>
@@ -8547,17 +8715,18 @@
         </w:tc>
         <w:tc>
           <w:tcPr>
-            <w:tcW w:w="2248" w:type="dxa"/>
-            <w:tcBorders>
-              <w:top w:val="single" w:sz="8" w:space="0" w:color="000000"/>
-              <w:left w:val="single" w:sz="8" w:space="0" w:color="000000"/>
-              <w:bottom w:val="single" w:sz="8" w:space="0" w:color="000000"/>
-              <w:right w:val="single" w:sz="8" w:space="0" w:color="000000"/>
-            </w:tcBorders>
-            <w:vAlign w:val="center"/>
-          </w:tcPr>
-          <w:p>
-            <w:pPr>
+            <w:tcW w:w="1927" w:type="dxa"/>
+            <w:tcBorders>
+              <w:top w:val="single" w:sz="8" w:space="0" w:color="000000"/>
+              <w:left w:val="single" w:sz="8" w:space="0" w:color="000000"/>
+              <w:bottom w:val="single" w:sz="8" w:space="0" w:color="000000"/>
+              <w:right w:val="single" w:sz="8" w:space="0" w:color="000000"/>
+            </w:tcBorders>
+            <w:vAlign w:val="center"/>
+          </w:tcPr>
+          <w:p>
+            <w:pPr>
+              <w:keepNext/>
               <w:jc w:val="center"/>
               <w:rPr>
                 <w:sz w:val="24"/>
@@ -8577,17 +8746,18 @@
         </w:tc>
         <w:tc>
           <w:tcPr>
-            <w:tcW w:w="3913" w:type="dxa"/>
-            <w:tcBorders>
-              <w:top w:val="single" w:sz="8" w:space="0" w:color="000000"/>
-              <w:left w:val="single" w:sz="8" w:space="0" w:color="000000"/>
-              <w:bottom w:val="single" w:sz="8" w:space="0" w:color="000000"/>
-              <w:right w:val="single" w:sz="8" w:space="0" w:color="000000"/>
-            </w:tcBorders>
-            <w:vAlign w:val="center"/>
-          </w:tcPr>
-          <w:p>
-            <w:pPr>
+            <w:tcW w:w="2835" w:type="dxa"/>
+            <w:tcBorders>
+              <w:top w:val="single" w:sz="8" w:space="0" w:color="000000"/>
+              <w:left w:val="single" w:sz="8" w:space="0" w:color="000000"/>
+              <w:bottom w:val="single" w:sz="8" w:space="0" w:color="000000"/>
+              <w:right w:val="single" w:sz="8" w:space="0" w:color="000000"/>
+            </w:tcBorders>
+            <w:vAlign w:val="center"/>
+          </w:tcPr>
+          <w:p>
+            <w:pPr>
+              <w:keepNext/>
               <w:jc w:val="center"/>
               <w:rPr>
                 <w:sz w:val="24"/>
@@ -8608,11 +8778,12 @@
       </w:tr>
       <w:tr>
         <w:trPr>
+          <w:cantSplit/>
           <w:jc w:val="center"/>
         </w:trPr>
         <w:tc>
           <w:tcPr>
-            <w:tcW w:w="3367" w:type="dxa"/>
+            <w:tcW w:w="4309" w:type="dxa"/>
             <w:tcBorders>
               <w:top w:val="single" w:sz="8" w:space="0" w:color="000000"/>
               <w:left w:val="single" w:sz="8" w:space="0" w:color="000000"/>
@@ -8640,7 +8811,7 @@
         </w:tc>
         <w:tc>
           <w:tcPr>
-            <w:tcW w:w="2248" w:type="dxa"/>
+            <w:tcW w:w="1927" w:type="dxa"/>
             <w:tcBorders>
               <w:top w:val="single" w:sz="8" w:space="0" w:color="000000"/>
               <w:left w:val="single" w:sz="8" w:space="0" w:color="000000"/>
@@ -8668,18 +8839,18 @@
         </w:tc>
         <w:tc>
           <w:tcPr>
-            <w:tcW w:w="3913" w:type="dxa"/>
-            <w:tcBorders>
-              <w:top w:val="single" w:sz="8" w:space="0" w:color="000000"/>
-              <w:left w:val="single" w:sz="8" w:space="0" w:color="000000"/>
-              <w:bottom w:val="single" w:sz="8" w:space="0" w:color="000000"/>
-              <w:right w:val="single" w:sz="8" w:space="0" w:color="000000"/>
-            </w:tcBorders>
-            <w:vAlign w:val="center"/>
-          </w:tcPr>
-          <w:p>
-            <w:pPr>
-              <w:jc w:val="both"/>
+            <w:tcW w:w="2835" w:type="dxa"/>
+            <w:tcBorders>
+              <w:top w:val="single" w:sz="8" w:space="0" w:color="000000"/>
+              <w:left w:val="single" w:sz="8" w:space="0" w:color="000000"/>
+              <w:bottom w:val="single" w:sz="8" w:space="0" w:color="000000"/>
+              <w:right w:val="single" w:sz="8" w:space="0" w:color="000000"/>
+            </w:tcBorders>
+            <w:vAlign w:val="center"/>
+          </w:tcPr>
+          <w:p>
+            <w:pPr>
+              <w:jc w:val="left"/>
               <w:rPr>
                 <w:sz w:val="24"/>
                 <w:szCs w:val="24"/>
@@ -8698,11 +8869,12 @@
       </w:tr>
       <w:tr>
         <w:trPr>
+          <w:cantSplit/>
           <w:jc w:val="center"/>
         </w:trPr>
         <w:tc>
           <w:tcPr>
-            <w:tcW w:w="3367" w:type="dxa"/>
+            <w:tcW w:w="4309" w:type="dxa"/>
             <w:tcBorders>
               <w:top w:val="single" w:sz="8" w:space="0" w:color="000000"/>
               <w:left w:val="single" w:sz="8" w:space="0" w:color="000000"/>
@@ -8730,7 +8902,7 @@
         </w:tc>
         <w:tc>
           <w:tcPr>
-            <w:tcW w:w="2248" w:type="dxa"/>
+            <w:tcW w:w="1927" w:type="dxa"/>
             <w:tcBorders>
               <w:top w:val="single" w:sz="8" w:space="0" w:color="000000"/>
               <w:left w:val="single" w:sz="8" w:space="0" w:color="000000"/>
@@ -8758,41 +8930,42 @@
         </w:tc>
         <w:tc>
           <w:tcPr>
-            <w:tcW w:w="3913" w:type="dxa"/>
-            <w:tcBorders>
-              <w:top w:val="single" w:sz="8" w:space="0" w:color="000000"/>
-              <w:left w:val="single" w:sz="8" w:space="0" w:color="000000"/>
-              <w:bottom w:val="single" w:sz="8" w:space="0" w:color="000000"/>
-              <w:right w:val="single" w:sz="8" w:space="0" w:color="000000"/>
-            </w:tcBorders>
-            <w:vAlign w:val="center"/>
-          </w:tcPr>
-          <w:p>
-            <w:pPr>
-              <w:jc w:val="both"/>
-              <w:rPr>
-                <w:sz w:val="24"/>
-                <w:szCs w:val="24"/>
-              </w:rPr>
-            </w:pPr>
-            <w:r>
-              <w:rPr>
-                <w:b w:val="0"/>
-                <w:sz w:val="24"/>
-                <w:szCs w:val="24"/>
-              </w:rPr>
-              <w:t>Catatan tinjauan Line Manager Legal</w:t>
+            <w:tcW w:w="2835" w:type="dxa"/>
+            <w:tcBorders>
+              <w:top w:val="single" w:sz="8" w:space="0" w:color="000000"/>
+              <w:left w:val="single" w:sz="8" w:space="0" w:color="000000"/>
+              <w:bottom w:val="single" w:sz="8" w:space="0" w:color="000000"/>
+              <w:right w:val="single" w:sz="8" w:space="0" w:color="000000"/>
+            </w:tcBorders>
+            <w:vAlign w:val="center"/>
+          </w:tcPr>
+          <w:p>
+            <w:pPr>
+              <w:jc w:val="left"/>
+              <w:rPr>
+                <w:sz w:val="24"/>
+                <w:szCs w:val="24"/>
+              </w:rPr>
+            </w:pPr>
+            <w:r>
+              <w:rPr>
+                <w:b w:val="0"/>
+                <w:sz w:val="24"/>
+                <w:szCs w:val="24"/>
+              </w:rPr>
+              <w:t>Catatan review Line Manager Legal</w:t>
             </w:r>
           </w:p>
         </w:tc>
       </w:tr>
       <w:tr>
         <w:trPr>
+          <w:cantSplit/>
           <w:jc w:val="center"/>
         </w:trPr>
         <w:tc>
           <w:tcPr>
-            <w:tcW w:w="3367" w:type="dxa"/>
+            <w:tcW w:w="4309" w:type="dxa"/>
             <w:tcBorders>
               <w:top w:val="single" w:sz="8" w:space="0" w:color="000000"/>
               <w:left w:val="single" w:sz="8" w:space="0" w:color="000000"/>
@@ -8820,7 +8993,7 @@
         </w:tc>
         <w:tc>
           <w:tcPr>
-            <w:tcW w:w="2248" w:type="dxa"/>
+            <w:tcW w:w="1927" w:type="dxa"/>
             <w:tcBorders>
               <w:top w:val="single" w:sz="8" w:space="0" w:color="000000"/>
               <w:left w:val="single" w:sz="8" w:space="0" w:color="000000"/>
@@ -8848,18 +9021,18 @@
         </w:tc>
         <w:tc>
           <w:tcPr>
-            <w:tcW w:w="3913" w:type="dxa"/>
-            <w:tcBorders>
-              <w:top w:val="single" w:sz="8" w:space="0" w:color="000000"/>
-              <w:left w:val="single" w:sz="8" w:space="0" w:color="000000"/>
-              <w:bottom w:val="single" w:sz="8" w:space="0" w:color="000000"/>
-              <w:right w:val="single" w:sz="8" w:space="0" w:color="000000"/>
-            </w:tcBorders>
-            <w:vAlign w:val="center"/>
-          </w:tcPr>
-          <w:p>
-            <w:pPr>
-              <w:jc w:val="both"/>
+            <w:tcW w:w="2835" w:type="dxa"/>
+            <w:tcBorders>
+              <w:top w:val="single" w:sz="8" w:space="0" w:color="000000"/>
+              <w:left w:val="single" w:sz="8" w:space="0" w:color="000000"/>
+              <w:bottom w:val="single" w:sz="8" w:space="0" w:color="000000"/>
+              <w:right w:val="single" w:sz="8" w:space="0" w:color="000000"/>
+            </w:tcBorders>
+            <w:vAlign w:val="center"/>
+          </w:tcPr>
+          <w:p>
+            <w:pPr>
+              <w:jc w:val="left"/>
               <w:rPr>
                 <w:sz w:val="24"/>
                 <w:szCs w:val="24"/>
@@ -8878,11 +9051,12 @@
       </w:tr>
       <w:tr>
         <w:trPr>
+          <w:cantSplit/>
           <w:jc w:val="center"/>
         </w:trPr>
         <w:tc>
           <w:tcPr>
-            <w:tcW w:w="3367" w:type="dxa"/>
+            <w:tcW w:w="4309" w:type="dxa"/>
             <w:tcBorders>
               <w:top w:val="single" w:sz="8" w:space="0" w:color="000000"/>
               <w:left w:val="single" w:sz="8" w:space="0" w:color="000000"/>
@@ -8910,7 +9084,7 @@
         </w:tc>
         <w:tc>
           <w:tcPr>
-            <w:tcW w:w="2248" w:type="dxa"/>
+            <w:tcW w:w="1927" w:type="dxa"/>
             <w:tcBorders>
               <w:top w:val="single" w:sz="8" w:space="0" w:color="000000"/>
               <w:left w:val="single" w:sz="8" w:space="0" w:color="000000"/>
@@ -8938,18 +9112,18 @@
         </w:tc>
         <w:tc>
           <w:tcPr>
-            <w:tcW w:w="3913" w:type="dxa"/>
-            <w:tcBorders>
-              <w:top w:val="single" w:sz="8" w:space="0" w:color="000000"/>
-              <w:left w:val="single" w:sz="8" w:space="0" w:color="000000"/>
-              <w:bottom w:val="single" w:sz="8" w:space="0" w:color="000000"/>
-              <w:right w:val="single" w:sz="8" w:space="0" w:color="000000"/>
-            </w:tcBorders>
-            <w:vAlign w:val="center"/>
-          </w:tcPr>
-          <w:p>
-            <w:pPr>
-              <w:jc w:val="both"/>
+            <w:tcW w:w="2835" w:type="dxa"/>
+            <w:tcBorders>
+              <w:top w:val="single" w:sz="8" w:space="0" w:color="000000"/>
+              <w:left w:val="single" w:sz="8" w:space="0" w:color="000000"/>
+              <w:bottom w:val="single" w:sz="8" w:space="0" w:color="000000"/>
+              <w:right w:val="single" w:sz="8" w:space="0" w:color="000000"/>
+            </w:tcBorders>
+            <w:vAlign w:val="center"/>
+          </w:tcPr>
+          <w:p>
+            <w:pPr>
+              <w:jc w:val="left"/>
               <w:rPr>
                 <w:sz w:val="24"/>
                 <w:szCs w:val="24"/>
@@ -8994,6 +9168,7 @@
     <w:p>
       <w:pPr>
         <w:pStyle w:val="Heading2"/>
+        <w:keepNext/>
         <w:numPr>
           <w:ilvl w:val="1"/>
           <w:numId w:val="7"/>
@@ -9014,27 +9189,30 @@
         <w:tblLook w:val="0400" w:firstRow="0" w:lastRow="0" w:firstColumn="0" w:lastColumn="0" w:noHBand="0" w:noVBand="1"/>
       </w:tblPr>
       <w:tblGrid>
-        <w:gridCol w:w="3367"/>
-        <w:gridCol w:w="2248"/>
-        <w:gridCol w:w="3913"/>
+        <w:gridCol w:w="4309"/>
+        <w:gridCol w:w="1927"/>
+        <w:gridCol w:w="2835"/>
       </w:tblGrid>
       <w:tr>
         <w:trPr>
+          <w:cantSplit/>
+          <w:tblHeader/>
           <w:jc w:val="center"/>
         </w:trPr>
         <w:tc>
           <w:tcPr>
-            <w:tcW w:w="3367" w:type="dxa"/>
-            <w:tcBorders>
-              <w:top w:val="single" w:sz="8" w:space="0" w:color="000000"/>
-              <w:left w:val="single" w:sz="8" w:space="0" w:color="000000"/>
-              <w:bottom w:val="single" w:sz="8" w:space="0" w:color="000000"/>
-              <w:right w:val="single" w:sz="8" w:space="0" w:color="000000"/>
-            </w:tcBorders>
-            <w:vAlign w:val="center"/>
-          </w:tcPr>
-          <w:p>
-            <w:pPr>
+            <w:tcW w:w="4309" w:type="dxa"/>
+            <w:tcBorders>
+              <w:top w:val="single" w:sz="8" w:space="0" w:color="000000"/>
+              <w:left w:val="single" w:sz="8" w:space="0" w:color="000000"/>
+              <w:bottom w:val="single" w:sz="8" w:space="0" w:color="000000"/>
+              <w:right w:val="single" w:sz="8" w:space="0" w:color="000000"/>
+            </w:tcBorders>
+            <w:vAlign w:val="center"/>
+          </w:tcPr>
+          <w:p>
+            <w:pPr>
+              <w:keepNext/>
               <w:jc w:val="center"/>
               <w:rPr>
                 <w:sz w:val="24"/>
@@ -9054,17 +9232,18 @@
         </w:tc>
         <w:tc>
           <w:tcPr>
-            <w:tcW w:w="2248" w:type="dxa"/>
-            <w:tcBorders>
-              <w:top w:val="single" w:sz="8" w:space="0" w:color="000000"/>
-              <w:left w:val="single" w:sz="8" w:space="0" w:color="000000"/>
-              <w:bottom w:val="single" w:sz="8" w:space="0" w:color="000000"/>
-              <w:right w:val="single" w:sz="8" w:space="0" w:color="000000"/>
-            </w:tcBorders>
-            <w:vAlign w:val="center"/>
-          </w:tcPr>
-          <w:p>
-            <w:pPr>
+            <w:tcW w:w="1927" w:type="dxa"/>
+            <w:tcBorders>
+              <w:top w:val="single" w:sz="8" w:space="0" w:color="000000"/>
+              <w:left w:val="single" w:sz="8" w:space="0" w:color="000000"/>
+              <w:bottom w:val="single" w:sz="8" w:space="0" w:color="000000"/>
+              <w:right w:val="single" w:sz="8" w:space="0" w:color="000000"/>
+            </w:tcBorders>
+            <w:vAlign w:val="center"/>
+          </w:tcPr>
+          <w:p>
+            <w:pPr>
+              <w:keepNext/>
               <w:jc w:val="center"/>
               <w:rPr>
                 <w:sz w:val="24"/>
@@ -9084,17 +9263,18 @@
         </w:tc>
         <w:tc>
           <w:tcPr>
-            <w:tcW w:w="3913" w:type="dxa"/>
-            <w:tcBorders>
-              <w:top w:val="single" w:sz="8" w:space="0" w:color="000000"/>
-              <w:left w:val="single" w:sz="8" w:space="0" w:color="000000"/>
-              <w:bottom w:val="single" w:sz="8" w:space="0" w:color="000000"/>
-              <w:right w:val="single" w:sz="8" w:space="0" w:color="000000"/>
-            </w:tcBorders>
-            <w:vAlign w:val="center"/>
-          </w:tcPr>
-          <w:p>
-            <w:pPr>
+            <w:tcW w:w="2835" w:type="dxa"/>
+            <w:tcBorders>
+              <w:top w:val="single" w:sz="8" w:space="0" w:color="000000"/>
+              <w:left w:val="single" w:sz="8" w:space="0" w:color="000000"/>
+              <w:bottom w:val="single" w:sz="8" w:space="0" w:color="000000"/>
+              <w:right w:val="single" w:sz="8" w:space="0" w:color="000000"/>
+            </w:tcBorders>
+            <w:vAlign w:val="center"/>
+          </w:tcPr>
+          <w:p>
+            <w:pPr>
+              <w:keepNext/>
               <w:jc w:val="center"/>
               <w:rPr>
                 <w:sz w:val="24"/>
@@ -9115,39 +9295,40 @@
       </w:tr>
       <w:tr>
         <w:trPr>
+          <w:cantSplit/>
           <w:jc w:val="center"/>
         </w:trPr>
         <w:tc>
           <w:tcPr>
-            <w:tcW w:w="3367" w:type="dxa"/>
-            <w:tcBorders>
-              <w:top w:val="single" w:sz="8" w:space="0" w:color="000000"/>
-              <w:left w:val="single" w:sz="8" w:space="0" w:color="000000"/>
-              <w:bottom w:val="single" w:sz="8" w:space="0" w:color="000000"/>
-              <w:right w:val="single" w:sz="8" w:space="0" w:color="000000"/>
-            </w:tcBorders>
-            <w:vAlign w:val="center"/>
-          </w:tcPr>
-          <w:p>
-            <w:pPr>
-              <w:rPr>
-                <w:sz w:val="24"/>
-                <w:szCs w:val="24"/>
-              </w:rPr>
-            </w:pPr>
-            <w:r>
-              <w:rPr>
-                <w:b w:val="0"/>
-                <w:sz w:val="24"/>
-                <w:szCs w:val="24"/>
-              </w:rPr>
-              <w:t>1. Koordinasikan dengan PIC Bisnis penyampaian usulan perubahan kepada pihak lawan sesuai mekanisme negosiasi yang disepakati.</w:t>
-            </w:r>
-          </w:p>
-        </w:tc>
-        <w:tc>
-          <w:tcPr>
-            <w:tcW w:w="2248" w:type="dxa"/>
+            <w:tcW w:w="4309" w:type="dxa"/>
+            <w:tcBorders>
+              <w:top w:val="single" w:sz="8" w:space="0" w:color="000000"/>
+              <w:left w:val="single" w:sz="8" w:space="0" w:color="000000"/>
+              <w:bottom w:val="single" w:sz="8" w:space="0" w:color="000000"/>
+              <w:right w:val="single" w:sz="8" w:space="0" w:color="000000"/>
+            </w:tcBorders>
+            <w:vAlign w:val="center"/>
+          </w:tcPr>
+          <w:p>
+            <w:pPr>
+              <w:rPr>
+                <w:sz w:val="24"/>
+                <w:szCs w:val="24"/>
+              </w:rPr>
+            </w:pPr>
+            <w:r>
+              <w:rPr>
+                <w:b w:val="0"/>
+                <w:sz w:val="24"/>
+                <w:szCs w:val="24"/>
+              </w:rPr>
+              <w:t>1. Koordinasikan penyampaian usulan perubahan kepada pihak lawan dengan PIC Bisnis, sesuai mekanisme negosiasi yang disepakati.</w:t>
+            </w:r>
+          </w:p>
+        </w:tc>
+        <w:tc>
+          <w:tcPr>
+            <w:tcW w:w="1927" w:type="dxa"/>
             <w:tcBorders>
               <w:top w:val="single" w:sz="8" w:space="0" w:color="000000"/>
               <w:left w:val="single" w:sz="8" w:space="0" w:color="000000"/>
@@ -9175,18 +9356,18 @@
         </w:tc>
         <w:tc>
           <w:tcPr>
-            <w:tcW w:w="3913" w:type="dxa"/>
-            <w:tcBorders>
-              <w:top w:val="single" w:sz="8" w:space="0" w:color="000000"/>
-              <w:left w:val="single" w:sz="8" w:space="0" w:color="000000"/>
-              <w:bottom w:val="single" w:sz="8" w:space="0" w:color="000000"/>
-              <w:right w:val="single" w:sz="8" w:space="0" w:color="000000"/>
-            </w:tcBorders>
-            <w:vAlign w:val="center"/>
-          </w:tcPr>
-          <w:p>
-            <w:pPr>
-              <w:jc w:val="both"/>
+            <w:tcW w:w="2835" w:type="dxa"/>
+            <w:tcBorders>
+              <w:top w:val="single" w:sz="8" w:space="0" w:color="000000"/>
+              <w:left w:val="single" w:sz="8" w:space="0" w:color="000000"/>
+              <w:bottom w:val="single" w:sz="8" w:space="0" w:color="000000"/>
+              <w:right w:val="single" w:sz="8" w:space="0" w:color="000000"/>
+            </w:tcBorders>
+            <w:vAlign w:val="center"/>
+          </w:tcPr>
+          <w:p>
+            <w:pPr>
+              <w:jc w:val="left"/>
               <w:rPr>
                 <w:sz w:val="24"/>
                 <w:szCs w:val="24"/>
@@ -9205,39 +9386,40 @@
       </w:tr>
       <w:tr>
         <w:trPr>
+          <w:cantSplit/>
           <w:jc w:val="center"/>
         </w:trPr>
         <w:tc>
           <w:tcPr>
-            <w:tcW w:w="3367" w:type="dxa"/>
-            <w:tcBorders>
-              <w:top w:val="single" w:sz="8" w:space="0" w:color="000000"/>
-              <w:left w:val="single" w:sz="8" w:space="0" w:color="000000"/>
-              <w:bottom w:val="single" w:sz="8" w:space="0" w:color="000000"/>
-              <w:right w:val="single" w:sz="8" w:space="0" w:color="000000"/>
-            </w:tcBorders>
-            <w:vAlign w:val="center"/>
-          </w:tcPr>
-          <w:p>
-            <w:pPr>
-              <w:rPr>
-                <w:sz w:val="24"/>
-                <w:szCs w:val="24"/>
-              </w:rPr>
-            </w:pPr>
-            <w:r>
-              <w:rPr>
-                <w:b w:val="0"/>
-                <w:sz w:val="24"/>
-                <w:szCs w:val="24"/>
-              </w:rPr>
-              <w:t>2. Catat perubahan pada draft lewat redline, komentar, atau mekanisme pengendalian perubahan yang dapat ditelusuri.</w:t>
-            </w:r>
-          </w:p>
-        </w:tc>
-        <w:tc>
-          <w:tcPr>
-            <w:tcW w:w="2248" w:type="dxa"/>
+            <w:tcW w:w="4309" w:type="dxa"/>
+            <w:tcBorders>
+              <w:top w:val="single" w:sz="8" w:space="0" w:color="000000"/>
+              <w:left w:val="single" w:sz="8" w:space="0" w:color="000000"/>
+              <w:bottom w:val="single" w:sz="8" w:space="0" w:color="000000"/>
+              <w:right w:val="single" w:sz="8" w:space="0" w:color="000000"/>
+            </w:tcBorders>
+            <w:vAlign w:val="center"/>
+          </w:tcPr>
+          <w:p>
+            <w:pPr>
+              <w:rPr>
+                <w:sz w:val="24"/>
+                <w:szCs w:val="24"/>
+              </w:rPr>
+            </w:pPr>
+            <w:r>
+              <w:rPr>
+                <w:b w:val="0"/>
+                <w:sz w:val="24"/>
+                <w:szCs w:val="24"/>
+              </w:rPr>
+              <w:t>2. Catat perubahan pada draft melalui redline, komentar, atau mekanisme pengendalian perubahan yang dapat ditelusuri.</w:t>
+            </w:r>
+          </w:p>
+        </w:tc>
+        <w:tc>
+          <w:tcPr>
+            <w:tcW w:w="1927" w:type="dxa"/>
             <w:tcBorders>
               <w:top w:val="single" w:sz="8" w:space="0" w:color="000000"/>
               <w:left w:val="single" w:sz="8" w:space="0" w:color="000000"/>
@@ -9265,18 +9447,18 @@
         </w:tc>
         <w:tc>
           <w:tcPr>
-            <w:tcW w:w="3913" w:type="dxa"/>
-            <w:tcBorders>
-              <w:top w:val="single" w:sz="8" w:space="0" w:color="000000"/>
-              <w:left w:val="single" w:sz="8" w:space="0" w:color="000000"/>
-              <w:bottom w:val="single" w:sz="8" w:space="0" w:color="000000"/>
-              <w:right w:val="single" w:sz="8" w:space="0" w:color="000000"/>
-            </w:tcBorders>
-            <w:vAlign w:val="center"/>
-          </w:tcPr>
-          <w:p>
-            <w:pPr>
-              <w:jc w:val="both"/>
+            <w:tcW w:w="2835" w:type="dxa"/>
+            <w:tcBorders>
+              <w:top w:val="single" w:sz="8" w:space="0" w:color="000000"/>
+              <w:left w:val="single" w:sz="8" w:space="0" w:color="000000"/>
+              <w:bottom w:val="single" w:sz="8" w:space="0" w:color="000000"/>
+              <w:right w:val="single" w:sz="8" w:space="0" w:color="000000"/>
+            </w:tcBorders>
+            <w:vAlign w:val="center"/>
+          </w:tcPr>
+          <w:p>
+            <w:pPr>
+              <w:jc w:val="left"/>
               <w:rPr>
                 <w:sz w:val="24"/>
                 <w:szCs w:val="24"/>
@@ -9295,11 +9477,12 @@
       </w:tr>
       <w:tr>
         <w:trPr>
+          <w:cantSplit/>
           <w:jc w:val="center"/>
         </w:trPr>
         <w:tc>
           <w:tcPr>
-            <w:tcW w:w="3367" w:type="dxa"/>
+            <w:tcW w:w="4309" w:type="dxa"/>
             <w:tcBorders>
               <w:top w:val="single" w:sz="8" w:space="0" w:color="000000"/>
               <w:left w:val="single" w:sz="8" w:space="0" w:color="000000"/>
@@ -9327,7 +9510,7 @@
         </w:tc>
         <w:tc>
           <w:tcPr>
-            <w:tcW w:w="2248" w:type="dxa"/>
+            <w:tcW w:w="1927" w:type="dxa"/>
             <w:tcBorders>
               <w:top w:val="single" w:sz="8" w:space="0" w:color="000000"/>
               <w:left w:val="single" w:sz="8" w:space="0" w:color="000000"/>
@@ -9355,18 +9538,18 @@
         </w:tc>
         <w:tc>
           <w:tcPr>
-            <w:tcW w:w="3913" w:type="dxa"/>
-            <w:tcBorders>
-              <w:top w:val="single" w:sz="8" w:space="0" w:color="000000"/>
-              <w:left w:val="single" w:sz="8" w:space="0" w:color="000000"/>
-              <w:bottom w:val="single" w:sz="8" w:space="0" w:color="000000"/>
-              <w:right w:val="single" w:sz="8" w:space="0" w:color="000000"/>
-            </w:tcBorders>
-            <w:vAlign w:val="center"/>
-          </w:tcPr>
-          <w:p>
-            <w:pPr>
-              <w:jc w:val="both"/>
+            <w:tcW w:w="2835" w:type="dxa"/>
+            <w:tcBorders>
+              <w:top w:val="single" w:sz="8" w:space="0" w:color="000000"/>
+              <w:left w:val="single" w:sz="8" w:space="0" w:color="000000"/>
+              <w:bottom w:val="single" w:sz="8" w:space="0" w:color="000000"/>
+              <w:right w:val="single" w:sz="8" w:space="0" w:color="000000"/>
+            </w:tcBorders>
+            <w:vAlign w:val="center"/>
+          </w:tcPr>
+          <w:p>
+            <w:pPr>
+              <w:jc w:val="left"/>
               <w:rPr>
                 <w:sz w:val="24"/>
                 <w:szCs w:val="24"/>
@@ -9385,11 +9568,12 @@
       </w:tr>
       <w:tr>
         <w:trPr>
+          <w:cantSplit/>
           <w:jc w:val="center"/>
         </w:trPr>
         <w:tc>
           <w:tcPr>
-            <w:tcW w:w="3367" w:type="dxa"/>
+            <w:tcW w:w="4309" w:type="dxa"/>
             <w:tcBorders>
               <w:top w:val="single" w:sz="8" w:space="0" w:color="000000"/>
               <w:left w:val="single" w:sz="8" w:space="0" w:color="000000"/>
@@ -9417,7 +9601,7 @@
         </w:tc>
         <w:tc>
           <w:tcPr>
-            <w:tcW w:w="2248" w:type="dxa"/>
+            <w:tcW w:w="1927" w:type="dxa"/>
             <w:tcBorders>
               <w:top w:val="single" w:sz="8" w:space="0" w:color="000000"/>
               <w:left w:val="single" w:sz="8" w:space="0" w:color="000000"/>
@@ -9445,18 +9629,18 @@
         </w:tc>
         <w:tc>
           <w:tcPr>
-            <w:tcW w:w="3913" w:type="dxa"/>
-            <w:tcBorders>
-              <w:top w:val="single" w:sz="8" w:space="0" w:color="000000"/>
-              <w:left w:val="single" w:sz="8" w:space="0" w:color="000000"/>
-              <w:bottom w:val="single" w:sz="8" w:space="0" w:color="000000"/>
-              <w:right w:val="single" w:sz="8" w:space="0" w:color="000000"/>
-            </w:tcBorders>
-            <w:vAlign w:val="center"/>
-          </w:tcPr>
-          <w:p>
-            <w:pPr>
-              <w:jc w:val="both"/>
+            <w:tcW w:w="2835" w:type="dxa"/>
+            <w:tcBorders>
+              <w:top w:val="single" w:sz="8" w:space="0" w:color="000000"/>
+              <w:left w:val="single" w:sz="8" w:space="0" w:color="000000"/>
+              <w:bottom w:val="single" w:sz="8" w:space="0" w:color="000000"/>
+              <w:right w:val="single" w:sz="8" w:space="0" w:color="000000"/>
+            </w:tcBorders>
+            <w:vAlign w:val="center"/>
+          </w:tcPr>
+          <w:p>
+            <w:pPr>
+              <w:jc w:val="left"/>
               <w:rPr>
                 <w:sz w:val="24"/>
                 <w:szCs w:val="24"/>
@@ -9475,39 +9659,40 @@
       </w:tr>
       <w:tr>
         <w:trPr>
+          <w:cantSplit/>
           <w:jc w:val="center"/>
         </w:trPr>
         <w:tc>
           <w:tcPr>
-            <w:tcW w:w="3367" w:type="dxa"/>
-            <w:tcBorders>
-              <w:top w:val="single" w:sz="8" w:space="0" w:color="000000"/>
-              <w:left w:val="single" w:sz="8" w:space="0" w:color="000000"/>
-              <w:bottom w:val="single" w:sz="8" w:space="0" w:color="000000"/>
-              <w:right w:val="single" w:sz="8" w:space="0" w:color="000000"/>
-            </w:tcBorders>
-            <w:vAlign w:val="center"/>
-          </w:tcPr>
-          <w:p>
-            <w:pPr>
-              <w:rPr>
-                <w:sz w:val="24"/>
-                <w:szCs w:val="24"/>
-              </w:rPr>
-            </w:pPr>
-            <w:r>
-              <w:rPr>
-                <w:b w:val="0"/>
-                <w:sz w:val="24"/>
-                <w:szCs w:val="24"/>
-              </w:rPr>
-              <w:t>5. Review ulang dokumen bila ada perubahan material sesudah Persetujuan Legal (butir 4.14).</w:t>
-            </w:r>
-          </w:p>
-        </w:tc>
-        <w:tc>
-          <w:tcPr>
-            <w:tcW w:w="2248" w:type="dxa"/>
+            <w:tcW w:w="4309" w:type="dxa"/>
+            <w:tcBorders>
+              <w:top w:val="single" w:sz="8" w:space="0" w:color="000000"/>
+              <w:left w:val="single" w:sz="8" w:space="0" w:color="000000"/>
+              <w:bottom w:val="single" w:sz="8" w:space="0" w:color="000000"/>
+              <w:right w:val="single" w:sz="8" w:space="0" w:color="000000"/>
+            </w:tcBorders>
+            <w:vAlign w:val="center"/>
+          </w:tcPr>
+          <w:p>
+            <w:pPr>
+              <w:rPr>
+                <w:sz w:val="24"/>
+                <w:szCs w:val="24"/>
+              </w:rPr>
+            </w:pPr>
+            <w:r>
+              <w:rPr>
+                <w:b w:val="0"/>
+                <w:sz w:val="24"/>
+                <w:szCs w:val="24"/>
+              </w:rPr>
+              <w:t>5. Review ulang dokumen jika ada perubahan material setelah Persetujuan Legal (butir 4.14).</w:t>
+            </w:r>
+          </w:p>
+        </w:tc>
+        <w:tc>
+          <w:tcPr>
+            <w:tcW w:w="1927" w:type="dxa"/>
             <w:tcBorders>
               <w:top w:val="single" w:sz="8" w:space="0" w:color="000000"/>
               <w:left w:val="single" w:sz="8" w:space="0" w:color="000000"/>
@@ -9535,18 +9720,18 @@
         </w:tc>
         <w:tc>
           <w:tcPr>
-            <w:tcW w:w="3913" w:type="dxa"/>
-            <w:tcBorders>
-              <w:top w:val="single" w:sz="8" w:space="0" w:color="000000"/>
-              <w:left w:val="single" w:sz="8" w:space="0" w:color="000000"/>
-              <w:bottom w:val="single" w:sz="8" w:space="0" w:color="000000"/>
-              <w:right w:val="single" w:sz="8" w:space="0" w:color="000000"/>
-            </w:tcBorders>
-            <w:vAlign w:val="center"/>
-          </w:tcPr>
-          <w:p>
-            <w:pPr>
-              <w:jc w:val="both"/>
+            <w:tcW w:w="2835" w:type="dxa"/>
+            <w:tcBorders>
+              <w:top w:val="single" w:sz="8" w:space="0" w:color="000000"/>
+              <w:left w:val="single" w:sz="8" w:space="0" w:color="000000"/>
+              <w:bottom w:val="single" w:sz="8" w:space="0" w:color="000000"/>
+              <w:right w:val="single" w:sz="8" w:space="0" w:color="000000"/>
+            </w:tcBorders>
+            <w:vAlign w:val="center"/>
+          </w:tcPr>
+          <w:p>
+            <w:pPr>
+              <w:jc w:val="left"/>
               <w:rPr>
                 <w:sz w:val="24"/>
                 <w:szCs w:val="24"/>
@@ -9603,6 +9788,7 @@
     </w:p>
     <w:p>
       <w:pPr>
+        <w:keepNext/>
         <w:pBdr>
           <w:top w:val="nil"/>
           <w:left w:val="nil"/>
@@ -9635,27 +9821,30 @@
         <w:tblLook w:val="0400" w:firstRow="0" w:lastRow="0" w:firstColumn="0" w:lastColumn="0" w:noHBand="0" w:noVBand="1"/>
       </w:tblPr>
       <w:tblGrid>
-        <w:gridCol w:w="3367"/>
-        <w:gridCol w:w="2248"/>
-        <w:gridCol w:w="3913"/>
+        <w:gridCol w:w="4309"/>
+        <w:gridCol w:w="1927"/>
+        <w:gridCol w:w="2835"/>
       </w:tblGrid>
       <w:tr>
         <w:trPr>
+          <w:cantSplit/>
+          <w:tblHeader/>
           <w:jc w:val="center"/>
         </w:trPr>
         <w:tc>
           <w:tcPr>
-            <w:tcW w:w="3367" w:type="dxa"/>
-            <w:tcBorders>
-              <w:top w:val="single" w:sz="8" w:space="0" w:color="000000"/>
-              <w:left w:val="single" w:sz="8" w:space="0" w:color="000000"/>
-              <w:bottom w:val="single" w:sz="8" w:space="0" w:color="000000"/>
-              <w:right w:val="single" w:sz="8" w:space="0" w:color="000000"/>
-            </w:tcBorders>
-            <w:vAlign w:val="center"/>
-          </w:tcPr>
-          <w:p>
-            <w:pPr>
+            <w:tcW w:w="4309" w:type="dxa"/>
+            <w:tcBorders>
+              <w:top w:val="single" w:sz="8" w:space="0" w:color="000000"/>
+              <w:left w:val="single" w:sz="8" w:space="0" w:color="000000"/>
+              <w:bottom w:val="single" w:sz="8" w:space="0" w:color="000000"/>
+              <w:right w:val="single" w:sz="8" w:space="0" w:color="000000"/>
+            </w:tcBorders>
+            <w:vAlign w:val="center"/>
+          </w:tcPr>
+          <w:p>
+            <w:pPr>
+              <w:keepNext/>
               <w:jc w:val="center"/>
               <w:rPr>
                 <w:sz w:val="24"/>
@@ -9675,17 +9864,18 @@
         </w:tc>
         <w:tc>
           <w:tcPr>
-            <w:tcW w:w="2248" w:type="dxa"/>
-            <w:tcBorders>
-              <w:top w:val="single" w:sz="8" w:space="0" w:color="000000"/>
-              <w:left w:val="single" w:sz="8" w:space="0" w:color="000000"/>
-              <w:bottom w:val="single" w:sz="8" w:space="0" w:color="000000"/>
-              <w:right w:val="single" w:sz="8" w:space="0" w:color="000000"/>
-            </w:tcBorders>
-            <w:vAlign w:val="center"/>
-          </w:tcPr>
-          <w:p>
-            <w:pPr>
+            <w:tcW w:w="1927" w:type="dxa"/>
+            <w:tcBorders>
+              <w:top w:val="single" w:sz="8" w:space="0" w:color="000000"/>
+              <w:left w:val="single" w:sz="8" w:space="0" w:color="000000"/>
+              <w:bottom w:val="single" w:sz="8" w:space="0" w:color="000000"/>
+              <w:right w:val="single" w:sz="8" w:space="0" w:color="000000"/>
+            </w:tcBorders>
+            <w:vAlign w:val="center"/>
+          </w:tcPr>
+          <w:p>
+            <w:pPr>
+              <w:keepNext/>
               <w:jc w:val="center"/>
               <w:rPr>
                 <w:sz w:val="24"/>
@@ -9705,17 +9895,18 @@
         </w:tc>
         <w:tc>
           <w:tcPr>
-            <w:tcW w:w="3913" w:type="dxa"/>
-            <w:tcBorders>
-              <w:top w:val="single" w:sz="8" w:space="0" w:color="000000"/>
-              <w:left w:val="single" w:sz="8" w:space="0" w:color="000000"/>
-              <w:bottom w:val="single" w:sz="8" w:space="0" w:color="000000"/>
-              <w:right w:val="single" w:sz="8" w:space="0" w:color="000000"/>
-            </w:tcBorders>
-            <w:vAlign w:val="center"/>
-          </w:tcPr>
-          <w:p>
-            <w:pPr>
+            <w:tcW w:w="2835" w:type="dxa"/>
+            <w:tcBorders>
+              <w:top w:val="single" w:sz="8" w:space="0" w:color="000000"/>
+              <w:left w:val="single" w:sz="8" w:space="0" w:color="000000"/>
+              <w:bottom w:val="single" w:sz="8" w:space="0" w:color="000000"/>
+              <w:right w:val="single" w:sz="8" w:space="0" w:color="000000"/>
+            </w:tcBorders>
+            <w:vAlign w:val="center"/>
+          </w:tcPr>
+          <w:p>
+            <w:pPr>
+              <w:keepNext/>
               <w:jc w:val="center"/>
               <w:rPr>
                 <w:sz w:val="24"/>
@@ -9736,11 +9927,12 @@
       </w:tr>
       <w:tr>
         <w:trPr>
+          <w:cantSplit/>
           <w:jc w:val="center"/>
         </w:trPr>
         <w:tc>
           <w:tcPr>
-            <w:tcW w:w="3367" w:type="dxa"/>
+            <w:tcW w:w="4309" w:type="dxa"/>
             <w:tcBorders>
               <w:top w:val="single" w:sz="8" w:space="0" w:color="000000"/>
               <w:left w:val="single" w:sz="8" w:space="0" w:color="000000"/>
@@ -9768,7 +9960,7 @@
         </w:tc>
         <w:tc>
           <w:tcPr>
-            <w:tcW w:w="2248" w:type="dxa"/>
+            <w:tcW w:w="1927" w:type="dxa"/>
             <w:tcBorders>
               <w:top w:val="single" w:sz="8" w:space="0" w:color="000000"/>
               <w:left w:val="single" w:sz="8" w:space="0" w:color="000000"/>
@@ -9796,18 +9988,18 @@
         </w:tc>
         <w:tc>
           <w:tcPr>
-            <w:tcW w:w="3913" w:type="dxa"/>
-            <w:tcBorders>
-              <w:top w:val="single" w:sz="8" w:space="0" w:color="000000"/>
-              <w:left w:val="single" w:sz="8" w:space="0" w:color="000000"/>
-              <w:bottom w:val="single" w:sz="8" w:space="0" w:color="000000"/>
-              <w:right w:val="single" w:sz="8" w:space="0" w:color="000000"/>
-            </w:tcBorders>
-            <w:vAlign w:val="center"/>
-          </w:tcPr>
-          <w:p>
-            <w:pPr>
-              <w:jc w:val="both"/>
+            <w:tcW w:w="2835" w:type="dxa"/>
+            <w:tcBorders>
+              <w:top w:val="single" w:sz="8" w:space="0" w:color="000000"/>
+              <w:left w:val="single" w:sz="8" w:space="0" w:color="000000"/>
+              <w:bottom w:val="single" w:sz="8" w:space="0" w:color="000000"/>
+              <w:right w:val="single" w:sz="8" w:space="0" w:color="000000"/>
+            </w:tcBorders>
+            <w:vAlign w:val="center"/>
+          </w:tcPr>
+          <w:p>
+            <w:pPr>
+              <w:jc w:val="left"/>
               <w:rPr>
                 <w:sz w:val="24"/>
                 <w:szCs w:val="24"/>
@@ -9826,39 +10018,40 @@
       </w:tr>
       <w:tr>
         <w:trPr>
+          <w:cantSplit/>
           <w:jc w:val="center"/>
         </w:trPr>
         <w:tc>
           <w:tcPr>
-            <w:tcW w:w="3367" w:type="dxa"/>
-            <w:tcBorders>
-              <w:top w:val="single" w:sz="8" w:space="0" w:color="000000"/>
-              <w:left w:val="single" w:sz="8" w:space="0" w:color="000000"/>
-              <w:bottom w:val="single" w:sz="8" w:space="0" w:color="000000"/>
-              <w:right w:val="single" w:sz="8" w:space="0" w:color="000000"/>
-            </w:tcBorders>
-            <w:vAlign w:val="center"/>
-          </w:tcPr>
-          <w:p>
-            <w:pPr>
-              <w:rPr>
-                <w:sz w:val="24"/>
-                <w:szCs w:val="24"/>
-              </w:rPr>
-            </w:pPr>
-            <w:r>
-              <w:rPr>
-                <w:b w:val="0"/>
-                <w:sz w:val="24"/>
-                <w:szCs w:val="24"/>
-              </w:rPr>
-              <w:t>2. Beri persetujuan atas aspek bidangnya bila dipersyaratkan.</w:t>
-            </w:r>
-          </w:p>
-        </w:tc>
-        <w:tc>
-          <w:tcPr>
-            <w:tcW w:w="2248" w:type="dxa"/>
+            <w:tcW w:w="4309" w:type="dxa"/>
+            <w:tcBorders>
+              <w:top w:val="single" w:sz="8" w:space="0" w:color="000000"/>
+              <w:left w:val="single" w:sz="8" w:space="0" w:color="000000"/>
+              <w:bottom w:val="single" w:sz="8" w:space="0" w:color="000000"/>
+              <w:right w:val="single" w:sz="8" w:space="0" w:color="000000"/>
+            </w:tcBorders>
+            <w:vAlign w:val="center"/>
+          </w:tcPr>
+          <w:p>
+            <w:pPr>
+              <w:rPr>
+                <w:sz w:val="24"/>
+                <w:szCs w:val="24"/>
+              </w:rPr>
+            </w:pPr>
+            <w:r>
+              <w:rPr>
+                <w:b w:val="0"/>
+                <w:sz w:val="24"/>
+                <w:szCs w:val="24"/>
+              </w:rPr>
+              <w:t>2. Beri persetujuan atas aspek bidangnya jika dipersyaratkan.</w:t>
+            </w:r>
+          </w:p>
+        </w:tc>
+        <w:tc>
+          <w:tcPr>
+            <w:tcW w:w="1927" w:type="dxa"/>
             <w:tcBorders>
               <w:top w:val="single" w:sz="8" w:space="0" w:color="000000"/>
               <w:left w:val="single" w:sz="8" w:space="0" w:color="000000"/>
@@ -9886,18 +10079,18 @@
         </w:tc>
         <w:tc>
           <w:tcPr>
-            <w:tcW w:w="3913" w:type="dxa"/>
-            <w:tcBorders>
-              <w:top w:val="single" w:sz="8" w:space="0" w:color="000000"/>
-              <w:left w:val="single" w:sz="8" w:space="0" w:color="000000"/>
-              <w:bottom w:val="single" w:sz="8" w:space="0" w:color="000000"/>
-              <w:right w:val="single" w:sz="8" w:space="0" w:color="000000"/>
-            </w:tcBorders>
-            <w:vAlign w:val="center"/>
-          </w:tcPr>
-          <w:p>
-            <w:pPr>
-              <w:jc w:val="both"/>
+            <w:tcW w:w="2835" w:type="dxa"/>
+            <w:tcBorders>
+              <w:top w:val="single" w:sz="8" w:space="0" w:color="000000"/>
+              <w:left w:val="single" w:sz="8" w:space="0" w:color="000000"/>
+              <w:bottom w:val="single" w:sz="8" w:space="0" w:color="000000"/>
+              <w:right w:val="single" w:sz="8" w:space="0" w:color="000000"/>
+            </w:tcBorders>
+            <w:vAlign w:val="center"/>
+          </w:tcPr>
+          <w:p>
+            <w:pPr>
+              <w:jc w:val="left"/>
               <w:rPr>
                 <w:sz w:val="24"/>
                 <w:szCs w:val="24"/>
@@ -9916,39 +10109,40 @@
       </w:tr>
       <w:tr>
         <w:trPr>
+          <w:cantSplit/>
           <w:jc w:val="center"/>
         </w:trPr>
         <w:tc>
           <w:tcPr>
-            <w:tcW w:w="3367" w:type="dxa"/>
-            <w:tcBorders>
-              <w:top w:val="single" w:sz="8" w:space="0" w:color="000000"/>
-              <w:left w:val="single" w:sz="8" w:space="0" w:color="000000"/>
-              <w:bottom w:val="single" w:sz="8" w:space="0" w:color="000000"/>
-              <w:right w:val="single" w:sz="8" w:space="0" w:color="000000"/>
-            </w:tcBorders>
-            <w:vAlign w:val="center"/>
-          </w:tcPr>
-          <w:p>
-            <w:pPr>
-              <w:rPr>
-                <w:sz w:val="24"/>
-                <w:szCs w:val="24"/>
-              </w:rPr>
-            </w:pPr>
-            <w:r>
-              <w:rPr>
-                <w:b w:val="0"/>
-                <w:sz w:val="24"/>
-                <w:szCs w:val="24"/>
-              </w:rPr>
-              <w:t>3. Ajukan kontrak kepada Pejabat Berwenang menurut DoA, anggaran dasar, surat kuasa, atau ketentuan internal yang berlaku.</w:t>
-            </w:r>
-          </w:p>
-        </w:tc>
-        <w:tc>
-          <w:tcPr>
-            <w:tcW w:w="2248" w:type="dxa"/>
+            <w:tcW w:w="4309" w:type="dxa"/>
+            <w:tcBorders>
+              <w:top w:val="single" w:sz="8" w:space="0" w:color="000000"/>
+              <w:left w:val="single" w:sz="8" w:space="0" w:color="000000"/>
+              <w:bottom w:val="single" w:sz="8" w:space="0" w:color="000000"/>
+              <w:right w:val="single" w:sz="8" w:space="0" w:color="000000"/>
+            </w:tcBorders>
+            <w:vAlign w:val="center"/>
+          </w:tcPr>
+          <w:p>
+            <w:pPr>
+              <w:rPr>
+                <w:sz w:val="24"/>
+                <w:szCs w:val="24"/>
+              </w:rPr>
+            </w:pPr>
+            <w:r>
+              <w:rPr>
+                <w:b w:val="0"/>
+                <w:sz w:val="24"/>
+                <w:szCs w:val="24"/>
+              </w:rPr>
+              <w:t>3. Ajukan kontrak kepada Pejabat Berwenang sesuai DoA, anggaran dasar, surat kuasa, atau ketentuan internal yang berlaku.</w:t>
+            </w:r>
+          </w:p>
+        </w:tc>
+        <w:tc>
+          <w:tcPr>
+            <w:tcW w:w="1927" w:type="dxa"/>
             <w:tcBorders>
               <w:top w:val="single" w:sz="8" w:space="0" w:color="000000"/>
               <w:left w:val="single" w:sz="8" w:space="0" w:color="000000"/>
@@ -9976,18 +10170,18 @@
         </w:tc>
         <w:tc>
           <w:tcPr>
-            <w:tcW w:w="3913" w:type="dxa"/>
-            <w:tcBorders>
-              <w:top w:val="single" w:sz="8" w:space="0" w:color="000000"/>
-              <w:left w:val="single" w:sz="8" w:space="0" w:color="000000"/>
-              <w:bottom w:val="single" w:sz="8" w:space="0" w:color="000000"/>
-              <w:right w:val="single" w:sz="8" w:space="0" w:color="000000"/>
-            </w:tcBorders>
-            <w:vAlign w:val="center"/>
-          </w:tcPr>
-          <w:p>
-            <w:pPr>
-              <w:jc w:val="both"/>
+            <w:tcW w:w="2835" w:type="dxa"/>
+            <w:tcBorders>
+              <w:top w:val="single" w:sz="8" w:space="0" w:color="000000"/>
+              <w:left w:val="single" w:sz="8" w:space="0" w:color="000000"/>
+              <w:bottom w:val="single" w:sz="8" w:space="0" w:color="000000"/>
+              <w:right w:val="single" w:sz="8" w:space="0" w:color="000000"/>
+            </w:tcBorders>
+            <w:vAlign w:val="center"/>
+          </w:tcPr>
+          <w:p>
+            <w:pPr>
+              <w:jc w:val="left"/>
               <w:rPr>
                 <w:sz w:val="24"/>
                 <w:szCs w:val="24"/>
@@ -10006,39 +10200,40 @@
       </w:tr>
       <w:tr>
         <w:trPr>
+          <w:cantSplit/>
           <w:jc w:val="center"/>
         </w:trPr>
         <w:tc>
           <w:tcPr>
-            <w:tcW w:w="3367" w:type="dxa"/>
-            <w:tcBorders>
-              <w:top w:val="single" w:sz="8" w:space="0" w:color="000000"/>
-              <w:left w:val="single" w:sz="8" w:space="0" w:color="000000"/>
-              <w:bottom w:val="single" w:sz="8" w:space="0" w:color="000000"/>
-              <w:right w:val="single" w:sz="8" w:space="0" w:color="000000"/>
-            </w:tcBorders>
-            <w:vAlign w:val="center"/>
-          </w:tcPr>
-          <w:p>
-            <w:pPr>
-              <w:rPr>
-                <w:sz w:val="24"/>
-                <w:szCs w:val="24"/>
-              </w:rPr>
-            </w:pPr>
-            <w:r>
-              <w:rPr>
-                <w:b w:val="0"/>
-                <w:sz w:val="24"/>
-                <w:szCs w:val="24"/>
-              </w:rPr>
-              <w:t>4. Tentukan batas persetujuan menurut jenis dan nilai transaksi dari matriks DoA.</w:t>
-            </w:r>
-          </w:p>
-        </w:tc>
-        <w:tc>
-          <w:tcPr>
-            <w:tcW w:w="2248" w:type="dxa"/>
+            <w:tcW w:w="4309" w:type="dxa"/>
+            <w:tcBorders>
+              <w:top w:val="single" w:sz="8" w:space="0" w:color="000000"/>
+              <w:left w:val="single" w:sz="8" w:space="0" w:color="000000"/>
+              <w:bottom w:val="single" w:sz="8" w:space="0" w:color="000000"/>
+              <w:right w:val="single" w:sz="8" w:space="0" w:color="000000"/>
+            </w:tcBorders>
+            <w:vAlign w:val="center"/>
+          </w:tcPr>
+          <w:p>
+            <w:pPr>
+              <w:rPr>
+                <w:sz w:val="24"/>
+                <w:szCs w:val="24"/>
+              </w:rPr>
+            </w:pPr>
+            <w:r>
+              <w:rPr>
+                <w:b w:val="0"/>
+                <w:sz w:val="24"/>
+                <w:szCs w:val="24"/>
+              </w:rPr>
+              <w:t>4. Tentukan batas persetujuan berdasarkan jenis dan nilai transaksi dari matriks DoA.</w:t>
+            </w:r>
+          </w:p>
+        </w:tc>
+        <w:tc>
+          <w:tcPr>
+            <w:tcW w:w="1927" w:type="dxa"/>
             <w:tcBorders>
               <w:top w:val="single" w:sz="8" w:space="0" w:color="000000"/>
               <w:left w:val="single" w:sz="8" w:space="0" w:color="000000"/>
@@ -10066,18 +10261,18 @@
         </w:tc>
         <w:tc>
           <w:tcPr>
-            <w:tcW w:w="3913" w:type="dxa"/>
-            <w:tcBorders>
-              <w:top w:val="single" w:sz="8" w:space="0" w:color="000000"/>
-              <w:left w:val="single" w:sz="8" w:space="0" w:color="000000"/>
-              <w:bottom w:val="single" w:sz="8" w:space="0" w:color="000000"/>
-              <w:right w:val="single" w:sz="8" w:space="0" w:color="000000"/>
-            </w:tcBorders>
-            <w:vAlign w:val="center"/>
-          </w:tcPr>
-          <w:p>
-            <w:pPr>
-              <w:jc w:val="both"/>
+            <w:tcW w:w="2835" w:type="dxa"/>
+            <w:tcBorders>
+              <w:top w:val="single" w:sz="8" w:space="0" w:color="000000"/>
+              <w:left w:val="single" w:sz="8" w:space="0" w:color="000000"/>
+              <w:bottom w:val="single" w:sz="8" w:space="0" w:color="000000"/>
+              <w:right w:val="single" w:sz="8" w:space="0" w:color="000000"/>
+            </w:tcBorders>
+            <w:vAlign w:val="center"/>
+          </w:tcPr>
+          <w:p>
+            <w:pPr>
+              <w:jc w:val="left"/>
               <w:rPr>
                 <w:sz w:val="24"/>
                 <w:szCs w:val="24"/>
@@ -10096,39 +10291,40 @@
       </w:tr>
       <w:tr>
         <w:trPr>
+          <w:cantSplit/>
           <w:jc w:val="center"/>
         </w:trPr>
         <w:tc>
           <w:tcPr>
-            <w:tcW w:w="3367" w:type="dxa"/>
-            <w:tcBorders>
-              <w:top w:val="single" w:sz="8" w:space="0" w:color="000000"/>
-              <w:left w:val="single" w:sz="8" w:space="0" w:color="000000"/>
-              <w:bottom w:val="single" w:sz="8" w:space="0" w:color="000000"/>
-              <w:right w:val="single" w:sz="8" w:space="0" w:color="000000"/>
-            </w:tcBorders>
-            <w:vAlign w:val="center"/>
-          </w:tcPr>
-          <w:p>
-            <w:pPr>
-              <w:rPr>
-                <w:sz w:val="24"/>
-                <w:szCs w:val="24"/>
-              </w:rPr>
-            </w:pPr>
-            <w:r>
-              <w:rPr>
-                <w:b w:val="0"/>
-                <w:sz w:val="24"/>
-                <w:szCs w:val="24"/>
-              </w:rPr>
-              <w:t>5. Eskalasikan kepada Line Manager Legal bila matriks DoA belum tersedia atau kewenangan tidak jelas.</w:t>
-            </w:r>
-          </w:p>
-        </w:tc>
-        <w:tc>
-          <w:tcPr>
-            <w:tcW w:w="2248" w:type="dxa"/>
+            <w:tcW w:w="4309" w:type="dxa"/>
+            <w:tcBorders>
+              <w:top w:val="single" w:sz="8" w:space="0" w:color="000000"/>
+              <w:left w:val="single" w:sz="8" w:space="0" w:color="000000"/>
+              <w:bottom w:val="single" w:sz="8" w:space="0" w:color="000000"/>
+              <w:right w:val="single" w:sz="8" w:space="0" w:color="000000"/>
+            </w:tcBorders>
+            <w:vAlign w:val="center"/>
+          </w:tcPr>
+          <w:p>
+            <w:pPr>
+              <w:rPr>
+                <w:sz w:val="24"/>
+                <w:szCs w:val="24"/>
+              </w:rPr>
+            </w:pPr>
+            <w:r>
+              <w:rPr>
+                <w:b w:val="0"/>
+                <w:sz w:val="24"/>
+                <w:szCs w:val="24"/>
+              </w:rPr>
+              <w:t>5. Eskalasikan kepada Line Manager Legal jika matriks DoA belum tersedia atau kewenangan tidak jelas.</w:t>
+            </w:r>
+          </w:p>
+        </w:tc>
+        <w:tc>
+          <w:tcPr>
+            <w:tcW w:w="1927" w:type="dxa"/>
             <w:tcBorders>
               <w:top w:val="single" w:sz="8" w:space="0" w:color="000000"/>
               <w:left w:val="single" w:sz="8" w:space="0" w:color="000000"/>
@@ -10156,18 +10352,18 @@
         </w:tc>
         <w:tc>
           <w:tcPr>
-            <w:tcW w:w="3913" w:type="dxa"/>
-            <w:tcBorders>
-              <w:top w:val="single" w:sz="8" w:space="0" w:color="000000"/>
-              <w:left w:val="single" w:sz="8" w:space="0" w:color="000000"/>
-              <w:bottom w:val="single" w:sz="8" w:space="0" w:color="000000"/>
-              <w:right w:val="single" w:sz="8" w:space="0" w:color="000000"/>
-            </w:tcBorders>
-            <w:vAlign w:val="center"/>
-          </w:tcPr>
-          <w:p>
-            <w:pPr>
-              <w:jc w:val="both"/>
+            <w:tcW w:w="2835" w:type="dxa"/>
+            <w:tcBorders>
+              <w:top w:val="single" w:sz="8" w:space="0" w:color="000000"/>
+              <w:left w:val="single" w:sz="8" w:space="0" w:color="000000"/>
+              <w:bottom w:val="single" w:sz="8" w:space="0" w:color="000000"/>
+              <w:right w:val="single" w:sz="8" w:space="0" w:color="000000"/>
+            </w:tcBorders>
+            <w:vAlign w:val="center"/>
+          </w:tcPr>
+          <w:p>
+            <w:pPr>
+              <w:jc w:val="left"/>
               <w:rPr>
                 <w:sz w:val="24"/>
                 <w:szCs w:val="24"/>
@@ -10186,11 +10382,12 @@
       </w:tr>
       <w:tr>
         <w:trPr>
+          <w:cantSplit/>
           <w:jc w:val="center"/>
         </w:trPr>
         <w:tc>
           <w:tcPr>
-            <w:tcW w:w="3367" w:type="dxa"/>
+            <w:tcW w:w="4309" w:type="dxa"/>
             <w:tcBorders>
               <w:top w:val="single" w:sz="8" w:space="0" w:color="000000"/>
               <w:left w:val="single" w:sz="8" w:space="0" w:color="000000"/>
@@ -10218,7 +10415,7 @@
         </w:tc>
         <w:tc>
           <w:tcPr>
-            <w:tcW w:w="2248" w:type="dxa"/>
+            <w:tcW w:w="1927" w:type="dxa"/>
             <w:tcBorders>
               <w:top w:val="single" w:sz="8" w:space="0" w:color="000000"/>
               <w:left w:val="single" w:sz="8" w:space="0" w:color="000000"/>
@@ -10246,18 +10443,18 @@
         </w:tc>
         <w:tc>
           <w:tcPr>
-            <w:tcW w:w="3913" w:type="dxa"/>
-            <w:tcBorders>
-              <w:top w:val="single" w:sz="8" w:space="0" w:color="000000"/>
-              <w:left w:val="single" w:sz="8" w:space="0" w:color="000000"/>
-              <w:bottom w:val="single" w:sz="8" w:space="0" w:color="000000"/>
-              <w:right w:val="single" w:sz="8" w:space="0" w:color="000000"/>
-            </w:tcBorders>
-            <w:vAlign w:val="center"/>
-          </w:tcPr>
-          <w:p>
-            <w:pPr>
-              <w:jc w:val="both"/>
+            <w:tcW w:w="2835" w:type="dxa"/>
+            <w:tcBorders>
+              <w:top w:val="single" w:sz="8" w:space="0" w:color="000000"/>
+              <w:left w:val="single" w:sz="8" w:space="0" w:color="000000"/>
+              <w:bottom w:val="single" w:sz="8" w:space="0" w:color="000000"/>
+              <w:right w:val="single" w:sz="8" w:space="0" w:color="000000"/>
+            </w:tcBorders>
+            <w:vAlign w:val="center"/>
+          </w:tcPr>
+          <w:p>
+            <w:pPr>
+              <w:jc w:val="left"/>
               <w:rPr>
                 <w:sz w:val="24"/>
                 <w:szCs w:val="24"/>
@@ -10276,11 +10473,12 @@
       </w:tr>
       <w:tr>
         <w:trPr>
+          <w:cantSplit/>
           <w:jc w:val="center"/>
         </w:trPr>
         <w:tc>
           <w:tcPr>
-            <w:tcW w:w="3367" w:type="dxa"/>
+            <w:tcW w:w="4309" w:type="dxa"/>
             <w:tcBorders>
               <w:top w:val="single" w:sz="8" w:space="0" w:color="000000"/>
               <w:left w:val="single" w:sz="8" w:space="0" w:color="000000"/>
@@ -10308,7 +10506,7 @@
         </w:tc>
         <w:tc>
           <w:tcPr>
-            <w:tcW w:w="2248" w:type="dxa"/>
+            <w:tcW w:w="1927" w:type="dxa"/>
             <w:tcBorders>
               <w:top w:val="single" w:sz="8" w:space="0" w:color="000000"/>
               <w:left w:val="single" w:sz="8" w:space="0" w:color="000000"/>
@@ -10336,18 +10534,18 @@
         </w:tc>
         <w:tc>
           <w:tcPr>
-            <w:tcW w:w="3913" w:type="dxa"/>
-            <w:tcBorders>
-              <w:top w:val="single" w:sz="8" w:space="0" w:color="000000"/>
-              <w:left w:val="single" w:sz="8" w:space="0" w:color="000000"/>
-              <w:bottom w:val="single" w:sz="8" w:space="0" w:color="000000"/>
-              <w:right w:val="single" w:sz="8" w:space="0" w:color="000000"/>
-            </w:tcBorders>
-            <w:vAlign w:val="center"/>
-          </w:tcPr>
-          <w:p>
-            <w:pPr>
-              <w:jc w:val="both"/>
+            <w:tcW w:w="2835" w:type="dxa"/>
+            <w:tcBorders>
+              <w:top w:val="single" w:sz="8" w:space="0" w:color="000000"/>
+              <w:left w:val="single" w:sz="8" w:space="0" w:color="000000"/>
+              <w:bottom w:val="single" w:sz="8" w:space="0" w:color="000000"/>
+              <w:right w:val="single" w:sz="8" w:space="0" w:color="000000"/>
+            </w:tcBorders>
+            <w:vAlign w:val="center"/>
+          </w:tcPr>
+          <w:p>
+            <w:pPr>
+              <w:jc w:val="left"/>
               <w:rPr>
                 <w:sz w:val="24"/>
                 <w:szCs w:val="24"/>
@@ -10366,11 +10564,12 @@
       </w:tr>
       <w:tr>
         <w:trPr>
+          <w:cantSplit/>
           <w:jc w:val="center"/>
         </w:trPr>
         <w:tc>
           <w:tcPr>
-            <w:tcW w:w="3367" w:type="dxa"/>
+            <w:tcW w:w="4309" w:type="dxa"/>
             <w:tcBorders>
               <w:top w:val="single" w:sz="8" w:space="0" w:color="000000"/>
               <w:left w:val="single" w:sz="8" w:space="0" w:color="000000"/>
@@ -10398,7 +10597,7 @@
         </w:tc>
         <w:tc>
           <w:tcPr>
-            <w:tcW w:w="2248" w:type="dxa"/>
+            <w:tcW w:w="1927" w:type="dxa"/>
             <w:tcBorders>
               <w:top w:val="single" w:sz="8" w:space="0" w:color="000000"/>
               <w:left w:val="single" w:sz="8" w:space="0" w:color="000000"/>
@@ -10426,18 +10625,18 @@
         </w:tc>
         <w:tc>
           <w:tcPr>
-            <w:tcW w:w="3913" w:type="dxa"/>
-            <w:tcBorders>
-              <w:top w:val="single" w:sz="8" w:space="0" w:color="000000"/>
-              <w:left w:val="single" w:sz="8" w:space="0" w:color="000000"/>
-              <w:bottom w:val="single" w:sz="8" w:space="0" w:color="000000"/>
-              <w:right w:val="single" w:sz="8" w:space="0" w:color="000000"/>
-            </w:tcBorders>
-            <w:vAlign w:val="center"/>
-          </w:tcPr>
-          <w:p>
-            <w:pPr>
-              <w:jc w:val="both"/>
+            <w:tcW w:w="2835" w:type="dxa"/>
+            <w:tcBorders>
+              <w:top w:val="single" w:sz="8" w:space="0" w:color="000000"/>
+              <w:left w:val="single" w:sz="8" w:space="0" w:color="000000"/>
+              <w:bottom w:val="single" w:sz="8" w:space="0" w:color="000000"/>
+              <w:right w:val="single" w:sz="8" w:space="0" w:color="000000"/>
+            </w:tcBorders>
+            <w:vAlign w:val="center"/>
+          </w:tcPr>
+          <w:p>
+            <w:pPr>
+              <w:jc w:val="left"/>
               <w:rPr>
                 <w:sz w:val="24"/>
                 <w:szCs w:val="24"/>
@@ -10482,6 +10681,7 @@
     <w:p>
       <w:pPr>
         <w:pStyle w:val="Heading2"/>
+        <w:keepNext/>
         <w:numPr>
           <w:ilvl w:val="1"/>
           <w:numId w:val="7"/>
@@ -10502,27 +10702,30 @@
         <w:tblLook w:val="0400" w:firstRow="0" w:lastRow="0" w:firstColumn="0" w:lastColumn="0" w:noHBand="0" w:noVBand="1"/>
       </w:tblPr>
       <w:tblGrid>
-        <w:gridCol w:w="3367"/>
-        <w:gridCol w:w="2248"/>
-        <w:gridCol w:w="3913"/>
+        <w:gridCol w:w="4309"/>
+        <w:gridCol w:w="1927"/>
+        <w:gridCol w:w="2835"/>
       </w:tblGrid>
       <w:tr>
         <w:trPr>
+          <w:cantSplit/>
+          <w:tblHeader/>
           <w:jc w:val="center"/>
         </w:trPr>
         <w:tc>
           <w:tcPr>
-            <w:tcW w:w="3367" w:type="dxa"/>
-            <w:tcBorders>
-              <w:top w:val="single" w:sz="8" w:space="0" w:color="000000"/>
-              <w:left w:val="single" w:sz="8" w:space="0" w:color="000000"/>
-              <w:bottom w:val="single" w:sz="8" w:space="0" w:color="000000"/>
-              <w:right w:val="single" w:sz="8" w:space="0" w:color="000000"/>
-            </w:tcBorders>
-            <w:vAlign w:val="center"/>
-          </w:tcPr>
-          <w:p>
-            <w:pPr>
+            <w:tcW w:w="4309" w:type="dxa"/>
+            <w:tcBorders>
+              <w:top w:val="single" w:sz="8" w:space="0" w:color="000000"/>
+              <w:left w:val="single" w:sz="8" w:space="0" w:color="000000"/>
+              <w:bottom w:val="single" w:sz="8" w:space="0" w:color="000000"/>
+              <w:right w:val="single" w:sz="8" w:space="0" w:color="000000"/>
+            </w:tcBorders>
+            <w:vAlign w:val="center"/>
+          </w:tcPr>
+          <w:p>
+            <w:pPr>
+              <w:keepNext/>
               <w:jc w:val="center"/>
               <w:rPr>
                 <w:sz w:val="24"/>
@@ -10542,17 +10745,18 @@
         </w:tc>
         <w:tc>
           <w:tcPr>
-            <w:tcW w:w="2248" w:type="dxa"/>
-            <w:tcBorders>
-              <w:top w:val="single" w:sz="8" w:space="0" w:color="000000"/>
-              <w:left w:val="single" w:sz="8" w:space="0" w:color="000000"/>
-              <w:bottom w:val="single" w:sz="8" w:space="0" w:color="000000"/>
-              <w:right w:val="single" w:sz="8" w:space="0" w:color="000000"/>
-            </w:tcBorders>
-            <w:vAlign w:val="center"/>
-          </w:tcPr>
-          <w:p>
-            <w:pPr>
+            <w:tcW w:w="1927" w:type="dxa"/>
+            <w:tcBorders>
+              <w:top w:val="single" w:sz="8" w:space="0" w:color="000000"/>
+              <w:left w:val="single" w:sz="8" w:space="0" w:color="000000"/>
+              <w:bottom w:val="single" w:sz="8" w:space="0" w:color="000000"/>
+              <w:right w:val="single" w:sz="8" w:space="0" w:color="000000"/>
+            </w:tcBorders>
+            <w:vAlign w:val="center"/>
+          </w:tcPr>
+          <w:p>
+            <w:pPr>
+              <w:keepNext/>
               <w:jc w:val="center"/>
               <w:rPr>
                 <w:sz w:val="24"/>
@@ -10572,17 +10776,18 @@
         </w:tc>
         <w:tc>
           <w:tcPr>
-            <w:tcW w:w="3913" w:type="dxa"/>
-            <w:tcBorders>
-              <w:top w:val="single" w:sz="8" w:space="0" w:color="000000"/>
-              <w:left w:val="single" w:sz="8" w:space="0" w:color="000000"/>
-              <w:bottom w:val="single" w:sz="8" w:space="0" w:color="000000"/>
-              <w:right w:val="single" w:sz="8" w:space="0" w:color="000000"/>
-            </w:tcBorders>
-            <w:vAlign w:val="center"/>
-          </w:tcPr>
-          <w:p>
-            <w:pPr>
+            <w:tcW w:w="2835" w:type="dxa"/>
+            <w:tcBorders>
+              <w:top w:val="single" w:sz="8" w:space="0" w:color="000000"/>
+              <w:left w:val="single" w:sz="8" w:space="0" w:color="000000"/>
+              <w:bottom w:val="single" w:sz="8" w:space="0" w:color="000000"/>
+              <w:right w:val="single" w:sz="8" w:space="0" w:color="000000"/>
+            </w:tcBorders>
+            <w:vAlign w:val="center"/>
+          </w:tcPr>
+          <w:p>
+            <w:pPr>
+              <w:keepNext/>
               <w:jc w:val="center"/>
               <w:rPr>
                 <w:sz w:val="24"/>
@@ -10603,39 +10808,40 @@
       </w:tr>
       <w:tr>
         <w:trPr>
+          <w:cantSplit/>
           <w:jc w:val="center"/>
         </w:trPr>
         <w:tc>
           <w:tcPr>
-            <w:tcW w:w="3367" w:type="dxa"/>
-            <w:tcBorders>
-              <w:top w:val="single" w:sz="8" w:space="0" w:color="000000"/>
-              <w:left w:val="single" w:sz="8" w:space="0" w:color="000000"/>
-              <w:bottom w:val="single" w:sz="8" w:space="0" w:color="000000"/>
-              <w:right w:val="single" w:sz="8" w:space="0" w:color="000000"/>
-            </w:tcBorders>
-            <w:vAlign w:val="center"/>
-          </w:tcPr>
-          <w:p>
-            <w:pPr>
-              <w:rPr>
-                <w:sz w:val="24"/>
-                <w:szCs w:val="24"/>
-              </w:rPr>
-            </w:pPr>
-            <w:r>
-              <w:rPr>
-                <w:b w:val="0"/>
-                <w:sz w:val="24"/>
-                <w:szCs w:val="24"/>
-              </w:rPr>
-              <w:t>1. Periksa bahwa versi final sama dengan versi yang disetujui, termasuk semua halaman, lampiran, dan perubahan terakhir.</w:t>
-            </w:r>
-          </w:p>
-        </w:tc>
-        <w:tc>
-          <w:tcPr>
-            <w:tcW w:w="2248" w:type="dxa"/>
+            <w:tcW w:w="4309" w:type="dxa"/>
+            <w:tcBorders>
+              <w:top w:val="single" w:sz="8" w:space="0" w:color="000000"/>
+              <w:left w:val="single" w:sz="8" w:space="0" w:color="000000"/>
+              <w:bottom w:val="single" w:sz="8" w:space="0" w:color="000000"/>
+              <w:right w:val="single" w:sz="8" w:space="0" w:color="000000"/>
+            </w:tcBorders>
+            <w:vAlign w:val="center"/>
+          </w:tcPr>
+          <w:p>
+            <w:pPr>
+              <w:rPr>
+                <w:sz w:val="24"/>
+                <w:szCs w:val="24"/>
+              </w:rPr>
+            </w:pPr>
+            <w:r>
+              <w:rPr>
+                <w:b w:val="0"/>
+                <w:sz w:val="24"/>
+                <w:szCs w:val="24"/>
+              </w:rPr>
+              <w:t>1. Pastikan versi final sama dengan versi yang disetujui, termasuk semua halaman, lampiran, dan perubahan terakhir.</w:t>
+            </w:r>
+          </w:p>
+        </w:tc>
+        <w:tc>
+          <w:tcPr>
+            <w:tcW w:w="1927" w:type="dxa"/>
             <w:tcBorders>
               <w:top w:val="single" w:sz="8" w:space="0" w:color="000000"/>
               <w:left w:val="single" w:sz="8" w:space="0" w:color="000000"/>
@@ -10663,18 +10869,18 @@
         </w:tc>
         <w:tc>
           <w:tcPr>
-            <w:tcW w:w="3913" w:type="dxa"/>
-            <w:tcBorders>
-              <w:top w:val="single" w:sz="8" w:space="0" w:color="000000"/>
-              <w:left w:val="single" w:sz="8" w:space="0" w:color="000000"/>
-              <w:bottom w:val="single" w:sz="8" w:space="0" w:color="000000"/>
-              <w:right w:val="single" w:sz="8" w:space="0" w:color="000000"/>
-            </w:tcBorders>
-            <w:vAlign w:val="center"/>
-          </w:tcPr>
-          <w:p>
-            <w:pPr>
-              <w:jc w:val="both"/>
+            <w:tcW w:w="2835" w:type="dxa"/>
+            <w:tcBorders>
+              <w:top w:val="single" w:sz="8" w:space="0" w:color="000000"/>
+              <w:left w:val="single" w:sz="8" w:space="0" w:color="000000"/>
+              <w:bottom w:val="single" w:sz="8" w:space="0" w:color="000000"/>
+              <w:right w:val="single" w:sz="8" w:space="0" w:color="000000"/>
+            </w:tcBorders>
+            <w:vAlign w:val="center"/>
+          </w:tcPr>
+          <w:p>
+            <w:pPr>
+              <w:jc w:val="left"/>
               <w:rPr>
                 <w:sz w:val="24"/>
                 <w:szCs w:val="24"/>
@@ -10693,39 +10899,40 @@
       </w:tr>
       <w:tr>
         <w:trPr>
+          <w:cantSplit/>
           <w:jc w:val="center"/>
         </w:trPr>
         <w:tc>
           <w:tcPr>
-            <w:tcW w:w="3367" w:type="dxa"/>
-            <w:tcBorders>
-              <w:top w:val="single" w:sz="8" w:space="0" w:color="000000"/>
-              <w:left w:val="single" w:sz="8" w:space="0" w:color="000000"/>
-              <w:bottom w:val="single" w:sz="8" w:space="0" w:color="000000"/>
-              <w:right w:val="single" w:sz="8" w:space="0" w:color="000000"/>
-            </w:tcBorders>
-            <w:vAlign w:val="center"/>
-          </w:tcPr>
-          <w:p>
-            <w:pPr>
-              <w:rPr>
-                <w:sz w:val="24"/>
-                <w:szCs w:val="24"/>
-              </w:rPr>
-            </w:pPr>
-            <w:r>
-              <w:rPr>
-                <w:b w:val="0"/>
-                <w:sz w:val="24"/>
-                <w:szCs w:val="24"/>
-              </w:rPr>
-              <w:t>2. Periksa bahwa identitas pihak, tanggal, nomor dokumen jika ada, dan bagian yang perlu dilengkapi sudah benar.</w:t>
-            </w:r>
-          </w:p>
-        </w:tc>
-        <w:tc>
-          <w:tcPr>
-            <w:tcW w:w="2248" w:type="dxa"/>
+            <w:tcW w:w="4309" w:type="dxa"/>
+            <w:tcBorders>
+              <w:top w:val="single" w:sz="8" w:space="0" w:color="000000"/>
+              <w:left w:val="single" w:sz="8" w:space="0" w:color="000000"/>
+              <w:bottom w:val="single" w:sz="8" w:space="0" w:color="000000"/>
+              <w:right w:val="single" w:sz="8" w:space="0" w:color="000000"/>
+            </w:tcBorders>
+            <w:vAlign w:val="center"/>
+          </w:tcPr>
+          <w:p>
+            <w:pPr>
+              <w:rPr>
+                <w:sz w:val="24"/>
+                <w:szCs w:val="24"/>
+              </w:rPr>
+            </w:pPr>
+            <w:r>
+              <w:rPr>
+                <w:b w:val="0"/>
+                <w:sz w:val="24"/>
+                <w:szCs w:val="24"/>
+              </w:rPr>
+              <w:t>2. Pastikan identitas pihak, tanggal, nomor dokumen (jika ada), dan bagian yang perlu dilengkapi sudah benar.</w:t>
+            </w:r>
+          </w:p>
+        </w:tc>
+        <w:tc>
+          <w:tcPr>
+            <w:tcW w:w="1927" w:type="dxa"/>
             <w:tcBorders>
               <w:top w:val="single" w:sz="8" w:space="0" w:color="000000"/>
               <w:left w:val="single" w:sz="8" w:space="0" w:color="000000"/>
@@ -10753,18 +10960,18 @@
         </w:tc>
         <w:tc>
           <w:tcPr>
-            <w:tcW w:w="3913" w:type="dxa"/>
-            <w:tcBorders>
-              <w:top w:val="single" w:sz="8" w:space="0" w:color="000000"/>
-              <w:left w:val="single" w:sz="8" w:space="0" w:color="000000"/>
-              <w:bottom w:val="single" w:sz="8" w:space="0" w:color="000000"/>
-              <w:right w:val="single" w:sz="8" w:space="0" w:color="000000"/>
-            </w:tcBorders>
-            <w:vAlign w:val="center"/>
-          </w:tcPr>
-          <w:p>
-            <w:pPr>
-              <w:jc w:val="both"/>
+            <w:tcW w:w="2835" w:type="dxa"/>
+            <w:tcBorders>
+              <w:top w:val="single" w:sz="8" w:space="0" w:color="000000"/>
+              <w:left w:val="single" w:sz="8" w:space="0" w:color="000000"/>
+              <w:bottom w:val="single" w:sz="8" w:space="0" w:color="000000"/>
+              <w:right w:val="single" w:sz="8" w:space="0" w:color="000000"/>
+            </w:tcBorders>
+            <w:vAlign w:val="center"/>
+          </w:tcPr>
+          <w:p>
+            <w:pPr>
+              <w:jc w:val="left"/>
               <w:rPr>
                 <w:sz w:val="24"/>
                 <w:szCs w:val="24"/>
@@ -10783,11 +10990,12 @@
       </w:tr>
       <w:tr>
         <w:trPr>
+          <w:cantSplit/>
           <w:jc w:val="center"/>
         </w:trPr>
         <w:tc>
           <w:tcPr>
-            <w:tcW w:w="3367" w:type="dxa"/>
+            <w:tcW w:w="4309" w:type="dxa"/>
             <w:tcBorders>
               <w:top w:val="single" w:sz="8" w:space="0" w:color="000000"/>
               <w:left w:val="single" w:sz="8" w:space="0" w:color="000000"/>
@@ -10815,7 +11023,7 @@
         </w:tc>
         <w:tc>
           <w:tcPr>
-            <w:tcW w:w="2248" w:type="dxa"/>
+            <w:tcW w:w="1927" w:type="dxa"/>
             <w:tcBorders>
               <w:top w:val="single" w:sz="8" w:space="0" w:color="000000"/>
               <w:left w:val="single" w:sz="8" w:space="0" w:color="000000"/>
@@ -10843,18 +11051,18 @@
         </w:tc>
         <w:tc>
           <w:tcPr>
-            <w:tcW w:w="3913" w:type="dxa"/>
-            <w:tcBorders>
-              <w:top w:val="single" w:sz="8" w:space="0" w:color="000000"/>
-              <w:left w:val="single" w:sz="8" w:space="0" w:color="000000"/>
-              <w:bottom w:val="single" w:sz="8" w:space="0" w:color="000000"/>
-              <w:right w:val="single" w:sz="8" w:space="0" w:color="000000"/>
-            </w:tcBorders>
-            <w:vAlign w:val="center"/>
-          </w:tcPr>
-          <w:p>
-            <w:pPr>
-              <w:jc w:val="both"/>
+            <w:tcW w:w="2835" w:type="dxa"/>
+            <w:tcBorders>
+              <w:top w:val="single" w:sz="8" w:space="0" w:color="000000"/>
+              <w:left w:val="single" w:sz="8" w:space="0" w:color="000000"/>
+              <w:bottom w:val="single" w:sz="8" w:space="0" w:color="000000"/>
+              <w:right w:val="single" w:sz="8" w:space="0" w:color="000000"/>
+            </w:tcBorders>
+            <w:vAlign w:val="center"/>
+          </w:tcPr>
+          <w:p>
+            <w:pPr>
+              <w:jc w:val="left"/>
               <w:rPr>
                 <w:sz w:val="24"/>
                 <w:szCs w:val="24"/>
@@ -10873,11 +11081,12 @@
       </w:tr>
       <w:tr>
         <w:trPr>
+          <w:cantSplit/>
           <w:jc w:val="center"/>
         </w:trPr>
         <w:tc>
           <w:tcPr>
-            <w:tcW w:w="3367" w:type="dxa"/>
+            <w:tcW w:w="4309" w:type="dxa"/>
             <w:tcBorders>
               <w:top w:val="single" w:sz="8" w:space="0" w:color="000000"/>
               <w:left w:val="single" w:sz="8" w:space="0" w:color="000000"/>
@@ -10905,7 +11114,7 @@
         </w:tc>
         <w:tc>
           <w:tcPr>
-            <w:tcW w:w="2248" w:type="dxa"/>
+            <w:tcW w:w="1927" w:type="dxa"/>
             <w:tcBorders>
               <w:top w:val="single" w:sz="8" w:space="0" w:color="000000"/>
               <w:left w:val="single" w:sz="8" w:space="0" w:color="000000"/>
@@ -10933,18 +11142,18 @@
         </w:tc>
         <w:tc>
           <w:tcPr>
-            <w:tcW w:w="3913" w:type="dxa"/>
-            <w:tcBorders>
-              <w:top w:val="single" w:sz="8" w:space="0" w:color="000000"/>
-              <w:left w:val="single" w:sz="8" w:space="0" w:color="000000"/>
-              <w:bottom w:val="single" w:sz="8" w:space="0" w:color="000000"/>
-              <w:right w:val="single" w:sz="8" w:space="0" w:color="000000"/>
-            </w:tcBorders>
-            <w:vAlign w:val="center"/>
-          </w:tcPr>
-          <w:p>
-            <w:pPr>
-              <w:jc w:val="both"/>
+            <w:tcW w:w="2835" w:type="dxa"/>
+            <w:tcBorders>
+              <w:top w:val="single" w:sz="8" w:space="0" w:color="000000"/>
+              <w:left w:val="single" w:sz="8" w:space="0" w:color="000000"/>
+              <w:bottom w:val="single" w:sz="8" w:space="0" w:color="000000"/>
+              <w:right w:val="single" w:sz="8" w:space="0" w:color="000000"/>
+            </w:tcBorders>
+            <w:vAlign w:val="center"/>
+          </w:tcPr>
+          <w:p>
+            <w:pPr>
+              <w:jc w:val="left"/>
               <w:rPr>
                 <w:sz w:val="24"/>
                 <w:szCs w:val="24"/>
@@ -10963,11 +11172,12 @@
       </w:tr>
       <w:tr>
         <w:trPr>
+          <w:cantSplit/>
           <w:jc w:val="center"/>
         </w:trPr>
         <w:tc>
           <w:tcPr>
-            <w:tcW w:w="3367" w:type="dxa"/>
+            <w:tcW w:w="4309" w:type="dxa"/>
             <w:tcBorders>
               <w:top w:val="single" w:sz="8" w:space="0" w:color="000000"/>
               <w:left w:val="single" w:sz="8" w:space="0" w:color="000000"/>
@@ -10995,7 +11205,7 @@
         </w:tc>
         <w:tc>
           <w:tcPr>
-            <w:tcW w:w="2248" w:type="dxa"/>
+            <w:tcW w:w="1927" w:type="dxa"/>
             <w:tcBorders>
               <w:top w:val="single" w:sz="8" w:space="0" w:color="000000"/>
               <w:left w:val="single" w:sz="8" w:space="0" w:color="000000"/>
@@ -11023,18 +11233,18 @@
         </w:tc>
         <w:tc>
           <w:tcPr>
-            <w:tcW w:w="3913" w:type="dxa"/>
-            <w:tcBorders>
-              <w:top w:val="single" w:sz="8" w:space="0" w:color="000000"/>
-              <w:left w:val="single" w:sz="8" w:space="0" w:color="000000"/>
-              <w:bottom w:val="single" w:sz="8" w:space="0" w:color="000000"/>
-              <w:right w:val="single" w:sz="8" w:space="0" w:color="000000"/>
-            </w:tcBorders>
-            <w:vAlign w:val="center"/>
-          </w:tcPr>
-          <w:p>
-            <w:pPr>
-              <w:jc w:val="both"/>
+            <w:tcW w:w="2835" w:type="dxa"/>
+            <w:tcBorders>
+              <w:top w:val="single" w:sz="8" w:space="0" w:color="000000"/>
+              <w:left w:val="single" w:sz="8" w:space="0" w:color="000000"/>
+              <w:bottom w:val="single" w:sz="8" w:space="0" w:color="000000"/>
+              <w:right w:val="single" w:sz="8" w:space="0" w:color="000000"/>
+            </w:tcBorders>
+            <w:vAlign w:val="center"/>
+          </w:tcPr>
+          <w:p>
+            <w:pPr>
+              <w:jc w:val="left"/>
               <w:rPr>
                 <w:sz w:val="24"/>
                 <w:szCs w:val="24"/>
@@ -11053,11 +11263,12 @@
       </w:tr>
       <w:tr>
         <w:trPr>
+          <w:cantSplit/>
           <w:jc w:val="center"/>
         </w:trPr>
         <w:tc>
           <w:tcPr>
-            <w:tcW w:w="3367" w:type="dxa"/>
+            <w:tcW w:w="4309" w:type="dxa"/>
             <w:tcBorders>
               <w:top w:val="single" w:sz="8" w:space="0" w:color="000000"/>
               <w:left w:val="single" w:sz="8" w:space="0" w:color="000000"/>
@@ -11085,7 +11296,7 @@
         </w:tc>
         <w:tc>
           <w:tcPr>
-            <w:tcW w:w="2248" w:type="dxa"/>
+            <w:tcW w:w="1927" w:type="dxa"/>
             <w:tcBorders>
               <w:top w:val="single" w:sz="8" w:space="0" w:color="000000"/>
               <w:left w:val="single" w:sz="8" w:space="0" w:color="000000"/>
@@ -11113,18 +11324,18 @@
         </w:tc>
         <w:tc>
           <w:tcPr>
-            <w:tcW w:w="3913" w:type="dxa"/>
-            <w:tcBorders>
-              <w:top w:val="single" w:sz="8" w:space="0" w:color="000000"/>
-              <w:left w:val="single" w:sz="8" w:space="0" w:color="000000"/>
-              <w:bottom w:val="single" w:sz="8" w:space="0" w:color="000000"/>
-              <w:right w:val="single" w:sz="8" w:space="0" w:color="000000"/>
-            </w:tcBorders>
-            <w:vAlign w:val="center"/>
-          </w:tcPr>
-          <w:p>
-            <w:pPr>
-              <w:jc w:val="both"/>
+            <w:tcW w:w="2835" w:type="dxa"/>
+            <w:tcBorders>
+              <w:top w:val="single" w:sz="8" w:space="0" w:color="000000"/>
+              <w:left w:val="single" w:sz="8" w:space="0" w:color="000000"/>
+              <w:bottom w:val="single" w:sz="8" w:space="0" w:color="000000"/>
+              <w:right w:val="single" w:sz="8" w:space="0" w:color="000000"/>
+            </w:tcBorders>
+            <w:vAlign w:val="center"/>
+          </w:tcPr>
+          <w:p>
+            <w:pPr>
+              <w:jc w:val="left"/>
               <w:rPr>
                 <w:sz w:val="24"/>
                 <w:szCs w:val="24"/>
@@ -11143,11 +11354,12 @@
       </w:tr>
       <w:tr>
         <w:trPr>
+          <w:cantSplit/>
           <w:jc w:val="center"/>
         </w:trPr>
         <w:tc>
           <w:tcPr>
-            <w:tcW w:w="3367" w:type="dxa"/>
+            <w:tcW w:w="4309" w:type="dxa"/>
             <w:tcBorders>
               <w:top w:val="single" w:sz="8" w:space="0" w:color="000000"/>
               <w:left w:val="single" w:sz="8" w:space="0" w:color="000000"/>
@@ -11175,7 +11387,7 @@
         </w:tc>
         <w:tc>
           <w:tcPr>
-            <w:tcW w:w="2248" w:type="dxa"/>
+            <w:tcW w:w="1927" w:type="dxa"/>
             <w:tcBorders>
               <w:top w:val="single" w:sz="8" w:space="0" w:color="000000"/>
               <w:left w:val="single" w:sz="8" w:space="0" w:color="000000"/>
@@ -11203,18 +11415,18 @@
         </w:tc>
         <w:tc>
           <w:tcPr>
-            <w:tcW w:w="3913" w:type="dxa"/>
-            <w:tcBorders>
-              <w:top w:val="single" w:sz="8" w:space="0" w:color="000000"/>
-              <w:left w:val="single" w:sz="8" w:space="0" w:color="000000"/>
-              <w:bottom w:val="single" w:sz="8" w:space="0" w:color="000000"/>
-              <w:right w:val="single" w:sz="8" w:space="0" w:color="000000"/>
-            </w:tcBorders>
-            <w:vAlign w:val="center"/>
-          </w:tcPr>
-          <w:p>
-            <w:pPr>
-              <w:jc w:val="both"/>
+            <w:tcW w:w="2835" w:type="dxa"/>
+            <w:tcBorders>
+              <w:top w:val="single" w:sz="8" w:space="0" w:color="000000"/>
+              <w:left w:val="single" w:sz="8" w:space="0" w:color="000000"/>
+              <w:bottom w:val="single" w:sz="8" w:space="0" w:color="000000"/>
+              <w:right w:val="single" w:sz="8" w:space="0" w:color="000000"/>
+            </w:tcBorders>
+            <w:vAlign w:val="center"/>
+          </w:tcPr>
+          <w:p>
+            <w:pPr>
+              <w:jc w:val="left"/>
               <w:rPr>
                 <w:sz w:val="24"/>
                 <w:szCs w:val="24"/>
@@ -11271,6 +11483,7 @@
     </w:p>
     <w:p>
       <w:pPr>
+        <w:keepNext/>
         <w:pBdr>
           <w:top w:val="nil"/>
           <w:left w:val="nil"/>
@@ -11303,27 +11516,30 @@
         <w:tblLook w:val="0400" w:firstRow="0" w:lastRow="0" w:firstColumn="0" w:lastColumn="0" w:noHBand="0" w:noVBand="1"/>
       </w:tblPr>
       <w:tblGrid>
-        <w:gridCol w:w="3367"/>
-        <w:gridCol w:w="2248"/>
-        <w:gridCol w:w="3913"/>
+        <w:gridCol w:w="4309"/>
+        <w:gridCol w:w="1927"/>
+        <w:gridCol w:w="2835"/>
       </w:tblGrid>
       <w:tr>
         <w:trPr>
+          <w:cantSplit/>
+          <w:tblHeader/>
           <w:jc w:val="center"/>
         </w:trPr>
         <w:tc>
           <w:tcPr>
-            <w:tcW w:w="3367" w:type="dxa"/>
-            <w:tcBorders>
-              <w:top w:val="single" w:sz="8" w:space="0" w:color="000000"/>
-              <w:left w:val="single" w:sz="8" w:space="0" w:color="000000"/>
-              <w:bottom w:val="single" w:sz="8" w:space="0" w:color="000000"/>
-              <w:right w:val="single" w:sz="8" w:space="0" w:color="000000"/>
-            </w:tcBorders>
-            <w:vAlign w:val="center"/>
-          </w:tcPr>
-          <w:p>
-            <w:pPr>
+            <w:tcW w:w="4309" w:type="dxa"/>
+            <w:tcBorders>
+              <w:top w:val="single" w:sz="8" w:space="0" w:color="000000"/>
+              <w:left w:val="single" w:sz="8" w:space="0" w:color="000000"/>
+              <w:bottom w:val="single" w:sz="8" w:space="0" w:color="000000"/>
+              <w:right w:val="single" w:sz="8" w:space="0" w:color="000000"/>
+            </w:tcBorders>
+            <w:vAlign w:val="center"/>
+          </w:tcPr>
+          <w:p>
+            <w:pPr>
+              <w:keepNext/>
               <w:jc w:val="center"/>
               <w:rPr>
                 <w:sz w:val="24"/>
@@ -11343,17 +11559,18 @@
         </w:tc>
         <w:tc>
           <w:tcPr>
-            <w:tcW w:w="2248" w:type="dxa"/>
-            <w:tcBorders>
-              <w:top w:val="single" w:sz="8" w:space="0" w:color="000000"/>
-              <w:left w:val="single" w:sz="8" w:space="0" w:color="000000"/>
-              <w:bottom w:val="single" w:sz="8" w:space="0" w:color="000000"/>
-              <w:right w:val="single" w:sz="8" w:space="0" w:color="000000"/>
-            </w:tcBorders>
-            <w:vAlign w:val="center"/>
-          </w:tcPr>
-          <w:p>
-            <w:pPr>
+            <w:tcW w:w="1927" w:type="dxa"/>
+            <w:tcBorders>
+              <w:top w:val="single" w:sz="8" w:space="0" w:color="000000"/>
+              <w:left w:val="single" w:sz="8" w:space="0" w:color="000000"/>
+              <w:bottom w:val="single" w:sz="8" w:space="0" w:color="000000"/>
+              <w:right w:val="single" w:sz="8" w:space="0" w:color="000000"/>
+            </w:tcBorders>
+            <w:vAlign w:val="center"/>
+          </w:tcPr>
+          <w:p>
+            <w:pPr>
+              <w:keepNext/>
               <w:jc w:val="center"/>
               <w:rPr>
                 <w:sz w:val="24"/>
@@ -11373,17 +11590,18 @@
         </w:tc>
         <w:tc>
           <w:tcPr>
-            <w:tcW w:w="3913" w:type="dxa"/>
-            <w:tcBorders>
-              <w:top w:val="single" w:sz="8" w:space="0" w:color="000000"/>
-              <w:left w:val="single" w:sz="8" w:space="0" w:color="000000"/>
-              <w:bottom w:val="single" w:sz="8" w:space="0" w:color="000000"/>
-              <w:right w:val="single" w:sz="8" w:space="0" w:color="000000"/>
-            </w:tcBorders>
-            <w:vAlign w:val="center"/>
-          </w:tcPr>
-          <w:p>
-            <w:pPr>
+            <w:tcW w:w="2835" w:type="dxa"/>
+            <w:tcBorders>
+              <w:top w:val="single" w:sz="8" w:space="0" w:color="000000"/>
+              <w:left w:val="single" w:sz="8" w:space="0" w:color="000000"/>
+              <w:bottom w:val="single" w:sz="8" w:space="0" w:color="000000"/>
+              <w:right w:val="single" w:sz="8" w:space="0" w:color="000000"/>
+            </w:tcBorders>
+            <w:vAlign w:val="center"/>
+          </w:tcPr>
+          <w:p>
+            <w:pPr>
+              <w:keepNext/>
               <w:jc w:val="center"/>
               <w:rPr>
                 <w:sz w:val="24"/>
@@ -11404,39 +11622,40 @@
       </w:tr>
       <w:tr>
         <w:trPr>
+          <w:cantSplit/>
           <w:jc w:val="center"/>
         </w:trPr>
         <w:tc>
           <w:tcPr>
-            <w:tcW w:w="3367" w:type="dxa"/>
-            <w:tcBorders>
-              <w:top w:val="single" w:sz="8" w:space="0" w:color="000000"/>
-              <w:left w:val="single" w:sz="8" w:space="0" w:color="000000"/>
-              <w:bottom w:val="single" w:sz="8" w:space="0" w:color="000000"/>
-              <w:right w:val="single" w:sz="8" w:space="0" w:color="000000"/>
-            </w:tcBorders>
-            <w:vAlign w:val="center"/>
-          </w:tcPr>
-          <w:p>
-            <w:pPr>
-              <w:rPr>
-                <w:sz w:val="24"/>
-                <w:szCs w:val="24"/>
-              </w:rPr>
-            </w:pPr>
-            <w:r>
-              <w:rPr>
-                <w:b w:val="0"/>
-                <w:sz w:val="24"/>
-                <w:szCs w:val="24"/>
-              </w:rPr>
-              <w:t>1. Unggah salinan final ke repositori resmi SINUX paling lambat 2 hari kerja sesudah kontrak ditandatangani lengkap oleh para pihak.</w:t>
-            </w:r>
-          </w:p>
-        </w:tc>
-        <w:tc>
-          <w:tcPr>
-            <w:tcW w:w="2248" w:type="dxa"/>
+            <w:tcW w:w="4309" w:type="dxa"/>
+            <w:tcBorders>
+              <w:top w:val="single" w:sz="8" w:space="0" w:color="000000"/>
+              <w:left w:val="single" w:sz="8" w:space="0" w:color="000000"/>
+              <w:bottom w:val="single" w:sz="8" w:space="0" w:color="000000"/>
+              <w:right w:val="single" w:sz="8" w:space="0" w:color="000000"/>
+            </w:tcBorders>
+            <w:vAlign w:val="center"/>
+          </w:tcPr>
+          <w:p>
+            <w:pPr>
+              <w:rPr>
+                <w:sz w:val="24"/>
+                <w:szCs w:val="24"/>
+              </w:rPr>
+            </w:pPr>
+            <w:r>
+              <w:rPr>
+                <w:b w:val="0"/>
+                <w:sz w:val="24"/>
+                <w:szCs w:val="24"/>
+              </w:rPr>
+              <w:t>1. Unggah salinan final ke repositori resmi SINUX paling lambat 2 hari kerja setelah kontrak ditandatangani lengkap oleh para pihak.</w:t>
+            </w:r>
+          </w:p>
+        </w:tc>
+        <w:tc>
+          <w:tcPr>
+            <w:tcW w:w="1927" w:type="dxa"/>
             <w:tcBorders>
               <w:top w:val="single" w:sz="8" w:space="0" w:color="000000"/>
               <w:left w:val="single" w:sz="8" w:space="0" w:color="000000"/>
@@ -11464,18 +11683,18 @@
         </w:tc>
         <w:tc>
           <w:tcPr>
-            <w:tcW w:w="3913" w:type="dxa"/>
-            <w:tcBorders>
-              <w:top w:val="single" w:sz="8" w:space="0" w:color="000000"/>
-              <w:left w:val="single" w:sz="8" w:space="0" w:color="000000"/>
-              <w:bottom w:val="single" w:sz="8" w:space="0" w:color="000000"/>
-              <w:right w:val="single" w:sz="8" w:space="0" w:color="000000"/>
-            </w:tcBorders>
-            <w:vAlign w:val="center"/>
-          </w:tcPr>
-          <w:p>
-            <w:pPr>
-              <w:jc w:val="both"/>
+            <w:tcW w:w="2835" w:type="dxa"/>
+            <w:tcBorders>
+              <w:top w:val="single" w:sz="8" w:space="0" w:color="000000"/>
+              <w:left w:val="single" w:sz="8" w:space="0" w:color="000000"/>
+              <w:bottom w:val="single" w:sz="8" w:space="0" w:color="000000"/>
+              <w:right w:val="single" w:sz="8" w:space="0" w:color="000000"/>
+            </w:tcBorders>
+            <w:vAlign w:val="center"/>
+          </w:tcPr>
+          <w:p>
+            <w:pPr>
+              <w:jc w:val="left"/>
               <w:rPr>
                 <w:sz w:val="24"/>
                 <w:szCs w:val="24"/>
@@ -11494,11 +11713,12 @@
       </w:tr>
       <w:tr>
         <w:trPr>
+          <w:cantSplit/>
           <w:jc w:val="center"/>
         </w:trPr>
         <w:tc>
           <w:tcPr>
-            <w:tcW w:w="3367" w:type="dxa"/>
+            <w:tcW w:w="4309" w:type="dxa"/>
             <w:tcBorders>
               <w:top w:val="single" w:sz="8" w:space="0" w:color="000000"/>
               <w:left w:val="single" w:sz="8" w:space="0" w:color="000000"/>
@@ -11526,7 +11746,7 @@
         </w:tc>
         <w:tc>
           <w:tcPr>
-            <w:tcW w:w="2248" w:type="dxa"/>
+            <w:tcW w:w="1927" w:type="dxa"/>
             <w:tcBorders>
               <w:top w:val="single" w:sz="8" w:space="0" w:color="000000"/>
               <w:left w:val="single" w:sz="8" w:space="0" w:color="000000"/>
@@ -11554,18 +11774,18 @@
         </w:tc>
         <w:tc>
           <w:tcPr>
-            <w:tcW w:w="3913" w:type="dxa"/>
-            <w:tcBorders>
-              <w:top w:val="single" w:sz="8" w:space="0" w:color="000000"/>
-              <w:left w:val="single" w:sz="8" w:space="0" w:color="000000"/>
-              <w:bottom w:val="single" w:sz="8" w:space="0" w:color="000000"/>
-              <w:right w:val="single" w:sz="8" w:space="0" w:color="000000"/>
-            </w:tcBorders>
-            <w:vAlign w:val="center"/>
-          </w:tcPr>
-          <w:p>
-            <w:pPr>
-              <w:jc w:val="both"/>
+            <w:tcW w:w="2835" w:type="dxa"/>
+            <w:tcBorders>
+              <w:top w:val="single" w:sz="8" w:space="0" w:color="000000"/>
+              <w:left w:val="single" w:sz="8" w:space="0" w:color="000000"/>
+              <w:bottom w:val="single" w:sz="8" w:space="0" w:color="000000"/>
+              <w:right w:val="single" w:sz="8" w:space="0" w:color="000000"/>
+            </w:tcBorders>
+            <w:vAlign w:val="center"/>
+          </w:tcPr>
+          <w:p>
+            <w:pPr>
+              <w:jc w:val="left"/>
               <w:rPr>
                 <w:sz w:val="24"/>
                 <w:szCs w:val="24"/>
@@ -11584,11 +11804,12 @@
       </w:tr>
       <w:tr>
         <w:trPr>
+          <w:cantSplit/>
           <w:jc w:val="center"/>
         </w:trPr>
         <w:tc>
           <w:tcPr>
-            <w:tcW w:w="3367" w:type="dxa"/>
+            <w:tcW w:w="4309" w:type="dxa"/>
             <w:tcBorders>
               <w:top w:val="single" w:sz="8" w:space="0" w:color="000000"/>
               <w:left w:val="single" w:sz="8" w:space="0" w:color="000000"/>
@@ -11616,7 +11837,7 @@
         </w:tc>
         <w:tc>
           <w:tcPr>
-            <w:tcW w:w="2248" w:type="dxa"/>
+            <w:tcW w:w="1927" w:type="dxa"/>
             <w:tcBorders>
               <w:top w:val="single" w:sz="8" w:space="0" w:color="000000"/>
               <w:left w:val="single" w:sz="8" w:space="0" w:color="000000"/>
@@ -11644,18 +11865,18 @@
         </w:tc>
         <w:tc>
           <w:tcPr>
-            <w:tcW w:w="3913" w:type="dxa"/>
-            <w:tcBorders>
-              <w:top w:val="single" w:sz="8" w:space="0" w:color="000000"/>
-              <w:left w:val="single" w:sz="8" w:space="0" w:color="000000"/>
-              <w:bottom w:val="single" w:sz="8" w:space="0" w:color="000000"/>
-              <w:right w:val="single" w:sz="8" w:space="0" w:color="000000"/>
-            </w:tcBorders>
-            <w:vAlign w:val="center"/>
-          </w:tcPr>
-          <w:p>
-            <w:pPr>
-              <w:jc w:val="both"/>
+            <w:tcW w:w="2835" w:type="dxa"/>
+            <w:tcBorders>
+              <w:top w:val="single" w:sz="8" w:space="0" w:color="000000"/>
+              <w:left w:val="single" w:sz="8" w:space="0" w:color="000000"/>
+              <w:bottom w:val="single" w:sz="8" w:space="0" w:color="000000"/>
+              <w:right w:val="single" w:sz="8" w:space="0" w:color="000000"/>
+            </w:tcBorders>
+            <w:vAlign w:val="center"/>
+          </w:tcPr>
+          <w:p>
+            <w:pPr>
+              <w:jc w:val="left"/>
               <w:rPr>
                 <w:sz w:val="24"/>
                 <w:szCs w:val="24"/>
@@ -11674,11 +11895,12 @@
       </w:tr>
       <w:tr>
         <w:trPr>
+          <w:cantSplit/>
           <w:jc w:val="center"/>
         </w:trPr>
         <w:tc>
           <w:tcPr>
-            <w:tcW w:w="3367" w:type="dxa"/>
+            <w:tcW w:w="4309" w:type="dxa"/>
             <w:tcBorders>
               <w:top w:val="single" w:sz="8" w:space="0" w:color="000000"/>
               <w:left w:val="single" w:sz="8" w:space="0" w:color="000000"/>
@@ -11706,7 +11928,7 @@
         </w:tc>
         <w:tc>
           <w:tcPr>
-            <w:tcW w:w="2248" w:type="dxa"/>
+            <w:tcW w:w="1927" w:type="dxa"/>
             <w:tcBorders>
               <w:top w:val="single" w:sz="8" w:space="0" w:color="000000"/>
               <w:left w:val="single" w:sz="8" w:space="0" w:color="000000"/>
@@ -11734,18 +11956,18 @@
         </w:tc>
         <w:tc>
           <w:tcPr>
-            <w:tcW w:w="3913" w:type="dxa"/>
-            <w:tcBorders>
-              <w:top w:val="single" w:sz="8" w:space="0" w:color="000000"/>
-              <w:left w:val="single" w:sz="8" w:space="0" w:color="000000"/>
-              <w:bottom w:val="single" w:sz="8" w:space="0" w:color="000000"/>
-              <w:right w:val="single" w:sz="8" w:space="0" w:color="000000"/>
-            </w:tcBorders>
-            <w:vAlign w:val="center"/>
-          </w:tcPr>
-          <w:p>
-            <w:pPr>
-              <w:jc w:val="both"/>
+            <w:tcW w:w="2835" w:type="dxa"/>
+            <w:tcBorders>
+              <w:top w:val="single" w:sz="8" w:space="0" w:color="000000"/>
+              <w:left w:val="single" w:sz="8" w:space="0" w:color="000000"/>
+              <w:bottom w:val="single" w:sz="8" w:space="0" w:color="000000"/>
+              <w:right w:val="single" w:sz="8" w:space="0" w:color="000000"/>
+            </w:tcBorders>
+            <w:vAlign w:val="center"/>
+          </w:tcPr>
+          <w:p>
+            <w:pPr>
+              <w:jc w:val="left"/>
               <w:rPr>
                 <w:sz w:val="24"/>
                 <w:szCs w:val="24"/>
@@ -11790,6 +12012,7 @@
     <w:p>
       <w:pPr>
         <w:pStyle w:val="Heading2"/>
+        <w:keepNext/>
         <w:numPr>
           <w:ilvl w:val="1"/>
           <w:numId w:val="7"/>
@@ -11810,27 +12033,30 @@
         <w:tblLook w:val="0400" w:firstRow="0" w:lastRow="0" w:firstColumn="0" w:lastColumn="0" w:noHBand="0" w:noVBand="1"/>
       </w:tblPr>
       <w:tblGrid>
-        <w:gridCol w:w="3367"/>
-        <w:gridCol w:w="2248"/>
-        <w:gridCol w:w="3913"/>
+        <w:gridCol w:w="4309"/>
+        <w:gridCol w:w="1927"/>
+        <w:gridCol w:w="2835"/>
       </w:tblGrid>
       <w:tr>
         <w:trPr>
+          <w:cantSplit/>
+          <w:tblHeader/>
           <w:jc w:val="center"/>
         </w:trPr>
         <w:tc>
           <w:tcPr>
-            <w:tcW w:w="3367" w:type="dxa"/>
-            <w:tcBorders>
-              <w:top w:val="single" w:sz="8" w:space="0" w:color="000000"/>
-              <w:left w:val="single" w:sz="8" w:space="0" w:color="000000"/>
-              <w:bottom w:val="single" w:sz="8" w:space="0" w:color="000000"/>
-              <w:right w:val="single" w:sz="8" w:space="0" w:color="000000"/>
-            </w:tcBorders>
-            <w:vAlign w:val="center"/>
-          </w:tcPr>
-          <w:p>
-            <w:pPr>
+            <w:tcW w:w="4309" w:type="dxa"/>
+            <w:tcBorders>
+              <w:top w:val="single" w:sz="8" w:space="0" w:color="000000"/>
+              <w:left w:val="single" w:sz="8" w:space="0" w:color="000000"/>
+              <w:bottom w:val="single" w:sz="8" w:space="0" w:color="000000"/>
+              <w:right w:val="single" w:sz="8" w:space="0" w:color="000000"/>
+            </w:tcBorders>
+            <w:vAlign w:val="center"/>
+          </w:tcPr>
+          <w:p>
+            <w:pPr>
+              <w:keepNext/>
               <w:jc w:val="center"/>
               <w:rPr>
                 <w:sz w:val="24"/>
@@ -11850,17 +12076,18 @@
         </w:tc>
         <w:tc>
           <w:tcPr>
-            <w:tcW w:w="2248" w:type="dxa"/>
-            <w:tcBorders>
-              <w:top w:val="single" w:sz="8" w:space="0" w:color="000000"/>
-              <w:left w:val="single" w:sz="8" w:space="0" w:color="000000"/>
-              <w:bottom w:val="single" w:sz="8" w:space="0" w:color="000000"/>
-              <w:right w:val="single" w:sz="8" w:space="0" w:color="000000"/>
-            </w:tcBorders>
-            <w:vAlign w:val="center"/>
-          </w:tcPr>
-          <w:p>
-            <w:pPr>
+            <w:tcW w:w="1927" w:type="dxa"/>
+            <w:tcBorders>
+              <w:top w:val="single" w:sz="8" w:space="0" w:color="000000"/>
+              <w:left w:val="single" w:sz="8" w:space="0" w:color="000000"/>
+              <w:bottom w:val="single" w:sz="8" w:space="0" w:color="000000"/>
+              <w:right w:val="single" w:sz="8" w:space="0" w:color="000000"/>
+            </w:tcBorders>
+            <w:vAlign w:val="center"/>
+          </w:tcPr>
+          <w:p>
+            <w:pPr>
+              <w:keepNext/>
               <w:jc w:val="center"/>
               <w:rPr>
                 <w:sz w:val="24"/>
@@ -11880,17 +12107,18 @@
         </w:tc>
         <w:tc>
           <w:tcPr>
-            <w:tcW w:w="3913" w:type="dxa"/>
-            <w:tcBorders>
-              <w:top w:val="single" w:sz="8" w:space="0" w:color="000000"/>
-              <w:left w:val="single" w:sz="8" w:space="0" w:color="000000"/>
-              <w:bottom w:val="single" w:sz="8" w:space="0" w:color="000000"/>
-              <w:right w:val="single" w:sz="8" w:space="0" w:color="000000"/>
-            </w:tcBorders>
-            <w:vAlign w:val="center"/>
-          </w:tcPr>
-          <w:p>
-            <w:pPr>
+            <w:tcW w:w="2835" w:type="dxa"/>
+            <w:tcBorders>
+              <w:top w:val="single" w:sz="8" w:space="0" w:color="000000"/>
+              <w:left w:val="single" w:sz="8" w:space="0" w:color="000000"/>
+              <w:bottom w:val="single" w:sz="8" w:space="0" w:color="000000"/>
+              <w:right w:val="single" w:sz="8" w:space="0" w:color="000000"/>
+            </w:tcBorders>
+            <w:vAlign w:val="center"/>
+          </w:tcPr>
+          <w:p>
+            <w:pPr>
+              <w:keepNext/>
               <w:jc w:val="center"/>
               <w:rPr>
                 <w:sz w:val="24"/>
@@ -11911,11 +12139,12 @@
       </w:tr>
       <w:tr>
         <w:trPr>
+          <w:cantSplit/>
           <w:jc w:val="center"/>
         </w:trPr>
         <w:tc>
           <w:tcPr>
-            <w:tcW w:w="3367" w:type="dxa"/>
+            <w:tcW w:w="4309" w:type="dxa"/>
             <w:tcBorders>
               <w:top w:val="single" w:sz="8" w:space="0" w:color="000000"/>
               <w:left w:val="single" w:sz="8" w:space="0" w:color="000000"/>
@@ -11943,7 +12172,7 @@
         </w:tc>
         <w:tc>
           <w:tcPr>
-            <w:tcW w:w="2248" w:type="dxa"/>
+            <w:tcW w:w="1927" w:type="dxa"/>
             <w:tcBorders>
               <w:top w:val="single" w:sz="8" w:space="0" w:color="000000"/>
               <w:left w:val="single" w:sz="8" w:space="0" w:color="000000"/>
@@ -11971,41 +12200,42 @@
         </w:tc>
         <w:tc>
           <w:tcPr>
-            <w:tcW w:w="3913" w:type="dxa"/>
-            <w:tcBorders>
-              <w:top w:val="single" w:sz="8" w:space="0" w:color="000000"/>
-              <w:left w:val="single" w:sz="8" w:space="0" w:color="000000"/>
-              <w:bottom w:val="single" w:sz="8" w:space="0" w:color="000000"/>
-              <w:right w:val="single" w:sz="8" w:space="0" w:color="000000"/>
-            </w:tcBorders>
-            <w:vAlign w:val="center"/>
-          </w:tcPr>
-          <w:p>
-            <w:pPr>
-              <w:jc w:val="both"/>
-              <w:rPr>
-                <w:sz w:val="24"/>
-                <w:szCs w:val="24"/>
-              </w:rPr>
-            </w:pPr>
-            <w:r>
-              <w:rPr>
-                <w:b w:val="0"/>
-                <w:sz w:val="24"/>
-                <w:szCs w:val="24"/>
-              </w:rPr>
-              <w:t>Hasil tinjauan register kontrak</w:t>
+            <w:tcW w:w="2835" w:type="dxa"/>
+            <w:tcBorders>
+              <w:top w:val="single" w:sz="8" w:space="0" w:color="000000"/>
+              <w:left w:val="single" w:sz="8" w:space="0" w:color="000000"/>
+              <w:bottom w:val="single" w:sz="8" w:space="0" w:color="000000"/>
+              <w:right w:val="single" w:sz="8" w:space="0" w:color="000000"/>
+            </w:tcBorders>
+            <w:vAlign w:val="center"/>
+          </w:tcPr>
+          <w:p>
+            <w:pPr>
+              <w:jc w:val="left"/>
+              <w:rPr>
+                <w:sz w:val="24"/>
+                <w:szCs w:val="24"/>
+              </w:rPr>
+            </w:pPr>
+            <w:r>
+              <w:rPr>
+                <w:b w:val="0"/>
+                <w:sz w:val="24"/>
+                <w:szCs w:val="24"/>
+              </w:rPr>
+              <w:t>Hasil review register kontrak</w:t>
             </w:r>
           </w:p>
         </w:tc>
       </w:tr>
       <w:tr>
         <w:trPr>
+          <w:cantSplit/>
           <w:jc w:val="center"/>
         </w:trPr>
         <w:tc>
           <w:tcPr>
-            <w:tcW w:w="3367" w:type="dxa"/>
+            <w:tcW w:w="4309" w:type="dxa"/>
             <w:tcBorders>
               <w:top w:val="single" w:sz="8" w:space="0" w:color="000000"/>
               <w:left w:val="single" w:sz="8" w:space="0" w:color="000000"/>
@@ -12033,7 +12263,7 @@
         </w:tc>
         <w:tc>
           <w:tcPr>
-            <w:tcW w:w="2248" w:type="dxa"/>
+            <w:tcW w:w="1927" w:type="dxa"/>
             <w:tcBorders>
               <w:top w:val="single" w:sz="8" w:space="0" w:color="000000"/>
               <w:left w:val="single" w:sz="8" w:space="0" w:color="000000"/>
@@ -12061,18 +12291,18 @@
         </w:tc>
         <w:tc>
           <w:tcPr>
-            <w:tcW w:w="3913" w:type="dxa"/>
-            <w:tcBorders>
-              <w:top w:val="single" w:sz="8" w:space="0" w:color="000000"/>
-              <w:left w:val="single" w:sz="8" w:space="0" w:color="000000"/>
-              <w:bottom w:val="single" w:sz="8" w:space="0" w:color="000000"/>
-              <w:right w:val="single" w:sz="8" w:space="0" w:color="000000"/>
-            </w:tcBorders>
-            <w:vAlign w:val="center"/>
-          </w:tcPr>
-          <w:p>
-            <w:pPr>
-              <w:jc w:val="both"/>
+            <w:tcW w:w="2835" w:type="dxa"/>
+            <w:tcBorders>
+              <w:top w:val="single" w:sz="8" w:space="0" w:color="000000"/>
+              <w:left w:val="single" w:sz="8" w:space="0" w:color="000000"/>
+              <w:bottom w:val="single" w:sz="8" w:space="0" w:color="000000"/>
+              <w:right w:val="single" w:sz="8" w:space="0" w:color="000000"/>
+            </w:tcBorders>
+            <w:vAlign w:val="center"/>
+          </w:tcPr>
+          <w:p>
+            <w:pPr>
+              <w:jc w:val="left"/>
               <w:rPr>
                 <w:sz w:val="24"/>
                 <w:szCs w:val="24"/>
@@ -12091,11 +12321,12 @@
       </w:tr>
       <w:tr>
         <w:trPr>
+          <w:cantSplit/>
           <w:jc w:val="center"/>
         </w:trPr>
         <w:tc>
           <w:tcPr>
-            <w:tcW w:w="3367" w:type="dxa"/>
+            <w:tcW w:w="4309" w:type="dxa"/>
             <w:tcBorders>
               <w:top w:val="single" w:sz="8" w:space="0" w:color="000000"/>
               <w:left w:val="single" w:sz="8" w:space="0" w:color="000000"/>
@@ -12123,7 +12354,7 @@
         </w:tc>
         <w:tc>
           <w:tcPr>
-            <w:tcW w:w="2248" w:type="dxa"/>
+            <w:tcW w:w="1927" w:type="dxa"/>
             <w:tcBorders>
               <w:top w:val="single" w:sz="8" w:space="0" w:color="000000"/>
               <w:left w:val="single" w:sz="8" w:space="0" w:color="000000"/>
@@ -12151,18 +12382,18 @@
         </w:tc>
         <w:tc>
           <w:tcPr>
-            <w:tcW w:w="3913" w:type="dxa"/>
-            <w:tcBorders>
-              <w:top w:val="single" w:sz="8" w:space="0" w:color="000000"/>
-              <w:left w:val="single" w:sz="8" w:space="0" w:color="000000"/>
-              <w:bottom w:val="single" w:sz="8" w:space="0" w:color="000000"/>
-              <w:right w:val="single" w:sz="8" w:space="0" w:color="000000"/>
-            </w:tcBorders>
-            <w:vAlign w:val="center"/>
-          </w:tcPr>
-          <w:p>
-            <w:pPr>
-              <w:jc w:val="both"/>
+            <w:tcW w:w="2835" w:type="dxa"/>
+            <w:tcBorders>
+              <w:top w:val="single" w:sz="8" w:space="0" w:color="000000"/>
+              <w:left w:val="single" w:sz="8" w:space="0" w:color="000000"/>
+              <w:bottom w:val="single" w:sz="8" w:space="0" w:color="000000"/>
+              <w:right w:val="single" w:sz="8" w:space="0" w:color="000000"/>
+            </w:tcBorders>
+            <w:vAlign w:val="center"/>
+          </w:tcPr>
+          <w:p>
+            <w:pPr>
+              <w:jc w:val="left"/>
               <w:rPr>
                 <w:sz w:val="24"/>
                 <w:szCs w:val="24"/>
@@ -12181,11 +12412,12 @@
       </w:tr>
       <w:tr>
         <w:trPr>
+          <w:cantSplit/>
           <w:jc w:val="center"/>
         </w:trPr>
         <w:tc>
           <w:tcPr>
-            <w:tcW w:w="3367" w:type="dxa"/>
+            <w:tcW w:w="4309" w:type="dxa"/>
             <w:tcBorders>
               <w:top w:val="single" w:sz="8" w:space="0" w:color="000000"/>
               <w:left w:val="single" w:sz="8" w:space="0" w:color="000000"/>
@@ -12213,7 +12445,7 @@
         </w:tc>
         <w:tc>
           <w:tcPr>
-            <w:tcW w:w="2248" w:type="dxa"/>
+            <w:tcW w:w="1927" w:type="dxa"/>
             <w:tcBorders>
               <w:top w:val="single" w:sz="8" w:space="0" w:color="000000"/>
               <w:left w:val="single" w:sz="8" w:space="0" w:color="000000"/>
@@ -12241,18 +12473,18 @@
         </w:tc>
         <w:tc>
           <w:tcPr>
-            <w:tcW w:w="3913" w:type="dxa"/>
-            <w:tcBorders>
-              <w:top w:val="single" w:sz="8" w:space="0" w:color="000000"/>
-              <w:left w:val="single" w:sz="8" w:space="0" w:color="000000"/>
-              <w:bottom w:val="single" w:sz="8" w:space="0" w:color="000000"/>
-              <w:right w:val="single" w:sz="8" w:space="0" w:color="000000"/>
-            </w:tcBorders>
-            <w:vAlign w:val="center"/>
-          </w:tcPr>
-          <w:p>
-            <w:pPr>
-              <w:jc w:val="both"/>
+            <w:tcW w:w="2835" w:type="dxa"/>
+            <w:tcBorders>
+              <w:top w:val="single" w:sz="8" w:space="0" w:color="000000"/>
+              <w:left w:val="single" w:sz="8" w:space="0" w:color="000000"/>
+              <w:bottom w:val="single" w:sz="8" w:space="0" w:color="000000"/>
+              <w:right w:val="single" w:sz="8" w:space="0" w:color="000000"/>
+            </w:tcBorders>
+            <w:vAlign w:val="center"/>
+          </w:tcPr>
+          <w:p>
+            <w:pPr>
+              <w:jc w:val="left"/>
               <w:rPr>
                 <w:sz w:val="24"/>
                 <w:szCs w:val="24"/>
@@ -12271,39 +12503,40 @@
       </w:tr>
       <w:tr>
         <w:trPr>
+          <w:cantSplit/>
           <w:jc w:val="center"/>
         </w:trPr>
         <w:tc>
           <w:tcPr>
-            <w:tcW w:w="3367" w:type="dxa"/>
-            <w:tcBorders>
-              <w:top w:val="single" w:sz="8" w:space="0" w:color="000000"/>
-              <w:left w:val="single" w:sz="8" w:space="0" w:color="000000"/>
-              <w:bottom w:val="single" w:sz="8" w:space="0" w:color="000000"/>
-              <w:right w:val="single" w:sz="8" w:space="0" w:color="000000"/>
-            </w:tcBorders>
-            <w:vAlign w:val="center"/>
-          </w:tcPr>
-          <w:p>
-            <w:pPr>
-              <w:rPr>
-                <w:sz w:val="24"/>
-                <w:szCs w:val="24"/>
-              </w:rPr>
-            </w:pPr>
-            <w:r>
-              <w:rPr>
-                <w:b w:val="0"/>
-                <w:sz w:val="24"/>
-                <w:szCs w:val="24"/>
-              </w:rPr>
-              <w:t>5. Ajukan permintaan addendum, perpanjangan, atau perubahan material, yang diproses dengan prosedur butir 6.1 sampai 6.9.</w:t>
-            </w:r>
-          </w:p>
-        </w:tc>
-        <w:tc>
-          <w:tcPr>
-            <w:tcW w:w="2248" w:type="dxa"/>
+            <w:tcW w:w="4309" w:type="dxa"/>
+            <w:tcBorders>
+              <w:top w:val="single" w:sz="8" w:space="0" w:color="000000"/>
+              <w:left w:val="single" w:sz="8" w:space="0" w:color="000000"/>
+              <w:bottom w:val="single" w:sz="8" w:space="0" w:color="000000"/>
+              <w:right w:val="single" w:sz="8" w:space="0" w:color="000000"/>
+            </w:tcBorders>
+            <w:vAlign w:val="center"/>
+          </w:tcPr>
+          <w:p>
+            <w:pPr>
+              <w:rPr>
+                <w:sz w:val="24"/>
+                <w:szCs w:val="24"/>
+              </w:rPr>
+            </w:pPr>
+            <w:r>
+              <w:rPr>
+                <w:b w:val="0"/>
+                <w:sz w:val="24"/>
+                <w:szCs w:val="24"/>
+              </w:rPr>
+              <w:t>5. Ajukan permintaan addendum, perpanjangan, atau perubahan material untuk diproses sesuai butir 6.1 sampai 6.9.</w:t>
+            </w:r>
+          </w:p>
+        </w:tc>
+        <w:tc>
+          <w:tcPr>
+            <w:tcW w:w="1927" w:type="dxa"/>
             <w:tcBorders>
               <w:top w:val="single" w:sz="8" w:space="0" w:color="000000"/>
               <w:left w:val="single" w:sz="8" w:space="0" w:color="000000"/>
@@ -12331,18 +12564,18 @@
         </w:tc>
         <w:tc>
           <w:tcPr>
-            <w:tcW w:w="3913" w:type="dxa"/>
-            <w:tcBorders>
-              <w:top w:val="single" w:sz="8" w:space="0" w:color="000000"/>
-              <w:left w:val="single" w:sz="8" w:space="0" w:color="000000"/>
-              <w:bottom w:val="single" w:sz="8" w:space="0" w:color="000000"/>
-              <w:right w:val="single" w:sz="8" w:space="0" w:color="000000"/>
-            </w:tcBorders>
-            <w:vAlign w:val="center"/>
-          </w:tcPr>
-          <w:p>
-            <w:pPr>
-              <w:jc w:val="both"/>
+            <w:tcW w:w="2835" w:type="dxa"/>
+            <w:tcBorders>
+              <w:top w:val="single" w:sz="8" w:space="0" w:color="000000"/>
+              <w:left w:val="single" w:sz="8" w:space="0" w:color="000000"/>
+              <w:bottom w:val="single" w:sz="8" w:space="0" w:color="000000"/>
+              <w:right w:val="single" w:sz="8" w:space="0" w:color="000000"/>
+            </w:tcBorders>
+            <w:vAlign w:val="center"/>
+          </w:tcPr>
+          <w:p>
+            <w:pPr>
+              <w:jc w:val="left"/>
               <w:rPr>
                 <w:sz w:val="24"/>
                 <w:szCs w:val="24"/>
@@ -12361,11 +12594,12 @@
       </w:tr>
       <w:tr>
         <w:trPr>
+          <w:cantSplit/>
           <w:jc w:val="center"/>
         </w:trPr>
         <w:tc>
           <w:tcPr>
-            <w:tcW w:w="3367" w:type="dxa"/>
+            <w:tcW w:w="4309" w:type="dxa"/>
             <w:tcBorders>
               <w:top w:val="single" w:sz="8" w:space="0" w:color="000000"/>
               <w:left w:val="single" w:sz="8" w:space="0" w:color="000000"/>
@@ -12393,7 +12627,7 @@
         </w:tc>
         <w:tc>
           <w:tcPr>
-            <w:tcW w:w="2248" w:type="dxa"/>
+            <w:tcW w:w="1927" w:type="dxa"/>
             <w:tcBorders>
               <w:top w:val="single" w:sz="8" w:space="0" w:color="000000"/>
               <w:left w:val="single" w:sz="8" w:space="0" w:color="000000"/>
@@ -12421,18 +12655,18 @@
         </w:tc>
         <w:tc>
           <w:tcPr>
-            <w:tcW w:w="3913" w:type="dxa"/>
-            <w:tcBorders>
-              <w:top w:val="single" w:sz="8" w:space="0" w:color="000000"/>
-              <w:left w:val="single" w:sz="8" w:space="0" w:color="000000"/>
-              <w:bottom w:val="single" w:sz="8" w:space="0" w:color="000000"/>
-              <w:right w:val="single" w:sz="8" w:space="0" w:color="000000"/>
-            </w:tcBorders>
-            <w:vAlign w:val="center"/>
-          </w:tcPr>
-          <w:p>
-            <w:pPr>
-              <w:jc w:val="both"/>
+            <w:tcW w:w="2835" w:type="dxa"/>
+            <w:tcBorders>
+              <w:top w:val="single" w:sz="8" w:space="0" w:color="000000"/>
+              <w:left w:val="single" w:sz="8" w:space="0" w:color="000000"/>
+              <w:bottom w:val="single" w:sz="8" w:space="0" w:color="000000"/>
+              <w:right w:val="single" w:sz="8" w:space="0" w:color="000000"/>
+            </w:tcBorders>
+            <w:vAlign w:val="center"/>
+          </w:tcPr>
+          <w:p>
+            <w:pPr>
+              <w:jc w:val="left"/>
               <w:rPr>
                 <w:sz w:val="24"/>
                 <w:szCs w:val="24"/>
@@ -12451,11 +12685,12 @@
       </w:tr>
       <w:tr>
         <w:trPr>
+          <w:cantSplit/>
           <w:jc w:val="center"/>
         </w:trPr>
         <w:tc>
           <w:tcPr>
-            <w:tcW w:w="3367" w:type="dxa"/>
+            <w:tcW w:w="4309" w:type="dxa"/>
             <w:tcBorders>
               <w:top w:val="single" w:sz="8" w:space="0" w:color="000000"/>
               <w:left w:val="single" w:sz="8" w:space="0" w:color="000000"/>
@@ -12483,7 +12718,7 @@
         </w:tc>
         <w:tc>
           <w:tcPr>
-            <w:tcW w:w="2248" w:type="dxa"/>
+            <w:tcW w:w="1927" w:type="dxa"/>
             <w:tcBorders>
               <w:top w:val="single" w:sz="8" w:space="0" w:color="000000"/>
               <w:left w:val="single" w:sz="8" w:space="0" w:color="000000"/>
@@ -12511,18 +12746,18 @@
         </w:tc>
         <w:tc>
           <w:tcPr>
-            <w:tcW w:w="3913" w:type="dxa"/>
-            <w:tcBorders>
-              <w:top w:val="single" w:sz="8" w:space="0" w:color="000000"/>
-              <w:left w:val="single" w:sz="8" w:space="0" w:color="000000"/>
-              <w:bottom w:val="single" w:sz="8" w:space="0" w:color="000000"/>
-              <w:right w:val="single" w:sz="8" w:space="0" w:color="000000"/>
-            </w:tcBorders>
-            <w:vAlign w:val="center"/>
-          </w:tcPr>
-          <w:p>
-            <w:pPr>
-              <w:jc w:val="both"/>
+            <w:tcW w:w="2835" w:type="dxa"/>
+            <w:tcBorders>
+              <w:top w:val="single" w:sz="8" w:space="0" w:color="000000"/>
+              <w:left w:val="single" w:sz="8" w:space="0" w:color="000000"/>
+              <w:bottom w:val="single" w:sz="8" w:space="0" w:color="000000"/>
+              <w:right w:val="single" w:sz="8" w:space="0" w:color="000000"/>
+            </w:tcBorders>
+            <w:vAlign w:val="center"/>
+          </w:tcPr>
+          <w:p>
+            <w:pPr>
+              <w:jc w:val="left"/>
               <w:rPr>
                 <w:sz w:val="24"/>
                 <w:szCs w:val="24"/>
@@ -12695,6 +12930,7 @@
     <w:p>
       <w:pPr>
         <w:pStyle w:val="Heading1"/>
+        <w:keepNext/>
         <w:numPr>
           <w:ilvl w:val="0"/>
           <w:numId w:val="7"/>
@@ -12723,6 +12959,8 @@
       </w:tblGrid>
       <w:tr>
         <w:trPr>
+          <w:cantSplit/>
+          <w:tblHeader/>
           <w:jc w:val="center"/>
         </w:trPr>
         <w:tc>
@@ -12738,6 +12976,7 @@
           </w:tcPr>
           <w:p>
             <w:pPr>
+              <w:keepNext/>
               <w:jc w:val="center"/>
               <w:rPr>
                 <w:sz w:val="24"/>
@@ -12768,6 +13007,7 @@
           </w:tcPr>
           <w:p>
             <w:pPr>
+              <w:keepNext/>
               <w:jc w:val="center"/>
               <w:rPr>
                 <w:sz w:val="24"/>
@@ -12798,6 +13038,7 @@
           </w:tcPr>
           <w:p>
             <w:pPr>
+              <w:keepNext/>
               <w:jc w:val="center"/>
               <w:rPr>
                 <w:sz w:val="24"/>
@@ -12818,6 +13059,7 @@
       </w:tr>
       <w:tr>
         <w:trPr>
+          <w:cantSplit/>
           <w:jc w:val="center"/>
         </w:trPr>
         <w:tc>
@@ -12889,7 +13131,7 @@
           </w:tcPr>
           <w:p>
             <w:pPr>
-              <w:jc w:val="both"/>
+              <w:jc w:val="left"/>
               <w:rPr>
                 <w:sz w:val="24"/>
                 <w:szCs w:val="24"/>
@@ -12908,6 +13150,7 @@
       </w:tr>
       <w:tr>
         <w:trPr>
+          <w:cantSplit/>
           <w:jc w:val="center"/>
         </w:trPr>
         <w:tc>
@@ -12979,7 +13222,7 @@
           </w:tcPr>
           <w:p>
             <w:pPr>
-              <w:jc w:val="both"/>
+              <w:jc w:val="left"/>
               <w:rPr>
                 <w:sz w:val="24"/>
                 <w:szCs w:val="24"/>
@@ -12998,6 +13241,7 @@
       </w:tr>
       <w:tr>
         <w:trPr>
+          <w:cantSplit/>
           <w:jc w:val="center"/>
         </w:trPr>
         <w:tc>
@@ -13069,7 +13313,7 @@
           </w:tcPr>
           <w:p>
             <w:pPr>
-              <w:jc w:val="both"/>
+              <w:jc w:val="left"/>
               <w:rPr>
                 <w:sz w:val="24"/>
                 <w:szCs w:val="24"/>
@@ -13088,6 +13332,7 @@
       </w:tr>
       <w:tr>
         <w:trPr>
+          <w:cantSplit/>
           <w:jc w:val="center"/>
         </w:trPr>
         <w:tc>
@@ -13159,7 +13404,7 @@
           </w:tcPr>
           <w:p>
             <w:pPr>
-              <w:jc w:val="both"/>
+              <w:jc w:val="left"/>
               <w:rPr>
                 <w:sz w:val="24"/>
                 <w:szCs w:val="24"/>
@@ -13178,6 +13423,7 @@
       </w:tr>
       <w:tr>
         <w:trPr>
+          <w:cantSplit/>
           <w:jc w:val="center"/>
         </w:trPr>
         <w:tc>
@@ -13249,25 +13495,26 @@
           </w:tcPr>
           <w:p>
             <w:pPr>
-              <w:jc w:val="both"/>
-              <w:rPr>
-                <w:sz w:val="24"/>
-                <w:szCs w:val="24"/>
-              </w:rPr>
-            </w:pPr>
-            <w:r>
-              <w:rPr>
-                <w:b w:val="0"/>
-                <w:sz w:val="24"/>
-                <w:szCs w:val="24"/>
-              </w:rPr>
-              <w:t>Respons awal pada hari yang sama bila memungkinkan; penyelesaian sesuai konfirmasi prioritas dan kesepakatan tenggat (USULAN)</w:t>
+              <w:jc w:val="left"/>
+              <w:rPr>
+                <w:sz w:val="24"/>
+                <w:szCs w:val="24"/>
+              </w:rPr>
+            </w:pPr>
+            <w:r>
+              <w:rPr>
+                <w:b w:val="0"/>
+                <w:sz w:val="24"/>
+                <w:szCs w:val="24"/>
+              </w:rPr>
+              <w:t>Respons awal pada hari yang sama jika memungkinkan; penyelesaian sesuai konfirmasi prioritas dan kesepakatan tenggat (USULAN)</w:t>
             </w:r>
           </w:p>
         </w:tc>
       </w:tr>
       <w:tr>
         <w:trPr>
+          <w:cantSplit/>
           <w:jc w:val="center"/>
         </w:trPr>
         <w:tc>
@@ -13339,7 +13586,7 @@
           </w:tcPr>
           <w:p>
             <w:pPr>
-              <w:jc w:val="both"/>
+              <w:jc w:val="left"/>
               <w:rPr>
                 <w:sz w:val="24"/>
                 <w:szCs w:val="24"/>
@@ -13358,6 +13605,7 @@
       </w:tr>
       <w:tr>
         <w:trPr>
+          <w:cantSplit/>
           <w:jc w:val="center"/>
         </w:trPr>
         <w:tc>
@@ -13384,7 +13632,7 @@
                 <w:sz w:val="24"/>
                 <w:szCs w:val="24"/>
               </w:rPr>
-              <w:t>Unggah salinan final dan perbarui register kontrak sesudah kontrak ditandatangani lengkap</w:t>
+              <w:t>Unggah salinan final dan perbarui register kontrak setelah kontrak ditandatangani lengkap</w:t>
             </w:r>
           </w:p>
         </w:tc>
@@ -13429,7 +13677,7 @@
           </w:tcPr>
           <w:p>
             <w:pPr>
-              <w:jc w:val="both"/>
+              <w:jc w:val="left"/>
               <w:rPr>
                 <w:sz w:val="24"/>
                 <w:szCs w:val="24"/>
@@ -13448,6 +13696,7 @@
       </w:tr>
       <w:tr>
         <w:trPr>
+          <w:cantSplit/>
           <w:jc w:val="center"/>
         </w:trPr>
         <w:tc>
@@ -13474,7 +13723,7 @@
                 <w:sz w:val="24"/>
                 <w:szCs w:val="24"/>
               </w:rPr>
-              <w:t>Tinjauan register kontrak</w:t>
+              <w:t>Review register kontrak</w:t>
             </w:r>
           </w:p>
         </w:tc>
@@ -13519,7 +13768,7 @@
           </w:tcPr>
           <w:p>
             <w:pPr>
-              <w:jc w:val="both"/>
+              <w:jc w:val="left"/>
               <w:rPr>
                 <w:sz w:val="24"/>
                 <w:szCs w:val="24"/>
@@ -13538,6 +13787,7 @@
       </w:tr>
       <w:tr>
         <w:trPr>
+          <w:cantSplit/>
           <w:jc w:val="center"/>
         </w:trPr>
         <w:tc>
@@ -13609,7 +13859,7 @@
           </w:tcPr>
           <w:p>
             <w:pPr>
-              <w:jc w:val="both"/>
+              <w:jc w:val="left"/>
               <w:rPr>
                 <w:sz w:val="24"/>
                 <w:szCs w:val="24"/>
@@ -13638,6 +13888,7 @@
     <w:p>
       <w:pPr>
         <w:pStyle w:val="Heading1"/>
+        <w:keepNext/>
         <w:numPr>
           <w:ilvl w:val="0"/>
           <w:numId w:val="7"/>
@@ -13670,6 +13921,10 @@
         <w:gridCol w:w="6765"/>
       </w:tblGrid>
       <w:tr>
+        <w:trPr>
+          <w:cantSplit/>
+          <w:tblHeader/>
+        </w:trPr>
         <w:tc>
           <w:tcPr>
             <w:tcW w:w="2745" w:type="dxa"/>
@@ -13682,6 +13937,7 @@
           </w:tcPr>
           <w:p>
             <w:pPr>
+              <w:keepNext/>
               <w:spacing w:after="120" w:line="252" w:lineRule="auto"/>
               <w:rPr>
                 <w:sz w:val="24"/>
@@ -13710,8 +13966,9 @@
           </w:tcPr>
           <w:p>
             <w:pPr>
+              <w:keepNext/>
               <w:spacing w:after="120" w:line="252" w:lineRule="auto"/>
-              <w:jc w:val="both"/>
+              <w:jc w:val="left"/>
               <w:rPr>
                 <w:sz w:val="24"/>
                 <w:szCs w:val="24"/>
@@ -13729,6 +13986,9 @@
         </w:tc>
       </w:tr>
       <w:tr>
+        <w:trPr>
+          <w:cantSplit/>
+        </w:trPr>
         <w:tc>
           <w:tcPr>
             <w:tcW w:w="2745" w:type="dxa"/>
@@ -13770,7 +14030,7 @@
           <w:p>
             <w:pPr>
               <w:spacing w:after="120" w:line="252" w:lineRule="auto"/>
-              <w:jc w:val="both"/>
+              <w:jc w:val="left"/>
               <w:rPr>
                 <w:sz w:val="24"/>
                 <w:szCs w:val="24"/>
@@ -13788,6 +14048,9 @@
         </w:tc>
       </w:tr>
       <w:tr>
+        <w:trPr>
+          <w:cantSplit/>
+        </w:trPr>
         <w:tc>
           <w:tcPr>
             <w:tcW w:w="2745" w:type="dxa"/>
@@ -13829,24 +14092,27 @@
           <w:p>
             <w:pPr>
               <w:spacing w:after="120" w:line="252" w:lineRule="auto"/>
-              <w:jc w:val="both"/>
-              <w:rPr>
-                <w:sz w:val="24"/>
-                <w:szCs w:val="24"/>
-              </w:rPr>
-            </w:pPr>
-            <w:r>
-              <w:rPr>
-                <w:b w:val="0"/>
-                <w:sz w:val="24"/>
-                <w:szCs w:val="24"/>
-              </w:rPr>
-              <w:t>Staff Legal meminta klarifikasi atau dokumen tambahan sebelum proses dilanjutkan. Bila temuan berpotensi menimbulkan risiko material, Line Manager Legal menentukan tindak lanjutnya (butir 6.2).</w:t>
+              <w:jc w:val="left"/>
+              <w:rPr>
+                <w:sz w:val="24"/>
+                <w:szCs w:val="24"/>
+              </w:rPr>
+            </w:pPr>
+            <w:r>
+              <w:rPr>
+                <w:b w:val="0"/>
+                <w:sz w:val="24"/>
+                <w:szCs w:val="24"/>
+              </w:rPr>
+              <w:t>Staff Legal meminta klarifikasi atau dokumen tambahan sebelum proses dilanjutkan. Jika temuan berpotensi menimbulkan risiko material, Line Manager Legal menentukan tindak lanjutnya (butir 6.2).</w:t>
             </w:r>
           </w:p>
         </w:tc>
       </w:tr>
       <w:tr>
+        <w:trPr>
+          <w:cantSplit/>
+        </w:trPr>
         <w:tc>
           <w:tcPr>
             <w:tcW w:w="2745" w:type="dxa"/>
@@ -13888,7 +14154,7 @@
           <w:p>
             <w:pPr>
               <w:spacing w:after="120" w:line="252" w:lineRule="auto"/>
-              <w:jc w:val="both"/>
+              <w:jc w:val="left"/>
               <w:rPr>
                 <w:sz w:val="24"/>
                 <w:szCs w:val="24"/>
@@ -13906,6 +14172,9 @@
         </w:tc>
       </w:tr>
       <w:tr>
+        <w:trPr>
+          <w:cantSplit/>
+        </w:trPr>
         <w:tc>
           <w:tcPr>
             <w:tcW w:w="2745" w:type="dxa"/>
@@ -13930,7 +14199,7 @@
                 <w:sz w:val="24"/>
                 <w:szCs w:val="24"/>
               </w:rPr>
-              <w:t>Perubahan material sesudah Persetujuan Legal, atau versi final berubah sesudah persetujuan</w:t>
+              <w:t>Perubahan material setelah Persetujuan Legal, atau versi final berubah setelah persetujuan</w:t>
             </w:r>
           </w:p>
         </w:tc>
@@ -13947,7 +14216,7 @@
           <w:p>
             <w:pPr>
               <w:spacing w:after="120" w:line="252" w:lineRule="auto"/>
-              <w:jc w:val="both"/>
+              <w:jc w:val="left"/>
               <w:rPr>
                 <w:sz w:val="24"/>
                 <w:szCs w:val="24"/>
@@ -13965,6 +14234,9 @@
         </w:tc>
       </w:tr>
       <w:tr>
+        <w:trPr>
+          <w:cantSplit/>
+        </w:trPr>
         <w:tc>
           <w:tcPr>
             <w:tcW w:w="2745" w:type="dxa"/>
@@ -14006,7 +14278,7 @@
           <w:p>
             <w:pPr>
               <w:spacing w:after="120" w:line="252" w:lineRule="auto"/>
-              <w:jc w:val="both"/>
+              <w:jc w:val="left"/>
               <w:rPr>
                 <w:sz w:val="24"/>
                 <w:szCs w:val="24"/>
@@ -14024,6 +14296,9 @@
         </w:tc>
       </w:tr>
       <w:tr>
+        <w:trPr>
+          <w:cantSplit/>
+        </w:trPr>
         <w:tc>
           <w:tcPr>
             <w:tcW w:w="2745" w:type="dxa"/>
@@ -14065,7 +14340,7 @@
           <w:p>
             <w:pPr>
               <w:spacing w:after="120" w:line="252" w:lineRule="auto"/>
-              <w:jc w:val="both"/>
+              <w:jc w:val="left"/>
               <w:rPr>
                 <w:sz w:val="24"/>
                 <w:szCs w:val="24"/>
@@ -14083,6 +14358,9 @@
         </w:tc>
       </w:tr>
       <w:tr>
+        <w:trPr>
+          <w:cantSplit/>
+        </w:trPr>
         <w:tc>
           <w:tcPr>
             <w:tcW w:w="2745" w:type="dxa"/>
@@ -14124,7 +14402,7 @@
           <w:p>
             <w:pPr>
               <w:spacing w:after="120" w:line="252" w:lineRule="auto"/>
-              <w:jc w:val="both"/>
+              <w:jc w:val="left"/>
               <w:rPr>
                 <w:sz w:val="24"/>
                 <w:szCs w:val="24"/>
@@ -14142,6 +14420,9 @@
         </w:tc>
       </w:tr>
       <w:tr>
+        <w:trPr>
+          <w:cantSplit/>
+        </w:trPr>
         <w:tc>
           <w:tcPr>
             <w:tcW w:w="2745" w:type="dxa"/>
@@ -14183,7 +14464,7 @@
           <w:p>
             <w:pPr>
               <w:spacing w:after="120" w:line="252" w:lineRule="auto"/>
-              <w:jc w:val="both"/>
+              <w:jc w:val="left"/>
               <w:rPr>
                 <w:sz w:val="24"/>
                 <w:szCs w:val="24"/>
@@ -14254,7 +14535,7 @@
           <w:sz w:val="24"/>
           <w:szCs w:val="24"/>
         </w:rPr>
-        <w:t xml:space="preserve">Line Manager Legal memantau penerapan SOP ini lewat register permintaan Legal, ketepatan waktu review, kelengkapan bukti persetujuan, dan hasil pemeriksaan dokumen.</w:t>
+        <w:t xml:space="preserve">Line Manager Legal memantau penerapan SOP ini melalui register permintaan Legal, ketepatan waktu review, kelengkapan bukti persetujuan, dan hasil pemeriksaan dokumen.</w:t>
       </w:r>
     </w:p>
     <w:p>
@@ -14330,6 +14611,7 @@
     </w:p>
     <w:p>
       <w:pPr>
+        <w:keepNext/>
         <w:pBdr>
           <w:top w:val="nil"/>
           <w:left w:val="nil"/>
@@ -14376,6 +14658,8 @@
       </w:tblGrid>
       <w:tr>
         <w:trPr>
+          <w:cantSplit/>
+          <w:tblHeader/>
           <w:jc w:val="center"/>
         </w:trPr>
         <w:tc>
@@ -14385,6 +14669,7 @@
           </w:tcPr>
           <w:p>
             <w:pPr>
+              <w:keepNext/>
               <w:jc w:val="center"/>
               <w:rPr>
                 <w:sz w:val="24"/>
@@ -14409,6 +14694,7 @@
           </w:tcPr>
           <w:p>
             <w:pPr>
+              <w:keepNext/>
               <w:jc w:val="center"/>
               <w:rPr>
                 <w:sz w:val="24"/>
@@ -14429,6 +14715,7 @@
       </w:tr>
       <w:tr>
         <w:trPr>
+          <w:cantSplit/>
           <w:jc w:val="center"/>
         </w:trPr>
         <w:tc>
@@ -14478,6 +14765,7 @@
       </w:tr>
       <w:tr>
         <w:trPr>
+          <w:cantSplit/>
           <w:jc w:val="center"/>
         </w:trPr>
         <w:tc>
@@ -14527,6 +14815,7 @@
       </w:tr>
       <w:tr>
         <w:trPr>
+          <w:cantSplit/>
           <w:jc w:val="center"/>
         </w:trPr>
         <w:tc>
@@ -14576,6 +14865,7 @@
       </w:tr>
       <w:tr>
         <w:trPr>
+          <w:cantSplit/>
           <w:jc w:val="center"/>
         </w:trPr>
         <w:tc>
@@ -14625,6 +14915,7 @@
       </w:tr>
       <w:tr>
         <w:trPr>
+          <w:cantSplit/>
           <w:jc w:val="center"/>
         </w:trPr>
         <w:tc>
@@ -14674,6 +14965,7 @@
       </w:tr>
       <w:tr>
         <w:trPr>
+          <w:cantSplit/>
           <w:jc w:val="center"/>
         </w:trPr>
         <w:tc>
@@ -14723,6 +15015,7 @@
       </w:tr>
       <w:tr>
         <w:trPr>
+          <w:cantSplit/>
           <w:jc w:val="center"/>
         </w:trPr>
         <w:tc>
@@ -14772,6 +15065,7 @@
       </w:tr>
       <w:tr>
         <w:trPr>
+          <w:cantSplit/>
           <w:jc w:val="center"/>
         </w:trPr>
         <w:tc>
@@ -14821,6 +15115,7 @@
       </w:tr>
       <w:tr>
         <w:trPr>
+          <w:cantSplit/>
           <w:jc w:val="center"/>
         </w:trPr>
         <w:tc>
@@ -14870,6 +15165,7 @@
       </w:tr>
       <w:tr>
         <w:trPr>
+          <w:cantSplit/>
           <w:jc w:val="center"/>
         </w:trPr>
         <w:tc>
@@ -14920,6 +15216,7 @@
     </w:tbl>
     <w:p>
       <w:pPr>
+        <w:keepNext/>
         <w:pBdr>
           <w:top w:val="nil"/>
           <w:left w:val="nil"/>
@@ -14959,6 +15256,8 @@
       </w:tblGrid>
       <w:tr>
         <w:trPr>
+          <w:cantSplit/>
+          <w:tblHeader/>
           <w:jc w:val="center"/>
         </w:trPr>
         <w:tc>
@@ -14974,6 +15273,7 @@
           </w:tcPr>
           <w:p>
             <w:pPr>
+              <w:keepNext/>
               <w:jc w:val="center"/>
               <w:rPr>
                 <w:sz w:val="24"/>
@@ -15004,6 +15304,7 @@
           </w:tcPr>
           <w:p>
             <w:pPr>
+              <w:keepNext/>
               <w:jc w:val="center"/>
               <w:rPr>
                 <w:sz w:val="24"/>
@@ -15034,6 +15335,7 @@
           </w:tcPr>
           <w:p>
             <w:pPr>
+              <w:keepNext/>
               <w:jc w:val="center"/>
               <w:rPr>
                 <w:sz w:val="24"/>
@@ -15054,6 +15356,7 @@
       </w:tr>
       <w:tr>
         <w:trPr>
+          <w:cantSplit/>
           <w:jc w:val="center"/>
         </w:trPr>
         <w:tc>
@@ -15125,7 +15428,7 @@
           </w:tcPr>
           <w:p>
             <w:pPr>
-              <w:jc w:val="both"/>
+              <w:jc w:val="left"/>
               <w:rPr>
                 <w:sz w:val="24"/>
                 <w:szCs w:val="24"/>
@@ -15144,6 +15447,7 @@
       </w:tr>
       <w:tr>
         <w:trPr>
+          <w:cantSplit/>
           <w:jc w:val="center"/>
         </w:trPr>
         <w:tc>
@@ -15215,7 +15519,7 @@
           </w:tcPr>
           <w:p>
             <w:pPr>
-              <w:jc w:val="both"/>
+              <w:jc w:val="left"/>
               <w:rPr>
                 <w:sz w:val="24"/>
                 <w:szCs w:val="24"/>
@@ -15234,6 +15538,7 @@
       </w:tr>
       <w:tr>
         <w:trPr>
+          <w:cantSplit/>
           <w:jc w:val="center"/>
         </w:trPr>
         <w:tc>
@@ -15305,7 +15610,7 @@
           </w:tcPr>
           <w:p>
             <w:pPr>
-              <w:jc w:val="both"/>
+              <w:jc w:val="left"/>
               <w:rPr>
                 <w:sz w:val="24"/>
                 <w:szCs w:val="24"/>
@@ -15324,6 +15629,7 @@
       </w:tr>
       <w:tr>
         <w:trPr>
+          <w:cantSplit/>
           <w:jc w:val="center"/>
         </w:trPr>
         <w:tc>
@@ -15395,7 +15701,7 @@
           </w:tcPr>
           <w:p>
             <w:pPr>
-              <w:jc w:val="both"/>
+              <w:jc w:val="left"/>
               <w:rPr>
                 <w:sz w:val="24"/>
                 <w:szCs w:val="24"/>
@@ -15414,6 +15720,7 @@
       </w:tr>
       <w:tr>
         <w:trPr>
+          <w:cantSplit/>
           <w:jc w:val="center"/>
         </w:trPr>
         <w:tc>
@@ -15485,7 +15792,7 @@
           </w:tcPr>
           <w:p>
             <w:pPr>
-              <w:jc w:val="both"/>
+              <w:jc w:val="left"/>
               <w:rPr>
                 <w:sz w:val="24"/>
                 <w:szCs w:val="24"/>
@@ -15504,6 +15811,7 @@
       </w:tr>
       <w:tr>
         <w:trPr>
+          <w:cantSplit/>
           <w:jc w:val="center"/>
         </w:trPr>
         <w:tc>
@@ -15575,7 +15883,7 @@
           </w:tcPr>
           <w:p>
             <w:pPr>
-              <w:jc w:val="both"/>
+              <w:jc w:val="left"/>
               <w:rPr>
                 <w:sz w:val="24"/>
                 <w:szCs w:val="24"/>

--- a/out/04_Legal/SNX-LEG-SOP-02 Contract Review & Legal Approval (Rev00 DRAFT).docx
+++ b/out/04_Legal/SNX-LEG-SOP-02 Contract Review & Legal Approval (Rev00 DRAFT).docx
@@ -5019,7 +5019,7 @@
           <w:sz w:val="24"/>
           <w:szCs w:val="24"/>
         </w:rPr>
-        <w:t xml:space="preserve">Kanal resmi permintaan belum ditetapkan, sehingga langkah 1 memakai ticket GLPI (USULAN).</w:t>
+        <w:t xml:space="preserve">Kanal resmi permintaan belum ditetapkan. Langkah 1 memakai ticket GLPI (USULAN).</w:t>
       </w:r>
     </w:p>
     <w:tbl>
